--- a/data/revised_2026-10_full/tracked/v2/Maths/SS4.2_Probability_I/Mathematics_Probability_I_CBE_LessonSequence_TRACKED.docx
+++ b/data/revised_2026-10_full/tracked/v2/Maths/SS4.2_Probability_I/Mathematics_Probability_I_CBE_LessonSequence_TRACKED.docx
@@ -427,10 +427,10 @@
               <w:spacing w:after="40" w:before="0"/>
               <w:jc w:val="left"/>
               <w:rPr>
-                <w:ins w:id="9002" w:author="Claude (AI) - proposed" w:date="2026-10-15T12:58:38Z"/>
-              </w:rPr>
-            </w:pPr>
-            <w:ins w:id="9001" w:author="Claude (AI) - proposed" w:date="2026-10-15T12:58:38Z">
+                <w:ins w:id="9002" w:author="Claude (AI) - proposed" w:date="2026-10-18T00:31:47Z"/>
+              </w:rPr>
+            </w:pPr>
+            <w:ins w:id="9001" w:author="Claude (AI) - proposed" w:date="2026-10-18T00:31:47Z">
               <w:r>
                 <w:rPr>
                   <w:rFonts w:ascii="Arial" w:cs="Arial" w:eastAsia="Arial" w:hAnsi="Arial"/>
@@ -452,10 +452,10 @@
               <w:spacing w:after="40" w:before="0"/>
               <w:jc w:val="left"/>
               <w:rPr>
-                <w:del w:id="9004" w:author="Claude (AI) - proposed" w:date="2026-10-15T12:58:38Z"/>
-              </w:rPr>
-            </w:pPr>
-            <w:del w:id="9003" w:author="Claude (AI) - proposed" w:date="2026-10-15T12:58:38Z">
+                <w:del w:id="9004" w:author="Claude (AI) - proposed" w:date="2026-10-18T00:31:47Z"/>
+              </w:rPr>
+            </w:pPr>
+            <w:del w:id="9003" w:author="Claude (AI) - proposed" w:date="2026-10-18T00:31:47Z">
               <w:r>
                 <w:rPr>
                   <w:rFonts w:ascii="Arial" w:cs="Arial" w:eastAsia="Arial" w:hAnsi="Arial"/>
@@ -578,7 +578,7 @@
               </w:rPr>
               <w:t xml:space="preserve">–  Mutually exclusive </w:t>
             </w:r>
-            <w:ins w:id="9005" w:author="Claude (AI) - proposed" w:date="2026-10-15T12:58:38Z">
+            <w:ins w:id="9005" w:author="Claude (AI) - proposed" w:date="2026-10-18T00:31:47Z">
               <w:r>
                 <w:rPr>
                   <w:rFonts w:ascii="Arial" w:cs="Arial" w:eastAsia="Arial" w:hAnsi="Arial"/>
@@ -613,10 +613,10 @@
               <w:ind w:left="360" w:hanging="180"/>
               <w:jc w:val="left"/>
               <w:rPr>
-                <w:del w:id="9007" w:author="Claude (AI) - proposed" w:date="2026-10-15T12:58:38Z"/>
-              </w:rPr>
-            </w:pPr>
-            <w:del w:id="9006" w:author="Claude (AI) - proposed" w:date="2026-10-15T12:58:38Z">
+                <w:del w:id="9007" w:author="Claude (AI) - proposed" w:date="2026-10-18T00:31:47Z"/>
+              </w:rPr>
+            </w:pPr>
+            <w:del w:id="9006" w:author="Claude (AI) - proposed" w:date="2026-10-18T00:31:47Z">
               <w:r>
                 <w:rPr>
                   <w:rFonts w:ascii="Arial" w:cs="Arial" w:eastAsia="Arial" w:hAnsi="Arial"/>
@@ -651,7 +651,7 @@
               </w:rPr>
               <w:t xml:space="preserve">–  Laws of </w:t>
             </w:r>
-            <w:del w:id="9008" w:author="Claude (AI) - proposed" w:date="2026-10-15T12:58:38Z">
+            <w:del w:id="9008" w:author="Claude (AI) - proposed" w:date="2026-10-18T00:31:47Z">
               <w:r>
                 <w:rPr>
                   <w:rFonts w:ascii="Arial" w:cs="Arial" w:eastAsia="Arial" w:hAnsi="Arial"/>
@@ -666,7 +666,7 @@
                 <w:delText xml:space="preserve">probability (addition and multiplication laws)</w:delText>
               </w:r>
             </w:del>
-            <w:ins w:id="9009" w:author="Claude (AI) - proposed" w:date="2026-10-15T12:58:38Z">
+            <w:ins w:id="9009" w:author="Claude (AI) - proposed" w:date="2026-10-18T00:31:47Z">
               <w:r>
                 <w:rPr>
                   <w:rFonts w:ascii="Arial" w:cs="Arial" w:eastAsia="Arial" w:hAnsi="Arial"/>
@@ -769,7 +769,7 @@
               </w:rPr>
               <w:t xml:space="preserve">By the end of the sub</w:t>
             </w:r>
-            <w:del w:id="9010" w:author="Claude (AI) - proposed" w:date="2026-10-15T12:58:38Z">
+            <w:del w:id="9010" w:author="Claude (AI) - proposed" w:date="2026-10-18T00:31:47Z">
               <w:r>
                 <w:rPr>
                   <w:rFonts w:ascii="Arial" w:cs="Arial" w:eastAsia="Arial" w:hAnsi="Arial"/>
@@ -784,7 +784,7 @@
                 <w:delText xml:space="preserve">-strand,</w:delText>
               </w:r>
             </w:del>
-            <w:ins w:id="9011" w:author="Claude (AI) - proposed" w:date="2026-10-15T12:58:38Z">
+            <w:ins w:id="9011" w:author="Claude (AI) - proposed" w:date="2026-10-18T00:31:47Z">
               <w:r>
                 <w:rPr>
                   <w:rFonts w:ascii="Arial" w:cs="Arial" w:eastAsia="Arial" w:hAnsi="Arial"/>
@@ -832,7 +832,7 @@
               </w:rPr>
               <w:t xml:space="preserve">a) </w:t>
             </w:r>
-            <w:del w:id="9012" w:author="Claude (AI) - proposed" w:date="2026-10-15T12:58:38Z">
+            <w:del w:id="9012" w:author="Claude (AI) - proposed" w:date="2026-10-18T00:31:47Z">
               <w:r>
                 <w:rPr>
                   <w:rFonts w:ascii="Arial" w:cs="Arial" w:eastAsia="Arial" w:hAnsi="Arial"/>
@@ -847,7 +847,7 @@
                 <w:delText xml:space="preserve">carry out experiments to determine the experimental probability of events</w:delText>
               </w:r>
             </w:del>
-            <w:ins w:id="9013" w:author="Claude (AI) - proposed" w:date="2026-10-15T12:58:38Z">
+            <w:ins w:id="9013" w:author="Claude (AI) - proposed" w:date="2026-10-18T00:31:47Z">
               <w:r>
                 <w:rPr>
                   <w:rFonts w:ascii="Arial" w:cs="Arial" w:eastAsia="Arial" w:hAnsi="Arial"/>
@@ -869,10 +869,10 @@
               <w:spacing w:after="40" w:before="0"/>
               <w:jc w:val="left"/>
               <w:rPr>
-                <w:ins w:id="9015" w:author="Claude (AI) - proposed" w:date="2026-10-15T12:58:38Z"/>
-              </w:rPr>
-            </w:pPr>
-            <w:ins w:id="9014" w:author="Claude (AI) - proposed" w:date="2026-10-15T12:58:38Z">
+                <w:ins w:id="9015" w:author="Claude (AI) - proposed" w:date="2026-10-18T00:31:47Z"/>
+              </w:rPr>
+            </w:pPr>
+            <w:ins w:id="9014" w:author="Claude (AI) - proposed" w:date="2026-10-18T00:31:47Z">
               <w:r>
                 <w:rPr>
                   <w:rFonts w:ascii="Arial" w:cs="Arial" w:eastAsia="Arial" w:hAnsi="Arial"/>
@@ -894,7 +894,7 @@
               <w:spacing w:after="40" w:before="0"/>
               <w:jc w:val="left"/>
             </w:pPr>
-            <w:del w:id="9016" w:author="Claude (AI) - proposed" w:date="2026-10-15T12:58:38Z">
+            <w:del w:id="9016" w:author="Claude (AI) - proposed" w:date="2026-10-18T00:31:47Z">
               <w:r>
                 <w:rPr>
                   <w:rFonts w:ascii="Arial" w:cs="Arial" w:eastAsia="Arial" w:hAnsi="Arial"/>
@@ -909,7 +909,7 @@
                 <w:delText xml:space="preserve">b) determine the probability space of an experiment and the probability of an event from it</w:delText>
               </w:r>
             </w:del>
-            <w:ins w:id="9017" w:author="Claude (AI) - proposed" w:date="2026-10-15T12:58:38Z">
+            <w:ins w:id="9017" w:author="Claude (AI) - proposed" w:date="2026-10-18T00:31:47Z">
               <w:r>
                 <w:rPr>
                   <w:rFonts w:ascii="Arial" w:cs="Arial" w:eastAsia="Arial" w:hAnsi="Arial"/>
@@ -931,7 +931,7 @@
               <w:spacing w:after="40" w:before="0"/>
               <w:jc w:val="left"/>
             </w:pPr>
-            <w:del w:id="9018" w:author="Claude (AI) - proposed" w:date="2026-10-15T12:58:38Z">
+            <w:del w:id="9018" w:author="Claude (AI) - proposed" w:date="2026-10-18T00:31:47Z">
               <w:r>
                 <w:rPr>
                   <w:rFonts w:ascii="Arial" w:cs="Arial" w:eastAsia="Arial" w:hAnsi="Arial"/>
@@ -946,7 +946,7 @@
                 <w:delText xml:space="preserve">c) distinguish between</w:delText>
               </w:r>
             </w:del>
-            <w:ins w:id="9019" w:author="Claude (AI) - proposed" w:date="2026-10-15T12:58:38Z">
+            <w:ins w:id="9019" w:author="Claude (AI) - proposed" w:date="2026-10-18T00:31:47Z">
               <w:r>
                 <w:rPr>
                   <w:rFonts w:ascii="Arial" w:cs="Arial" w:eastAsia="Arial" w:hAnsi="Arial"/>
@@ -981,7 +981,7 @@
               <w:spacing w:after="40" w:before="0"/>
               <w:jc w:val="left"/>
             </w:pPr>
-            <w:del w:id="9020" w:author="Claude (AI) - proposed" w:date="2026-10-15T12:58:38Z">
+            <w:del w:id="9020" w:author="Claude (AI) - proposed" w:date="2026-10-18T00:31:47Z">
               <w:r>
                 <w:rPr>
                   <w:rFonts w:ascii="Arial" w:cs="Arial" w:eastAsia="Arial" w:hAnsi="Arial"/>
@@ -996,7 +996,7 @@
                 <w:delText xml:space="preserve">d</w:delText>
               </w:r>
             </w:del>
-            <w:ins w:id="9021" w:author="Claude (AI) - proposed" w:date="2026-10-15T12:58:38Z">
+            <w:ins w:id="9021" w:author="Claude (AI) - proposed" w:date="2026-10-18T00:31:47Z">
               <w:r>
                 <w:rPr>
                   <w:rFonts w:ascii="Arial" w:cs="Arial" w:eastAsia="Arial" w:hAnsi="Arial"/>
@@ -1024,7 +1024,7 @@
               </w:rPr>
               <w:t xml:space="preserve">) apply the laws of probability </w:t>
             </w:r>
-            <w:del w:id="9022" w:author="Claude (AI) - proposed" w:date="2026-10-15T12:58:38Z">
+            <w:del w:id="9022" w:author="Claude (AI) - proposed" w:date="2026-10-18T00:31:47Z">
               <w:r>
                 <w:rPr>
                   <w:rFonts w:ascii="Arial" w:cs="Arial" w:eastAsia="Arial" w:hAnsi="Arial"/>
@@ -1039,7 +1039,7 @@
                 <w:delText xml:space="preserve">to solve problems involving mutually exclusive and independent events</w:delText>
               </w:r>
             </w:del>
-            <w:ins w:id="9023" w:author="Claude (AI) - proposed" w:date="2026-10-15T12:58:38Z">
+            <w:ins w:id="9023" w:author="Claude (AI) - proposed" w:date="2026-10-18T00:31:47Z">
               <w:r>
                 <w:rPr>
                   <w:rFonts w:ascii="Arial" w:cs="Arial" w:eastAsia="Arial" w:hAnsi="Arial"/>
@@ -1061,10 +1061,10 @@
               <w:spacing w:after="40" w:before="0"/>
               <w:jc w:val="left"/>
               <w:rPr>
-                <w:ins w:id="9025" w:author="Claude (AI) - proposed" w:date="2026-10-15T12:58:38Z"/>
-              </w:rPr>
-            </w:pPr>
-            <w:ins w:id="9024" w:author="Claude (AI) - proposed" w:date="2026-10-15T12:58:38Z">
+                <w:ins w:id="9025" w:author="Claude (AI) - proposed" w:date="2026-10-18T00:31:47Z"/>
+              </w:rPr>
+            </w:pPr>
+            <w:ins w:id="9024" w:author="Claude (AI) - proposed" w:date="2026-10-18T00:31:47Z">
               <w:r>
                 <w:rPr>
                   <w:rFonts w:ascii="Arial" w:cs="Arial" w:eastAsia="Arial" w:hAnsi="Arial"/>
@@ -1086,10 +1086,10 @@
               <w:spacing w:after="40" w:before="0"/>
               <w:jc w:val="left"/>
               <w:rPr>
-                <w:del w:id="9027" w:author="Claude (AI) - proposed" w:date="2026-10-15T12:58:38Z"/>
-              </w:rPr>
-            </w:pPr>
-            <w:del w:id="9026" w:author="Claude (AI) - proposed" w:date="2026-10-15T12:58:38Z">
+                <w:del w:id="9027" w:author="Claude (AI) - proposed" w:date="2026-10-18T00:31:47Z"/>
+              </w:rPr>
+            </w:pPr>
+            <w:del w:id="9026" w:author="Claude (AI) - proposed" w:date="2026-10-18T00:31:47Z">
               <w:r>
                 <w:rPr>
                   <w:rFonts w:ascii="Arial" w:cs="Arial" w:eastAsia="Arial" w:hAnsi="Arial"/>
@@ -1111,7 +1111,7 @@
               <w:spacing w:after="40" w:before="0"/>
               <w:jc w:val="left"/>
             </w:pPr>
-            <w:del w:id="9028" w:author="Claude (AI) - proposed" w:date="2026-10-15T12:58:38Z">
+            <w:del w:id="9028" w:author="Claude (AI) - proposed" w:date="2026-10-18T00:31:47Z">
               <w:r>
                 <w:rPr>
                   <w:rFonts w:ascii="Arial" w:cs="Arial" w:eastAsia="Arial" w:hAnsi="Arial"/>
@@ -1126,7 +1126,7 @@
                 <w:delText xml:space="preserve">f</w:delText>
               </w:r>
             </w:del>
-            <w:ins w:id="9029" w:author="Claude (AI) - proposed" w:date="2026-10-15T12:58:38Z">
+            <w:ins w:id="9029" w:author="Claude (AI) - proposed" w:date="2026-10-18T00:31:47Z">
               <w:r>
                 <w:rPr>
                   <w:rFonts w:ascii="Arial" w:cs="Arial" w:eastAsia="Arial" w:hAnsi="Arial"/>
@@ -1154,7 +1154,7 @@
               </w:rPr>
               <w:t xml:space="preserve">) appreciate the application of probability in real</w:t>
             </w:r>
-            <w:del w:id="9030" w:author="Claude (AI) - proposed" w:date="2026-10-15T12:58:38Z">
+            <w:del w:id="9030" w:author="Claude (AI) - proposed" w:date="2026-10-18T00:31:47Z">
               <w:r>
                 <w:rPr>
                   <w:rFonts w:ascii="Arial" w:cs="Arial" w:eastAsia="Arial" w:hAnsi="Arial"/>
@@ -1169,7 +1169,7 @@
                 <w:delText xml:space="preserve"> life situations such as weather forecasting, farming and planning</w:delText>
               </w:r>
             </w:del>
-            <w:ins w:id="9031" w:author="Claude (AI) - proposed" w:date="2026-10-15T12:58:38Z">
+            <w:ins w:id="9031" w:author="Claude (AI) - proposed" w:date="2026-10-18T00:31:47Z">
               <w:r>
                 <w:rPr>
                   <w:rFonts w:ascii="Arial" w:cs="Arial" w:eastAsia="Arial" w:hAnsi="Arial"/>
@@ -1239,10 +1239,10 @@
               <w:ind w:left="360" w:hanging="180"/>
               <w:jc w:val="left"/>
               <w:rPr>
-                <w:del w:id="9033" w:author="Claude (AI) - proposed" w:date="2026-10-15T12:58:38Z"/>
-              </w:rPr>
-            </w:pPr>
-            <w:del w:id="9032" w:author="Claude (AI) - proposed" w:date="2026-10-15T12:58:38Z">
+                <w:del w:id="9033" w:author="Claude (AI) - proposed" w:date="2026-10-18T00:31:47Z"/>
+              </w:rPr>
+            </w:pPr>
+            <w:del w:id="9032" w:author="Claude (AI) - proposed" w:date="2026-10-18T00:31:47Z">
               <w:r>
                 <w:rPr>
                   <w:rFonts w:ascii="Arial" w:cs="Arial" w:eastAsia="Arial" w:hAnsi="Arial"/>
@@ -1264,7 +1264,7 @@
               <w:ind w:left="360" w:hanging="180"/>
               <w:jc w:val="left"/>
             </w:pPr>
-            <w:del w:id="9034" w:author="Claude (AI) - proposed" w:date="2026-10-15T12:58:38Z">
+            <w:del w:id="9034" w:author="Claude (AI) - proposed" w:date="2026-10-18T00:31:47Z">
               <w:r>
                 <w:rPr>
                   <w:rFonts w:ascii="Arial" w:cs="Arial" w:eastAsia="Arial" w:hAnsi="Arial"/>
@@ -1279,7 +1279,7 @@
                 <w:delText xml:space="preserve">–  Communication and collaboration: learners work in groups to run experiments (coins, dice, bottle tops), share results and justify predictions about rainfall and other events.</w:delText>
               </w:r>
             </w:del>
-            <w:ins w:id="9035" w:author="Claude (AI) - proposed" w:date="2026-10-15T12:58:38Z">
+            <w:ins w:id="9035" w:author="Claude (AI) - proposed" w:date="2026-10-18T00:31:47Z">
               <w:r>
                 <w:rPr>
                   <w:rFonts w:ascii="Arial" w:cs="Arial" w:eastAsia="Arial" w:hAnsi="Arial"/>
@@ -1301,10 +1301,10 @@
               <w:ind w:left="360" w:hanging="180"/>
               <w:jc w:val="left"/>
               <w:rPr>
-                <w:ins w:id="9037" w:author="Claude (AI) - proposed" w:date="2026-10-15T12:58:38Z"/>
-              </w:rPr>
-            </w:pPr>
-            <w:ins w:id="9036" w:author="Claude (AI) - proposed" w:date="2026-10-15T12:58:38Z">
+                <w:ins w:id="9037" w:author="Claude (AI) - proposed" w:date="2026-10-18T00:31:47Z"/>
+              </w:rPr>
+            </w:pPr>
+            <w:ins w:id="9036" w:author="Claude (AI) - proposed" w:date="2026-10-18T00:31:47Z">
               <w:r>
                 <w:rPr>
                   <w:rFonts w:ascii="Arial" w:cs="Arial" w:eastAsia="Arial" w:hAnsi="Arial"/>
@@ -1326,10 +1326,10 @@
               <w:ind w:left="360" w:hanging="180"/>
               <w:jc w:val="left"/>
               <w:rPr>
-                <w:ins w:id="9039" w:author="Claude (AI) - proposed" w:date="2026-10-15T12:58:38Z"/>
-              </w:rPr>
-            </w:pPr>
-            <w:ins w:id="9038" w:author="Claude (AI) - proposed" w:date="2026-10-15T12:58:38Z">
+                <w:ins w:id="9039" w:author="Claude (AI) - proposed" w:date="2026-10-18T00:31:47Z"/>
+              </w:rPr>
+            </w:pPr>
+            <w:ins w:id="9038" w:author="Claude (AI) - proposed" w:date="2026-10-18T00:31:47Z">
               <w:r>
                 <w:rPr>
                   <w:rFonts w:ascii="Arial" w:cs="Arial" w:eastAsia="Arial" w:hAnsi="Arial"/>
@@ -1351,10 +1351,10 @@
               <w:spacing w:after="40" w:before="0"/>
               <w:jc w:val="left"/>
               <w:rPr>
-                <w:ins w:id="9041" w:author="Claude (AI) - proposed" w:date="2026-10-15T12:58:38Z"/>
-              </w:rPr>
-            </w:pPr>
-            <w:ins w:id="9040" w:author="Claude (AI) - proposed" w:date="2026-10-15T12:58:38Z">
+                <w:ins w:id="9041" w:author="Claude (AI) - proposed" w:date="2026-10-18T00:31:47Z"/>
+              </w:rPr>
+            </w:pPr>
+            <w:ins w:id="9040" w:author="Claude (AI) - proposed" w:date="2026-10-18T00:31:47Z">
               <w:r>
                 <w:rPr>
                   <w:rFonts w:ascii="Arial" w:cs="Arial" w:eastAsia="Arial" w:hAnsi="Arial"/>
@@ -1376,10 +1376,10 @@
               <w:spacing w:after="40" w:before="0"/>
               <w:jc w:val="left"/>
               <w:rPr>
-                <w:ins w:id="9043" w:author="Claude (AI) - proposed" w:date="2026-10-15T12:58:38Z"/>
-              </w:rPr>
-            </w:pPr>
-            <w:ins w:id="9042" w:author="Claude (AI) - proposed" w:date="2026-10-15T12:58:38Z">
+                <w:ins w:id="9043" w:author="Claude (AI) - proposed" w:date="2026-10-18T00:31:47Z"/>
+              </w:rPr>
+            </w:pPr>
+            <w:ins w:id="9042" w:author="Claude (AI) - proposed" w:date="2026-10-18T00:31:47Z">
               <w:r>
                 <w:rPr>
                   <w:rFonts w:ascii="Arial" w:cs="Arial" w:eastAsia="Arial" w:hAnsi="Arial"/>
@@ -1401,10 +1401,10 @@
               <w:ind w:left="360" w:hanging="180"/>
               <w:jc w:val="left"/>
               <w:rPr>
-                <w:del w:id="9045" w:author="Claude (AI) - proposed" w:date="2026-10-15T12:58:38Z"/>
-              </w:rPr>
-            </w:pPr>
-            <w:del w:id="9044" w:author="Claude (AI) - proposed" w:date="2026-10-15T12:58:38Z">
+                <w:del w:id="9045" w:author="Claude (AI) - proposed" w:date="2026-10-18T00:31:47Z"/>
+              </w:rPr>
+            </w:pPr>
+            <w:del w:id="9044" w:author="Claude (AI) - proposed" w:date="2026-10-18T00:31:47Z">
               <w:r>
                 <w:rPr>
                   <w:rFonts w:ascii="Arial" w:cs="Arial" w:eastAsia="Arial" w:hAnsi="Arial"/>
@@ -1426,10 +1426,10 @@
               <w:ind w:left="360" w:hanging="180"/>
               <w:jc w:val="left"/>
               <w:rPr>
-                <w:del w:id="9047" w:author="Claude (AI) - proposed" w:date="2026-10-15T12:58:38Z"/>
-              </w:rPr>
-            </w:pPr>
-            <w:del w:id="9046" w:author="Claude (AI) - proposed" w:date="2026-10-15T12:58:38Z">
+                <w:del w:id="9047" w:author="Claude (AI) - proposed" w:date="2026-10-18T00:31:47Z"/>
+              </w:rPr>
+            </w:pPr>
+            <w:del w:id="9046" w:author="Claude (AI) - proposed" w:date="2026-10-18T00:31:47Z">
               <w:r>
                 <w:rPr>
                   <w:rFonts w:ascii="Arial" w:cs="Arial" w:eastAsia="Arial" w:hAnsi="Arial"/>
@@ -1499,10 +1499,10 @@
               <w:ind w:left="360" w:hanging="180"/>
               <w:jc w:val="left"/>
               <w:rPr>
-                <w:ins w:id="9049" w:author="Claude (AI) - proposed" w:date="2026-10-15T12:58:38Z"/>
-              </w:rPr>
-            </w:pPr>
-            <w:ins w:id="9048" w:author="Claude (AI) - proposed" w:date="2026-10-15T12:58:38Z">
+                <w:ins w:id="9049" w:author="Claude (AI) - proposed" w:date="2026-10-18T00:31:47Z"/>
+              </w:rPr>
+            </w:pPr>
+            <w:ins w:id="9048" w:author="Claude (AI) - proposed" w:date="2026-10-18T00:31:47Z">
               <w:r>
                 <w:rPr>
                   <w:rFonts w:ascii="Arial" w:cs="Arial" w:eastAsia="Arial" w:hAnsi="Arial"/>
@@ -1524,10 +1524,10 @@
               <w:ind w:left="360" w:hanging="180"/>
               <w:jc w:val="left"/>
               <w:rPr>
-                <w:ins w:id="9051" w:author="Claude (AI) - proposed" w:date="2026-10-15T12:58:38Z"/>
-              </w:rPr>
-            </w:pPr>
-            <w:ins w:id="9050" w:author="Claude (AI) - proposed" w:date="2026-10-15T12:58:38Z">
+                <w:ins w:id="9051" w:author="Claude (AI) - proposed" w:date="2026-10-18T00:31:47Z"/>
+              </w:rPr>
+            </w:pPr>
+            <w:ins w:id="9050" w:author="Claude (AI) - proposed" w:date="2026-10-18T00:31:47Z">
               <w:r>
                 <w:rPr>
                   <w:rFonts w:ascii="Arial" w:cs="Arial" w:eastAsia="Arial" w:hAnsi="Arial"/>
@@ -1549,10 +1549,10 @@
               <w:spacing w:after="40" w:before="0"/>
               <w:jc w:val="left"/>
               <w:rPr>
-                <w:ins w:id="9053" w:author="Claude (AI) - proposed" w:date="2026-10-15T12:58:38Z"/>
-              </w:rPr>
-            </w:pPr>
-            <w:ins w:id="9052" w:author="Claude (AI) - proposed" w:date="2026-10-15T12:58:38Z">
+                <w:ins w:id="9053" w:author="Claude (AI) - proposed" w:date="2026-10-18T00:31:47Z"/>
+              </w:rPr>
+            </w:pPr>
+            <w:ins w:id="9052" w:author="Claude (AI) - proposed" w:date="2026-10-18T00:31:47Z">
               <w:r>
                 <w:rPr>
                   <w:rFonts w:ascii="Arial" w:cs="Arial" w:eastAsia="Arial" w:hAnsi="Arial"/>
@@ -1574,10 +1574,10 @@
               <w:spacing w:after="40" w:before="0"/>
               <w:jc w:val="left"/>
               <w:rPr>
-                <w:ins w:id="9055" w:author="Claude (AI) - proposed" w:date="2026-10-15T12:58:38Z"/>
-              </w:rPr>
-            </w:pPr>
-            <w:ins w:id="9054" w:author="Claude (AI) - proposed" w:date="2026-10-15T12:58:38Z">
+                <w:ins w:id="9055" w:author="Claude (AI) - proposed" w:date="2026-10-18T00:31:47Z"/>
+              </w:rPr>
+            </w:pPr>
+            <w:ins w:id="9054" w:author="Claude (AI) - proposed" w:date="2026-10-18T00:31:47Z">
               <w:r>
                 <w:rPr>
                   <w:rFonts w:ascii="Arial" w:cs="Arial" w:eastAsia="Arial" w:hAnsi="Arial"/>
@@ -1599,10 +1599,10 @@
               <w:ind w:left="360" w:hanging="180"/>
               <w:jc w:val="left"/>
               <w:rPr>
-                <w:del w:id="9057" w:author="Claude (AI) - proposed" w:date="2026-10-15T12:58:38Z"/>
-              </w:rPr>
-            </w:pPr>
-            <w:del w:id="9056" w:author="Claude (AI) - proposed" w:date="2026-10-15T12:58:38Z">
+                <w:del w:id="9057" w:author="Claude (AI) - proposed" w:date="2026-10-18T00:31:47Z"/>
+              </w:rPr>
+            </w:pPr>
+            <w:del w:id="9056" w:author="Claude (AI) - proposed" w:date="2026-10-18T00:31:47Z">
               <w:r>
                 <w:rPr>
                   <w:rFonts w:ascii="Arial" w:cs="Arial" w:eastAsia="Arial" w:hAnsi="Arial"/>
@@ -1624,10 +1624,10 @@
               <w:ind w:left="360" w:hanging="180"/>
               <w:jc w:val="left"/>
               <w:rPr>
-                <w:del w:id="9059" w:author="Claude (AI) - proposed" w:date="2026-10-15T12:58:38Z"/>
-              </w:rPr>
-            </w:pPr>
-            <w:del w:id="9058" w:author="Claude (AI) - proposed" w:date="2026-10-15T12:58:38Z">
+                <w:del w:id="9059" w:author="Claude (AI) - proposed" w:date="2026-10-18T00:31:47Z"/>
+              </w:rPr>
+            </w:pPr>
+            <w:del w:id="9058" w:author="Claude (AI) - proposed" w:date="2026-10-18T00:31:47Z">
               <w:r>
                 <w:rPr>
                   <w:rFonts w:ascii="Arial" w:cs="Arial" w:eastAsia="Arial" w:hAnsi="Arial"/>
@@ -1649,10 +1649,10 @@
               <w:ind w:left="360" w:hanging="180"/>
               <w:jc w:val="left"/>
               <w:rPr>
-                <w:del w:id="9061" w:author="Claude (AI) - proposed" w:date="2026-10-15T12:58:38Z"/>
-              </w:rPr>
-            </w:pPr>
-            <w:del w:id="9060" w:author="Claude (AI) - proposed" w:date="2026-10-15T12:58:38Z">
+                <w:del w:id="9061" w:author="Claude (AI) - proposed" w:date="2026-10-18T00:31:47Z"/>
+              </w:rPr>
+            </w:pPr>
+            <w:del w:id="9060" w:author="Claude (AI) - proposed" w:date="2026-10-18T00:31:47Z">
               <w:r>
                 <w:rPr>
                   <w:rFonts w:ascii="Arial" w:cs="Arial" w:eastAsia="Arial" w:hAnsi="Arial"/>
@@ -1674,10 +1674,10 @@
               <w:ind w:left="360" w:hanging="180"/>
               <w:jc w:val="left"/>
               <w:rPr>
-                <w:del w:id="9063" w:author="Claude (AI) - proposed" w:date="2026-10-15T12:58:38Z"/>
-              </w:rPr>
-            </w:pPr>
-            <w:del w:id="9062" w:author="Claude (AI) - proposed" w:date="2026-10-15T12:58:38Z">
+                <w:del w:id="9063" w:author="Claude (AI) - proposed" w:date="2026-10-18T00:31:47Z"/>
+              </w:rPr>
+            </w:pPr>
+            <w:del w:id="9062" w:author="Claude (AI) - proposed" w:date="2026-10-18T00:31:47Z">
               <w:r>
                 <w:rPr>
                   <w:rFonts w:ascii="Arial" w:cs="Arial" w:eastAsia="Arial" w:hAnsi="Arial"/>
@@ -1915,10 +1915,10 @@
               <w:ind w:left="360" w:hanging="180"/>
               <w:jc w:val="left"/>
               <w:rPr>
-                <w:ins w:id="9065" w:author="Claude (AI) - proposed" w:date="2026-10-15T12:58:38Z"/>
-              </w:rPr>
-            </w:pPr>
-            <w:ins w:id="9064" w:author="Claude (AI) - proposed" w:date="2026-10-15T12:58:38Z">
+                <w:ins w:id="9065" w:author="Claude (AI) - proposed" w:date="2026-10-18T00:31:47Z"/>
+              </w:rPr>
+            </w:pPr>
+            <w:ins w:id="9064" w:author="Claude (AI) - proposed" w:date="2026-10-18T00:31:47Z">
               <w:r>
                 <w:rPr>
                   <w:rFonts w:ascii="Arial" w:cs="Arial" w:eastAsia="Arial" w:hAnsi="Arial"/>
@@ -1940,10 +1940,10 @@
               <w:ind w:left="360" w:hanging="180"/>
               <w:jc w:val="left"/>
               <w:rPr>
-                <w:ins w:id="9067" w:author="Claude (AI) - proposed" w:date="2026-10-15T12:58:38Z"/>
-              </w:rPr>
-            </w:pPr>
-            <w:ins w:id="9066" w:author="Claude (AI) - proposed" w:date="2026-10-15T12:58:38Z">
+                <w:ins w:id="9067" w:author="Claude (AI) - proposed" w:date="2026-10-18T00:31:47Z"/>
+              </w:rPr>
+            </w:pPr>
+            <w:ins w:id="9066" w:author="Claude (AI) - proposed" w:date="2026-10-18T00:31:47Z">
               <w:r>
                 <w:rPr>
                   <w:rFonts w:ascii="Arial" w:cs="Arial" w:eastAsia="Arial" w:hAnsi="Arial"/>
@@ -1965,10 +1965,10 @@
               <w:ind w:left="360" w:hanging="180"/>
               <w:jc w:val="left"/>
               <w:rPr>
-                <w:ins w:id="9069" w:author="Claude (AI) - proposed" w:date="2026-10-15T12:58:38Z"/>
-              </w:rPr>
-            </w:pPr>
-            <w:ins w:id="9068" w:author="Claude (AI) - proposed" w:date="2026-10-15T12:58:38Z">
+                <w:ins w:id="9069" w:author="Claude (AI) - proposed" w:date="2026-10-18T00:31:47Z"/>
+              </w:rPr>
+            </w:pPr>
+            <w:ins w:id="9068" w:author="Claude (AI) - proposed" w:date="2026-10-18T00:31:47Z">
               <w:r>
                 <w:rPr>
                   <w:rFonts w:ascii="Arial" w:cs="Arial" w:eastAsia="Arial" w:hAnsi="Arial"/>
@@ -1990,10 +1990,10 @@
               <w:spacing w:after="40" w:before="0"/>
               <w:jc w:val="left"/>
               <w:rPr>
-                <w:ins w:id="9071" w:author="Claude (AI) - proposed" w:date="2026-10-15T12:58:38Z"/>
-              </w:rPr>
-            </w:pPr>
-            <w:ins w:id="9070" w:author="Claude (AI) - proposed" w:date="2026-10-15T12:58:38Z">
+                <w:ins w:id="9071" w:author="Claude (AI) - proposed" w:date="2026-10-18T00:31:47Z"/>
+              </w:rPr>
+            </w:pPr>
+            <w:ins w:id="9070" w:author="Claude (AI) - proposed" w:date="2026-10-18T00:31:47Z">
               <w:r>
                 <w:rPr>
                   <w:rFonts w:ascii="Arial" w:cs="Arial" w:eastAsia="Arial" w:hAnsi="Arial"/>
@@ -2015,10 +2015,10 @@
               <w:spacing w:after="40" w:before="0"/>
               <w:jc w:val="left"/>
               <w:rPr>
-                <w:ins w:id="9073" w:author="Claude (AI) - proposed" w:date="2026-10-15T12:58:38Z"/>
-              </w:rPr>
-            </w:pPr>
-            <w:ins w:id="9072" w:author="Claude (AI) - proposed" w:date="2026-10-15T12:58:38Z">
+                <w:ins w:id="9073" w:author="Claude (AI) - proposed" w:date="2026-10-18T00:31:47Z"/>
+              </w:rPr>
+            </w:pPr>
+            <w:ins w:id="9072" w:author="Claude (AI) - proposed" w:date="2026-10-18T00:31:47Z">
               <w:r>
                 <w:rPr>
                   <w:rFonts w:ascii="Arial" w:cs="Arial" w:eastAsia="Arial" w:hAnsi="Arial"/>
@@ -2040,10 +2040,10 @@
               <w:ind w:left="360" w:hanging="180"/>
               <w:jc w:val="left"/>
               <w:rPr>
-                <w:del w:id="9075" w:author="Claude (AI) - proposed" w:date="2026-10-15T12:58:38Z"/>
-              </w:rPr>
-            </w:pPr>
-            <w:del w:id="9074" w:author="Claude (AI) - proposed" w:date="2026-10-15T12:58:38Z">
+                <w:del w:id="9075" w:author="Claude (AI) - proposed" w:date="2026-10-18T00:31:47Z"/>
+              </w:rPr>
+            </w:pPr>
+            <w:del w:id="9074" w:author="Claude (AI) - proposed" w:date="2026-10-18T00:31:47Z">
               <w:r>
                 <w:rPr>
                   <w:rFonts w:ascii="Arial" w:cs="Arial" w:eastAsia="Arial" w:hAnsi="Arial"/>
@@ -2065,10 +2065,10 @@
               <w:ind w:left="360" w:hanging="180"/>
               <w:jc w:val="left"/>
               <w:rPr>
-                <w:del w:id="9077" w:author="Claude (AI) - proposed" w:date="2026-10-15T12:58:38Z"/>
-              </w:rPr>
-            </w:pPr>
-            <w:del w:id="9076" w:author="Claude (AI) - proposed" w:date="2026-10-15T12:58:38Z">
+                <w:del w:id="9077" w:author="Claude (AI) - proposed" w:date="2026-10-18T00:31:47Z"/>
+              </w:rPr>
+            </w:pPr>
+            <w:del w:id="9076" w:author="Claude (AI) - proposed" w:date="2026-10-18T00:31:47Z">
               <w:r>
                 <w:rPr>
                   <w:rFonts w:ascii="Arial" w:cs="Arial" w:eastAsia="Arial" w:hAnsi="Arial"/>
@@ -2090,10 +2090,10 @@
               <w:ind w:left="360" w:hanging="180"/>
               <w:jc w:val="left"/>
               <w:rPr>
-                <w:del w:id="9079" w:author="Claude (AI) - proposed" w:date="2026-10-15T12:58:38Z"/>
-              </w:rPr>
-            </w:pPr>
-            <w:del w:id="9078" w:author="Claude (AI) - proposed" w:date="2026-10-15T12:58:38Z">
+                <w:del w:id="9079" w:author="Claude (AI) - proposed" w:date="2026-10-18T00:31:47Z"/>
+              </w:rPr>
+            </w:pPr>
+            <w:del w:id="9078" w:author="Claude (AI) - proposed" w:date="2026-10-18T00:31:47Z">
               <w:r>
                 <w:rPr>
                   <w:rFonts w:ascii="Arial" w:cs="Arial" w:eastAsia="Arial" w:hAnsi="Arial"/>
@@ -2115,10 +2115,10 @@
               <w:ind w:left="360" w:hanging="180"/>
               <w:jc w:val="left"/>
               <w:rPr>
-                <w:del w:id="9081" w:author="Claude (AI) - proposed" w:date="2026-10-15T12:58:38Z"/>
-              </w:rPr>
-            </w:pPr>
-            <w:del w:id="9080" w:author="Claude (AI) - proposed" w:date="2026-10-15T12:58:38Z">
+                <w:del w:id="9081" w:author="Claude (AI) - proposed" w:date="2026-10-18T00:31:47Z"/>
+              </w:rPr>
+            </w:pPr>
+            <w:del w:id="9080" w:author="Claude (AI) - proposed" w:date="2026-10-18T00:31:47Z">
               <w:r>
                 <w:rPr>
                   <w:rFonts w:ascii="Arial" w:cs="Arial" w:eastAsia="Arial" w:hAnsi="Arial"/>
@@ -2457,7 +2457,7 @@
               </w:rPr>
               <w:t xml:space="preserve">KICD KEY INQUIRY </w:t>
             </w:r>
-            <w:del w:id="9082" w:author="Claude (AI) - proposed" w:date="2026-10-15T12:58:38Z">
+            <w:del w:id="9082" w:author="Claude (AI) - proposed" w:date="2026-10-18T00:31:47Z">
               <w:r>
                 <w:rPr>
                   <w:rFonts w:ascii="Arial" w:cs="Arial" w:eastAsia="Arial" w:hAnsi="Arial"/>
@@ -2472,7 +2472,7 @@
                 <w:delText xml:space="preserve">QUESTIONS</w:delText>
               </w:r>
             </w:del>
-            <w:ins w:id="9083" w:author="Claude (AI) - proposed" w:date="2026-10-15T12:58:38Z">
+            <w:ins w:id="9083" w:author="Claude (AI) - proposed" w:date="2026-10-18T00:31:47Z">
               <w:r>
                 <w:rPr>
                   <w:rFonts w:ascii="Arial" w:cs="Arial" w:eastAsia="Arial" w:hAnsi="Arial"/>
@@ -2507,10 +2507,10 @@
               <w:spacing w:after="40" w:before="0"/>
               <w:jc w:val="left"/>
               <w:rPr>
-                <w:ins w:id="9085" w:author="Claude (AI) - proposed" w:date="2026-10-15T12:58:38Z"/>
-              </w:rPr>
-            </w:pPr>
-            <w:ins w:id="9084" w:author="Claude (AI) - proposed" w:date="2026-10-15T12:58:38Z">
+                <w:ins w:id="9085" w:author="Claude (AI) - proposed" w:date="2026-10-18T00:31:47Z"/>
+              </w:rPr>
+            </w:pPr>
+            <w:ins w:id="9084" w:author="Claude (AI) - proposed" w:date="2026-10-18T00:31:47Z">
               <w:r>
                 <w:rPr>
                   <w:rFonts w:ascii="Arial" w:cs="Arial" w:eastAsia="Arial" w:hAnsi="Arial"/>
@@ -2532,10 +2532,10 @@
               <w:spacing w:after="40" w:before="0"/>
               <w:jc w:val="left"/>
               <w:rPr>
-                <w:ins w:id="9087" w:author="Claude (AI) - proposed" w:date="2026-10-15T12:58:38Z"/>
-              </w:rPr>
-            </w:pPr>
-            <w:ins w:id="9086" w:author="Claude (AI) - proposed" w:date="2026-10-15T12:58:38Z">
+                <w:ins w:id="9087" w:author="Claude (AI) - proposed" w:date="2026-10-18T00:31:47Z"/>
+              </w:rPr>
+            </w:pPr>
+            <w:ins w:id="9086" w:author="Claude (AI) - proposed" w:date="2026-10-18T00:31:47Z">
               <w:r>
                 <w:rPr>
                   <w:rFonts w:ascii="Arial" w:cs="Arial" w:eastAsia="Arial" w:hAnsi="Arial"/>
@@ -2557,10 +2557,10 @@
               <w:spacing w:after="40" w:before="0"/>
               <w:jc w:val="left"/>
               <w:rPr>
-                <w:ins w:id="9089" w:author="Claude (AI) - proposed" w:date="2026-10-15T12:58:38Z"/>
-              </w:rPr>
-            </w:pPr>
-            <w:ins w:id="9088" w:author="Claude (AI) - proposed" w:date="2026-10-15T12:58:38Z">
+                <w:ins w:id="9089" w:author="Claude (AI) - proposed" w:date="2026-10-18T00:31:47Z"/>
+              </w:rPr>
+            </w:pPr>
+            <w:ins w:id="9088" w:author="Claude (AI) - proposed" w:date="2026-10-18T00:31:47Z">
               <w:r>
                 <w:rPr>
                   <w:rFonts w:ascii="Arial" w:cs="Arial" w:eastAsia="Arial" w:hAnsi="Arial"/>
@@ -3161,7 +3161,7 @@
         </w:rPr>
         <w:t xml:space="preserve">© 2026 SeaVuria and ARES. This work is licensed under a </w:t>
       </w:r>
-      <w:hyperlink w:history="1" r:id="rId1qonotpihiftruiw60vt7">
+      <w:hyperlink w:history="1" r:id="rId7y15rldlhtzx53grhseax">
         <w:r>
           <w:rPr>
             <w:rFonts w:ascii="Arial" w:cs="Arial" w:eastAsia="Arial" w:hAnsi="Arial"/>
@@ -3181,7 +3181,7 @@
         </w:rPr>
         <w:t xml:space="preserve"> (</w:t>
       </w:r>
-      <w:hyperlink w:history="1" r:id="rIdgikuklp2k-huuicmx2unm">
+      <w:hyperlink w:history="1" r:id="rId7lxnib1yiyy03of9n7z5z">
         <w:r>
           <w:rPr>
             <w:rFonts w:ascii="Arial" w:cs="Arial" w:eastAsia="Arial" w:hAnsi="Arial"/>
@@ -3201,7 +3201,7 @@
         </w:rPr>
         <w:t xml:space="preserve">). To view a copy of this license, visit </w:t>
       </w:r>
-      <w:hyperlink w:history="1" r:id="rId3139ypaf8ngqsw8xgdsxj">
+      <w:hyperlink w:history="1" r:id="rIdz4h86muwa_n3hzajxgci7">
         <w:r>
           <w:rPr>
             <w:rFonts w:ascii="Arial" w:cs="Arial" w:eastAsia="Arial" w:hAnsi="Arial"/>
@@ -4240,7 +4240,7 @@
             <w:pPr>
               <w:spacing w:after="20" w:before="0"/>
             </w:pPr>
-            <w:hyperlink w:history="1" r:id="rIdboydbujeqr0xu59kb_vdl">
+            <w:hyperlink w:history="1" r:id="rId69rm2bbvahlm7bfwg3c5m">
               <w:r>
                 <w:rPr>
                   <w:rFonts w:ascii="Arial" w:cs="Arial" w:eastAsia="Arial" w:hAnsi="Arial"/>
@@ -4273,7 +4273,7 @@
               <w:spacing w:after="10" w:before="0"/>
               <w:ind w:left="120"/>
             </w:pPr>
-            <w:hyperlink w:history="1" r:id="rId8dhi1pdwxmgzszizamdoi">
+            <w:hyperlink w:history="1" r:id="rIdzei2zpvmf1cmtxcdxhhof">
               <w:r>
                 <w:rPr>
                   <w:rFonts w:ascii="Arial" w:cs="Arial" w:eastAsia="Arial" w:hAnsi="Arial"/>
@@ -4318,7 +4318,7 @@
             <w:pPr>
               <w:spacing w:after="20" w:before="0"/>
             </w:pPr>
-            <w:hyperlink w:history="1" r:id="rIdgunf1k37jsy0xu5i_hnuw">
+            <w:hyperlink w:history="1" r:id="rIdthlo7nvyqe4e3sotifnox">
               <w:r>
                 <w:rPr>
                   <w:rFonts w:ascii="Arial" w:cs="Arial" w:eastAsia="Arial" w:hAnsi="Arial"/>
@@ -4351,7 +4351,7 @@
               <w:spacing w:after="10" w:before="0"/>
               <w:ind w:left="120"/>
             </w:pPr>
-            <w:hyperlink w:history="1" r:id="rIdjgxgwvyy4o9vdksihqgl2">
+            <w:hyperlink w:history="1" r:id="rIdd58ra1ovdmkkvx100kcww">
               <w:r>
                 <w:rPr>
                   <w:rFonts w:ascii="Arial" w:cs="Arial" w:eastAsia="Arial" w:hAnsi="Arial"/>
@@ -4551,7 +4551,7 @@
             <w:pPr>
               <w:spacing w:after="20" w:before="0"/>
             </w:pPr>
-            <w:hyperlink w:history="1" r:id="rIdcl_blwb5ewrxpq9c80qii">
+            <w:hyperlink w:history="1" r:id="rIdruo8lyxmuzqpve9cejeq7">
               <w:r>
                 <w:rPr>
                   <w:rFonts w:ascii="Arial" w:cs="Arial" w:eastAsia="Arial" w:hAnsi="Arial"/>
@@ -4584,7 +4584,7 @@
               <w:spacing w:after="10" w:before="0"/>
               <w:ind w:left="120"/>
             </w:pPr>
-            <w:hyperlink w:history="1" r:id="rIdqmmea9azzorrzy5uwwlu4">
+            <w:hyperlink w:history="1" r:id="rIdsfac8qudtjvukhzfcgha4">
               <w:r>
                 <w:rPr>
                   <w:rFonts w:ascii="Arial" w:cs="Arial" w:eastAsia="Arial" w:hAnsi="Arial"/>
@@ -4629,7 +4629,7 @@
             <w:pPr>
               <w:spacing w:after="20" w:before="0"/>
             </w:pPr>
-            <w:hyperlink w:history="1" r:id="rIdzuqvzhjojlttnze1xbk2t">
+            <w:hyperlink w:history="1" r:id="rIdsiydkpacn_gons6kimmkd">
               <w:r>
                 <w:rPr>
                   <w:rFonts w:ascii="Arial" w:cs="Arial" w:eastAsia="Arial" w:hAnsi="Arial"/>
@@ -4662,7 +4662,7 @@
               <w:spacing w:after="10" w:before="0"/>
               <w:ind w:left="120"/>
             </w:pPr>
-            <w:hyperlink w:history="1" r:id="rId7wvimsm1zof_o2r3m4qvx">
+            <w:hyperlink w:history="1" r:id="rIddxikyrsqtkehqetpcpsg9">
               <w:r>
                 <w:rPr>
                   <w:rFonts w:ascii="Arial" w:cs="Arial" w:eastAsia="Arial" w:hAnsi="Arial"/>
@@ -4740,7 +4740,7 @@
               </w:rPr>
               <w:t xml:space="preserve">Model one toss and tally on the board, then say: 'Before you toss, decide: who tosses, who tallies, who records, who checks the count, who reports?' Circulate and ask each group: 'What is a trial here?' and 'How many tosses so far?' Insist that results are recorded honestly: 'If it falls tails, we write tails, even if we hoped for rain.' After 10 tosses, show the worked example 6 heads, 4 tails: relative frequency of heads = 6/10 = 0.6. Ask: 'What does the 0.6 tell us?' WAIT TIME of 10-15 seconds. Cold-call 3 groups to give their H count and relative frequency; write them in a class table. Ask: 'Why are the results not all the same? Could we know toss 11 before we toss it?' Cold-call 3 learners. Then reveal the teaser: 'KMD's records for Kericho show 14 rainy days out of 20 March days.' Ask learners to calculate 14 divided by 20 and compare it with 70%: 'What do you notice?' Do not yet explain how forecasts are built; say 'Keep that question for our board.' For bottle tops, say 'It may land unevenly; record what happens.'</w:t>
             </w:r>
-            <w:ins w:id="9090" w:author="Claude (AI) - proposed" w:date="2026-10-15T12:58:38Z">
+            <w:ins w:id="9090" w:author="Claude (AI) - proposed" w:date="2026-10-18T00:31:47Z">
               <w:r>
                 <w:rPr>
                   <w:rFonts w:ascii="Arial" w:cs="Arial" w:eastAsia="Arial" w:hAnsi="Arial"/>
@@ -4877,7 +4877,7 @@
             <w:pPr>
               <w:spacing w:after="20" w:before="0"/>
             </w:pPr>
-            <w:hyperlink w:history="1" r:id="rId-v7gdheyet2ylfczvkgbb">
+            <w:hyperlink w:history="1" r:id="rIdye0ljm4ml-dtiibh8lice">
               <w:r>
                 <w:rPr>
                   <w:rFonts w:ascii="Arial" w:cs="Arial" w:eastAsia="Arial" w:hAnsi="Arial"/>
@@ -4910,7 +4910,7 @@
               <w:spacing w:after="10" w:before="0"/>
               <w:ind w:left="120"/>
             </w:pPr>
-            <w:hyperlink w:history="1" r:id="rIdn9_mtstkqnjletd9g3w6p">
+            <w:hyperlink w:history="1" r:id="rIdjtttilxoziayy0wz6qiyz">
               <w:r>
                 <w:rPr>
                   <w:rFonts w:ascii="Arial" w:cs="Arial" w:eastAsia="Arial" w:hAnsi="Arial"/>
@@ -4955,7 +4955,7 @@
             <w:pPr>
               <w:spacing w:after="20" w:before="0"/>
             </w:pPr>
-            <w:hyperlink w:history="1" r:id="rIdqix3ugfljrwhnjdsn4bau">
+            <w:hyperlink w:history="1" r:id="rIds6pn7xzku6aoiqe0pk3ai">
               <w:r>
                 <w:rPr>
                   <w:rFonts w:ascii="Arial" w:cs="Arial" w:eastAsia="Arial" w:hAnsi="Arial"/>
@@ -4988,7 +4988,7 @@
               <w:spacing w:after="10" w:before="0"/>
               <w:ind w:left="120"/>
             </w:pPr>
-            <w:hyperlink w:history="1" r:id="rId6agmaxi8f78svtlccyf_y">
+            <w:hyperlink w:history="1" r:id="rId9ezgxfxlydrxii8jx2buf">
               <w:r>
                 <w:rPr>
                   <w:rFonts w:ascii="Arial" w:cs="Arial" w:eastAsia="Arial" w:hAnsi="Arial"/>
@@ -5033,7 +5033,7 @@
               </w:rPr>
               <w:t xml:space="preserve">Learners use their data to build an explanation of the 70% forecast. In their groups they discuss and write 3-4 sentences answering: (1) What does a relative frequency of 0.6 tell us about the group's tosses? (2) Was it a certain result we could have known beforehand? (3) How could the number 0.7 from KMD be similar to the relative frequency we calculated? (4) Why might Wanjiru, Captain Otieno and Ms Achieng still act on a 70% forecast even though rain is not guaranteed? They share with the class and refine a class statement such as: 'A probability is a number between 0 and 1 that describes how likely an event is, estimated from what happened in many past trials.'</w:t>
             </w:r>
-            <w:ins w:id="9091" w:author="Claude (AI) - proposed" w:date="2026-10-15T12:58:38Z">
+            <w:ins w:id="9091" w:author="Claude (AI) - proposed" w:date="2026-10-18T00:31:47Z">
               <w:r>
                 <w:rPr>
                   <w:rFonts w:ascii="Arial" w:cs="Arial" w:eastAsia="Arial" w:hAnsi="Arial"/>
@@ -5081,7 +5081,7 @@
               </w:rPr>
               <w:t xml:space="preserve">Pose: 'Our group got 6 heads out of 10. Could the next 10 tosses give exactly 6 again? Why or why not?' WAIT TIME of 10-15 seconds, then ask learners to talk in groups for 3 minutes. Circulate and prompt: 'What evidence from your table supports your claim?' and 'How is a forecast of 70% like your 0.6?' Cold-call 4 groups for their explanations. Press for precision: 'Does 70% mean it will rain, or that rain is likely?' Introduce vocabulary: random experiment, trial, frequency, relative frequency, probability scale from 0 (impossible) to 1 (certain). Draw the scale on the board with 0, 0.3, 0.5, 0.7, 1 and ask 3 learners to place 'it will rain in Kericho tomorrow (70%)' and 'the sun rises tomorrow'. </w:t>
             </w:r>
-            <w:ins w:id="9092" w:author="Claude (AI) - proposed" w:date="2026-10-15T12:58:38Z">
+            <w:ins w:id="9092" w:author="Claude (AI) - proposed" w:date="2026-10-18T00:31:47Z">
               <w:r>
                 <w:rPr>
                   <w:rFonts w:ascii="Arial" w:cs="Arial" w:eastAsia="Arial" w:hAnsi="Arial"/>
@@ -5231,7 +5231,7 @@
             <w:pPr>
               <w:spacing w:after="20" w:before="0"/>
             </w:pPr>
-            <w:hyperlink w:history="1" r:id="rIdsbwskv0ryxo6bvhfhg7qh">
+            <w:hyperlink w:history="1" r:id="rIdewjo_iutlzsxkcxfb5bgn">
               <w:r>
                 <w:rPr>
                   <w:rFonts w:ascii="Arial" w:cs="Arial" w:eastAsia="Arial" w:hAnsi="Arial"/>
@@ -5264,7 +5264,7 @@
               <w:spacing w:after="10" w:before="0"/>
               <w:ind w:left="120"/>
             </w:pPr>
-            <w:hyperlink w:history="1" r:id="rIdufsu-mqlol2c1ixdyefat">
+            <w:hyperlink w:history="1" r:id="rIdibpowjbaqcym3mkxovovx">
               <w:r>
                 <w:rPr>
                   <w:rFonts w:ascii="Arial" w:cs="Arial" w:eastAsia="Arial" w:hAnsi="Arial"/>
@@ -5309,7 +5309,7 @@
             <w:pPr>
               <w:spacing w:after="20" w:before="0"/>
             </w:pPr>
-            <w:hyperlink w:history="1" r:id="rIdueb_cevnwfyluueogbhdk">
+            <w:hyperlink w:history="1" r:id="rIdmpesjihjhmivjvt8hsnvb">
               <w:r>
                 <w:rPr>
                   <w:rFonts w:ascii="Arial" w:cs="Arial" w:eastAsia="Arial" w:hAnsi="Arial"/>
@@ -5342,7 +5342,7 @@
               <w:spacing w:after="10" w:before="0"/>
               <w:ind w:left="120"/>
             </w:pPr>
-            <w:hyperlink w:history="1" r:id="rIdzuagufjbodbrf2lkbcsam">
+            <w:hyperlink w:history="1" r:id="rId5tl2tcno3k2mpvpbs_-73">
               <w:r>
                 <w:rPr>
                   <w:rFonts w:ascii="Arial" w:cs="Arial" w:eastAsia="Arial" w:hAnsi="Arial"/>
@@ -5420,7 +5420,7 @@
               </w:rPr>
               <w:t xml:space="preserve">Display the driving question </w:t>
             </w:r>
-            <w:ins w:id="9093" w:author="Claude (AI) - proposed" w:date="2026-10-15T12:58:38Z">
+            <w:ins w:id="9093" w:author="Claude (AI) - proposed" w:date="2026-10-18T00:31:47Z">
               <w:r>
                 <w:rPr>
                   <w:rFonts w:ascii="Arial" w:cs="Arial" w:eastAsia="Arial" w:hAnsi="Arial"/>
@@ -5448,7 +5448,7 @@
               </w:rPr>
               <w:t xml:space="preserve">and the two </w:t>
             </w:r>
-            <w:del w:id="9094" w:author="Claude (AI) - proposed" w:date="2026-10-15T12:58:38Z">
+            <w:del w:id="9094" w:author="Claude (AI) - proposed" w:date="2026-10-18T00:31:47Z">
               <w:r>
                 <w:rPr>
                   <w:rFonts w:ascii="Arial" w:cs="Arial" w:eastAsia="Arial" w:hAnsi="Arial"/>
@@ -5463,7 +5463,7 @@
                 <w:delText xml:space="preserve">KICD inquiry</w:delText>
               </w:r>
             </w:del>
-            <w:ins w:id="9095" w:author="Claude (AI) - proposed" w:date="2026-10-15T12:58:38Z">
+            <w:ins w:id="9095" w:author="Claude (AI) - proposed" w:date="2026-10-18T00:31:47Z">
               <w:r>
                 <w:rPr>
                   <w:rFonts w:ascii="Arial" w:cs="Arial" w:eastAsia="Arial" w:hAnsi="Arial"/>
@@ -5613,7 +5613,7 @@
             <w:pPr>
               <w:spacing w:after="20" w:before="0"/>
             </w:pPr>
-            <w:hyperlink w:history="1" r:id="rId-vxw07unefoyk39a0pgeg">
+            <w:hyperlink w:history="1" r:id="rIdmlxiugxwdudl2ah3sjhks">
               <w:r>
                 <w:rPr>
                   <w:rFonts w:ascii="Arial" w:cs="Arial" w:eastAsia="Arial" w:hAnsi="Arial"/>
@@ -5646,7 +5646,7 @@
               <w:spacing w:after="10" w:before="0"/>
               <w:ind w:left="120"/>
             </w:pPr>
-            <w:hyperlink w:history="1" r:id="rIdbrnajul2amryniibg-mwp">
+            <w:hyperlink w:history="1" r:id="rId1rjdo0aj5t0yxqv_c6mxu">
               <w:r>
                 <w:rPr>
                   <w:rFonts w:ascii="Arial" w:cs="Arial" w:eastAsia="Arial" w:hAnsi="Arial"/>
@@ -5691,7 +5691,7 @@
             <w:pPr>
               <w:spacing w:after="20" w:before="0"/>
             </w:pPr>
-            <w:hyperlink w:history="1" r:id="rIdlqov7s1wnrpmi_gawrj4v">
+            <w:hyperlink w:history="1" r:id="rId_ua9s5kpdx3oct9mr1jgy">
               <w:r>
                 <w:rPr>
                   <w:rFonts w:ascii="Arial" w:cs="Arial" w:eastAsia="Arial" w:hAnsi="Arial"/>
@@ -5740,7 +5740,7 @@
               <w:spacing w:after="10" w:before="0"/>
               <w:ind w:left="120"/>
             </w:pPr>
-            <w:hyperlink w:history="1" r:id="rIdwrbqn2736j5uo4qfztmjx">
+            <w:hyperlink w:history="1" r:id="rIdi6qubsuphqij9ncsooeyo">
               <w:r>
                 <w:rPr>
                   <w:rFonts w:ascii="Arial" w:cs="Arial" w:eastAsia="Arial" w:hAnsi="Arial"/>
@@ -6265,7 +6265,7 @@
         </w:rPr>
         <w:t xml:space="preserve">© 2026 SeaVuria and ARES. Aligned with KICD objectives. Developed by SeaVuria; technical implementation by ARES (with AI assistance from Claude). Licensed under </w:t>
       </w:r>
-      <w:hyperlink w:history="1" r:id="rIdiugyzvjixq0t3m9ng8cwb">
+      <w:hyperlink w:history="1" r:id="rIdaqofc38z9m5-vblw8zgwg">
         <w:r>
           <w:rPr>
             <w:rFonts w:ascii="Arial" w:cs="Arial" w:eastAsia="Arial" w:hAnsi="Arial"/>
@@ -6286,7 +6286,7 @@
         </w:rPr>
         <w:t xml:space="preserve"> (</w:t>
       </w:r>
-      <w:hyperlink w:history="1" r:id="rIdfud_ww5rsq6pv_mes6xre">
+      <w:hyperlink w:history="1" r:id="rIdxuwgla76egiut8p_mladq">
         <w:r>
           <w:rPr>
             <w:rFonts w:ascii="Arial" w:cs="Arial" w:eastAsia="Arial" w:hAnsi="Arial"/>
@@ -7038,7 +7038,7 @@
               </w:rPr>
               <w:t xml:space="preserve">Mr Kamau reopens the puzzle: a KMD forecast says 70% chance of rain in Kericho and the Rift Valley, and farmer Wanjiru Chebet near Eldoret must still decide whether to plant, wait or irrigate. Learners recall their Lesson 1 group result (for example 6 heads out of 10, relative frequency 0.6) and predict whether a bigger number of tosses would give the same relative frequency. They then add data from every group to build a running relative frequency table: 10 tosses gives 6/10 = 0.6, 20 gives 11/20 = 0.55, 40 gives 22/40 = 0.55, and 80 gives 42/80 = 0.525. They plot these values and notice </w:t>
             </w:r>
-            <w:del w:id="9096" w:author="Claude (AI) - proposed" w:date="2026-10-15T12:58:38Z">
+            <w:del w:id="9096" w:author="Claude (AI) - proposed" w:date="2026-10-18T00:31:47Z">
               <w:r>
                 <w:rPr>
                   <w:rFonts w:ascii="Arial" w:cs="Arial" w:eastAsia="Arial" w:hAnsi="Arial"/>
@@ -7053,7 +7053,7 @@
                 <w:delText xml:space="preserve">the changes become smaller</w:delText>
               </w:r>
             </w:del>
-            <w:ins w:id="9097" w:author="Claude (AI) - proposed" w:date="2026-10-15T12:58:38Z">
+            <w:ins w:id="9097" w:author="Claude (AI) - proposed" w:date="2026-10-18T00:31:47Z">
               <w:r>
                 <w:rPr>
                   <w:rFonts w:ascii="Arial" w:cs="Arial" w:eastAsia="Arial" w:hAnsi="Arial"/>
@@ -7081,7 +7081,7 @@
               </w:rPr>
               <w:t xml:space="preserve"> as trials increase</w:t>
             </w:r>
-            <w:ins w:id="9098" w:author="Claude (AI) - proposed" w:date="2026-10-15T12:58:38Z">
+            <w:ins w:id="9098" w:author="Claude (AI) - proposed" w:date="2026-10-18T00:31:47Z">
               <w:r>
                 <w:rPr>
                   <w:rFonts w:ascii="Arial" w:cs="Arial" w:eastAsia="Arial" w:hAnsi="Arial"/>
@@ -7397,7 +7397,7 @@
             <w:pPr>
               <w:spacing w:after="20" w:before="0"/>
             </w:pPr>
-            <w:hyperlink w:history="1" r:id="rId0oor7arnblsspvc-1zf8r">
+            <w:hyperlink w:history="1" r:id="rId6crrxfam2kxm2mkstrc5_">
               <w:r>
                 <w:rPr>
                   <w:rFonts w:ascii="Arial" w:cs="Arial" w:eastAsia="Arial" w:hAnsi="Arial"/>
@@ -7430,7 +7430,7 @@
               <w:spacing w:after="10" w:before="0"/>
               <w:ind w:left="120"/>
             </w:pPr>
-            <w:hyperlink w:history="1" r:id="rIdbwb3u0j86-vcnjce0mb3h">
+            <w:hyperlink w:history="1" r:id="rId6zsmq8xak4w5n8karp-rp">
               <w:r>
                 <w:rPr>
                   <w:rFonts w:ascii="Arial" w:cs="Arial" w:eastAsia="Arial" w:hAnsi="Arial"/>
@@ -7475,7 +7475,7 @@
             <w:pPr>
               <w:spacing w:after="20" w:before="0"/>
             </w:pPr>
-            <w:hyperlink w:history="1" r:id="rId7jtjetdo2k7nuge9ggy49">
+            <w:hyperlink w:history="1" r:id="rIdiajs8ajrdgkfdorcwhclo">
               <w:r>
                 <w:rPr>
                   <w:rFonts w:ascii="Arial" w:cs="Arial" w:eastAsia="Arial" w:hAnsi="Arial"/>
@@ -7508,7 +7508,7 @@
               <w:spacing w:after="10" w:before="0"/>
               <w:ind w:left="120"/>
             </w:pPr>
-            <w:hyperlink w:history="1" r:id="rIdvpitffk7g8ndftcadx5yn">
+            <w:hyperlink w:history="1" r:id="rIdpfqe1lowv1rlg0xitylzz">
               <w:r>
                 <w:rPr>
                   <w:rFonts w:ascii="Arial" w:cs="Arial" w:eastAsia="Arial" w:hAnsi="Arial"/>
@@ -7708,7 +7708,7 @@
             <w:pPr>
               <w:spacing w:after="20" w:before="0"/>
             </w:pPr>
-            <w:hyperlink w:history="1" r:id="rIdsfbtqubw3gc9hzgje9a-c">
+            <w:hyperlink w:history="1" r:id="rId--h9gsaqatdqtpxzyww5u">
               <w:r>
                 <w:rPr>
                   <w:rFonts w:ascii="Arial" w:cs="Arial" w:eastAsia="Arial" w:hAnsi="Arial"/>
@@ -7741,7 +7741,7 @@
               <w:spacing w:after="10" w:before="0"/>
               <w:ind w:left="120"/>
             </w:pPr>
-            <w:hyperlink w:history="1" r:id="rIdhla55l8gyjlyolnb2lzdi">
+            <w:hyperlink w:history="1" r:id="rId_lousc-n4xkjw0sfxeq-c">
               <w:r>
                 <w:rPr>
                   <w:rFonts w:ascii="Arial" w:cs="Arial" w:eastAsia="Arial" w:hAnsi="Arial"/>
@@ -7786,7 +7786,7 @@
             <w:pPr>
               <w:spacing w:after="20" w:before="0"/>
             </w:pPr>
-            <w:hyperlink w:history="1" r:id="rIdcriayfmkgz1eyzynf7jdj">
+            <w:hyperlink w:history="1" r:id="rIdcuoaljgk8e9pa4bsel_qa">
               <w:r>
                 <w:rPr>
                   <w:rFonts w:ascii="Arial" w:cs="Arial" w:eastAsia="Arial" w:hAnsi="Arial"/>
@@ -7819,7 +7819,7 @@
               <w:spacing w:after="10" w:before="0"/>
               <w:ind w:left="120"/>
             </w:pPr>
-            <w:hyperlink w:history="1" r:id="rIddp46fgoytkinzxbx5cew3">
+            <w:hyperlink w:history="1" r:id="rIdv62htu7yjkimswryrpfky">
               <w:r>
                 <w:rPr>
                   <w:rFonts w:ascii="Arial" w:cs="Arial" w:eastAsia="Arial" w:hAnsi="Arial"/>
@@ -7864,7 +7864,7 @@
               </w:rPr>
               <w:t xml:space="preserve">Part A: Each group of 5 </w:t>
             </w:r>
-            <w:del w:id="9099" w:author="Claude (AI) - proposed" w:date="2026-10-15T12:58:38Z">
+            <w:del w:id="9099" w:author="Claude (AI) - proposed" w:date="2026-10-18T00:31:47Z">
               <w:r>
                 <w:rPr>
                   <w:rFonts w:ascii="Arial" w:cs="Arial" w:eastAsia="Arial" w:hAnsi="Arial"/>
@@ -7879,7 +7879,7 @@
                 <w:delText xml:space="preserve">repeats 10 more</w:delText>
               </w:r>
             </w:del>
-            <w:ins w:id="9100" w:author="Claude (AI) - proposed" w:date="2026-10-15T12:58:38Z">
+            <w:ins w:id="9100" w:author="Claude (AI) - proposed" w:date="2026-10-18T00:31:47Z">
               <w:r>
                 <w:rPr>
                   <w:rFonts w:ascii="Arial" w:cs="Arial" w:eastAsia="Arial" w:hAnsi="Arial"/>
@@ -7907,7 +7907,7 @@
               </w:rPr>
               <w:t xml:space="preserve"> tosses of a coin or bottle top (Heads = rain, Tails = no rain), </w:t>
             </w:r>
-            <w:del w:id="9101" w:author="Claude (AI) - proposed" w:date="2026-10-15T12:58:38Z">
+            <w:del w:id="9101" w:author="Claude (AI) - proposed" w:date="2026-10-18T00:31:47Z">
               <w:r>
                 <w:rPr>
                   <w:rFonts w:ascii="Arial" w:cs="Arial" w:eastAsia="Arial" w:hAnsi="Arial"/>
@@ -7922,7 +7922,7 @@
                 <w:delText xml:space="preserve">combining with its Lesson 1 data where available</w:delText>
               </w:r>
             </w:del>
-            <w:ins w:id="9102" w:author="Claude (AI) - proposed" w:date="2026-10-15T12:58:38Z">
+            <w:ins w:id="9102" w:author="Claude (AI) - proposed" w:date="2026-10-18T00:31:47Z">
               <w:r>
                 <w:rPr>
                   <w:rFonts w:ascii="Arial" w:cs="Arial" w:eastAsia="Arial" w:hAnsi="Arial"/>
@@ -7950,7 +7950,7 @@
               </w:rPr>
               <w:t xml:space="preserve">, and records heads and tails in a tally table</w:t>
             </w:r>
-            <w:ins w:id="9103" w:author="Claude (AI) - proposed" w:date="2026-10-15T12:58:38Z">
+            <w:ins w:id="9103" w:author="Claude (AI) - proposed" w:date="2026-10-18T00:31:47Z">
               <w:r>
                 <w:rPr>
                   <w:rFonts w:ascii="Arial" w:cs="Arial" w:eastAsia="Arial" w:hAnsi="Arial"/>
@@ -8011,7 +8011,7 @@
               </w:rPr>
               <w:t xml:space="preserve">Model one tally and one calculation on the board: 'heads divided by total tosses.' Circulate and ask: 'How many trials so far? How many heads? What is your relative frequency?' Remind groups that results must be recorded honestly, even if they look odd. When building the pooled table say: 'Watch how the number changes as we add more tosses. Write down what you notice.' After the graph is plotted, WAIT TIME 10-15 seconds in silence, then ask: '</w:t>
             </w:r>
-            <w:del w:id="9104" w:author="Claude (AI) - proposed" w:date="2026-10-15T12:58:38Z">
+            <w:del w:id="9104" w:author="Claude (AI) - proposed" w:date="2026-10-18T00:31:47Z">
               <w:r>
                 <w:rPr>
                   <w:rFonts w:ascii="Arial" w:cs="Arial" w:eastAsia="Arial" w:hAnsi="Arial"/>
@@ -8026,7 +8026,7 @@
                 <w:delText xml:space="preserve">What do you notice about</w:delText>
               </w:r>
             </w:del>
-            <w:ins w:id="9105" w:author="Claude (AI) - proposed" w:date="2026-10-15T12:58:38Z">
+            <w:ins w:id="9105" w:author="Claude (AI) - proposed" w:date="2026-10-18T00:31:47Z">
               <w:r>
                 <w:rPr>
                   <w:rFonts w:ascii="Arial" w:cs="Arial" w:eastAsia="Arial" w:hAnsi="Arial"/>
@@ -8054,7 +8054,7 @@
               </w:rPr>
               <w:t xml:space="preserve"> the jumps between points</w:t>
             </w:r>
-            <w:del w:id="9106" w:author="Claude (AI) - proposed" w:date="2026-10-15T12:58:38Z">
+            <w:del w:id="9106" w:author="Claude (AI) - proposed" w:date="2026-10-18T00:31:47Z">
               <w:r>
                 <w:rPr>
                   <w:rFonts w:ascii="Arial" w:cs="Arial" w:eastAsia="Arial" w:hAnsi="Arial"/>
@@ -8069,7 +8069,7 @@
                 <w:delText xml:space="preserve">?'</w:delText>
               </w:r>
             </w:del>
-            <w:ins w:id="9107" w:author="Claude (AI) - proposed" w:date="2026-10-15T12:58:38Z">
+            <w:ins w:id="9107" w:author="Claude (AI) - proposed" w:date="2026-10-18T00:31:47Z">
               <w:r>
                 <w:rPr>
                   <w:rFonts w:ascii="Arial" w:cs="Arial" w:eastAsia="Arial" w:hAnsi="Arial"/>
@@ -8130,7 +8130,7 @@
               </w:rPr>
               <w:t xml:space="preserve">Data pooling and graph-based pattern noticing: combining small samples into a bigger sample lets learners experience the law of large numbers first-hand. The running table and graph make the </w:t>
             </w:r>
-            <w:del w:id="9108" w:author="Claude (AI) - proposed" w:date="2026-10-15T12:58:38Z">
+            <w:del w:id="9108" w:author="Claude (AI) - proposed" w:date="2026-10-18T00:31:47Z">
               <w:r>
                 <w:rPr>
                   <w:rFonts w:ascii="Arial" w:cs="Arial" w:eastAsia="Arial" w:hAnsi="Arial"/>
@@ -8145,7 +8145,7 @@
                 <w:delText xml:space="preserve">shrinking changes</w:delText>
               </w:r>
             </w:del>
-            <w:ins w:id="9109" w:author="Claude (AI) - proposed" w:date="2026-10-15T12:58:38Z">
+            <w:ins w:id="9109" w:author="Claude (AI) - proposed" w:date="2026-10-18T00:31:47Z">
               <w:r>
                 <w:rPr>
                   <w:rFonts w:ascii="Arial" w:cs="Arial" w:eastAsia="Arial" w:hAnsi="Arial"/>
@@ -8262,7 +8262,7 @@
             <w:pPr>
               <w:spacing w:after="20" w:before="0"/>
             </w:pPr>
-            <w:hyperlink w:history="1" r:id="rIdir6krvv_rzieffskzybgk">
+            <w:hyperlink w:history="1" r:id="rIds8i8hyquzrvcaqnqre2ts">
               <w:r>
                 <w:rPr>
                   <w:rFonts w:ascii="Arial" w:cs="Arial" w:eastAsia="Arial" w:hAnsi="Arial"/>
@@ -8295,7 +8295,7 @@
               <w:spacing w:after="10" w:before="0"/>
               <w:ind w:left="120"/>
             </w:pPr>
-            <w:hyperlink w:history="1" r:id="rId5wvfrrmp054_jmmdn2fxf">
+            <w:hyperlink w:history="1" r:id="rId8gs-8_c9jcsuakiripeva">
               <w:r>
                 <w:rPr>
                   <w:rFonts w:ascii="Arial" w:cs="Arial" w:eastAsia="Arial" w:hAnsi="Arial"/>
@@ -8340,7 +8340,7 @@
             <w:pPr>
               <w:spacing w:after="20" w:before="0"/>
             </w:pPr>
-            <w:hyperlink w:history="1" r:id="rIdq_h-swwizhqwz0eeaiuym">
+            <w:hyperlink w:history="1" r:id="rIdfvmtm48grxg3phhakstvl">
               <w:r>
                 <w:rPr>
                   <w:rFonts w:ascii="Arial" w:cs="Arial" w:eastAsia="Arial" w:hAnsi="Arial"/>
@@ -8373,7 +8373,7 @@
               <w:spacing w:after="10" w:before="0"/>
               <w:ind w:left="120"/>
             </w:pPr>
-            <w:hyperlink w:history="1" r:id="rId6opdqxmwz6_7f_ojr6rei">
+            <w:hyperlink w:history="1" r:id="rIdtliut4eoy-fp52m54jvt-">
               <w:r>
                 <w:rPr>
                   <w:rFonts w:ascii="Arial" w:cs="Arial" w:eastAsia="Arial" w:hAnsi="Arial"/>
@@ -8573,7 +8573,7 @@
             <w:pPr>
               <w:spacing w:after="20" w:before="0"/>
             </w:pPr>
-            <w:hyperlink w:history="1" r:id="rIdk5so1fr81bvcnqrosw6pu">
+            <w:hyperlink w:history="1" r:id="rIdargsllthux7jp6kc_3msb">
               <w:r>
                 <w:rPr>
                   <w:rFonts w:ascii="Arial" w:cs="Arial" w:eastAsia="Arial" w:hAnsi="Arial"/>
@@ -8606,7 +8606,7 @@
               <w:spacing w:after="10" w:before="0"/>
               <w:ind w:left="120"/>
             </w:pPr>
-            <w:hyperlink w:history="1" r:id="rIdlgkv9vopa71dypb6m3bno">
+            <w:hyperlink w:history="1" r:id="rIdobk0shjf42dp_tei2oxnt">
               <w:r>
                 <w:rPr>
                   <w:rFonts w:ascii="Arial" w:cs="Arial" w:eastAsia="Arial" w:hAnsi="Arial"/>
@@ -8651,7 +8651,7 @@
             <w:pPr>
               <w:spacing w:after="20" w:before="0"/>
             </w:pPr>
-            <w:hyperlink w:history="1" r:id="rIdggmukmemjo6nesdaxipsy">
+            <w:hyperlink w:history="1" r:id="rIdmmdqoersiveeb3qthj9is">
               <w:r>
                 <w:rPr>
                   <w:rFonts w:ascii="Arial" w:cs="Arial" w:eastAsia="Arial" w:hAnsi="Arial"/>
@@ -8684,7 +8684,7 @@
               <w:spacing w:after="10" w:before="0"/>
               <w:ind w:left="120"/>
             </w:pPr>
-            <w:hyperlink w:history="1" r:id="rIdt3trs_vsmaz4-boppia_-">
+            <w:hyperlink w:history="1" r:id="rIdr-zdit-618agfolz9zm-3">
               <w:r>
                 <w:rPr>
                   <w:rFonts w:ascii="Arial" w:cs="Arial" w:eastAsia="Arial" w:hAnsi="Arial"/>
@@ -8884,7 +8884,7 @@
             <w:pPr>
               <w:spacing w:after="20" w:before="0"/>
             </w:pPr>
-            <w:hyperlink w:history="1" r:id="rIdctrrxrukwrf5qsnio1gti">
+            <w:hyperlink w:history="1" r:id="rIdjrjgqbtee8v30jzvnlsdb">
               <w:r>
                 <w:rPr>
                   <w:rFonts w:ascii="Arial" w:cs="Arial" w:eastAsia="Arial" w:hAnsi="Arial"/>
@@ -8917,7 +8917,7 @@
               <w:spacing w:after="10" w:before="0"/>
               <w:ind w:left="120"/>
             </w:pPr>
-            <w:hyperlink w:history="1" r:id="rId7qdqnzenqkdgrhtc1eliw">
+            <w:hyperlink w:history="1" r:id="rId59qn1j6y-ak0s-vt6ip5w">
               <w:r>
                 <w:rPr>
                   <w:rFonts w:ascii="Arial" w:cs="Arial" w:eastAsia="Arial" w:hAnsi="Arial"/>
@@ -8962,7 +8962,7 @@
             <w:pPr>
               <w:spacing w:after="20" w:before="0"/>
             </w:pPr>
-            <w:hyperlink w:history="1" r:id="rIdumw6-6_yngabwhcawdi1a">
+            <w:hyperlink w:history="1" r:id="rIdg6okj0wd0rba6ma1g2etl">
               <w:r>
                 <w:rPr>
                   <w:rFonts w:ascii="Arial" w:cs="Arial" w:eastAsia="Arial" w:hAnsi="Arial"/>
@@ -8995,7 +8995,7 @@
               <w:spacing w:after="10" w:before="0"/>
               <w:ind w:left="120"/>
             </w:pPr>
-            <w:hyperlink w:history="1" r:id="rIdhhm-vxd_itlcuwnjttzwq">
+            <w:hyperlink w:history="1" r:id="rIdnvyguxkpc6fju0wcgjidv">
               <w:r>
                 <w:rPr>
                   <w:rFonts w:ascii="Arial" w:cs="Arial" w:eastAsia="Arial" w:hAnsi="Arial"/>
@@ -9520,7 +9520,7 @@
         </w:rPr>
         <w:t xml:space="preserve">© 2026 SeaVuria and ARES. Aligned with KICD objectives. Developed by SeaVuria; technical implementation by ARES (with AI assistance from Claude). Licensed under </w:t>
       </w:r>
-      <w:hyperlink w:history="1" r:id="rIdpktqm_pkqzaq1oladhdwh">
+      <w:hyperlink w:history="1" r:id="rIdqzx0v8sybrl9_y1p43q8i">
         <w:r>
           <w:rPr>
             <w:rFonts w:ascii="Arial" w:cs="Arial" w:eastAsia="Arial" w:hAnsi="Arial"/>
@@ -9541,7 +9541,7 @@
         </w:rPr>
         <w:t xml:space="preserve"> (</w:t>
       </w:r>
-      <w:hyperlink w:history="1" r:id="rId8qpsy6zzwezcg_goxic6l">
+      <w:hyperlink w:history="1" r:id="rIdi0lge1kuy9813z3o6gy0g">
         <w:r>
           <w:rPr>
             <w:rFonts w:ascii="Arial" w:cs="Arial" w:eastAsia="Arial" w:hAnsi="Arial"/>
@@ -10581,7 +10581,7 @@
             <w:pPr>
               <w:spacing w:after="20" w:before="0"/>
             </w:pPr>
-            <w:hyperlink w:history="1" r:id="rIdxh2lgxxlnzsjqvhx8rcnr">
+            <w:hyperlink w:history="1" r:id="rId9vf_qulovplpxngwm8vj8">
               <w:r>
                 <w:rPr>
                   <w:rFonts w:ascii="Arial" w:cs="Arial" w:eastAsia="Arial" w:hAnsi="Arial"/>
@@ -10614,7 +10614,7 @@
               <w:spacing w:after="10" w:before="0"/>
               <w:ind w:left="120"/>
             </w:pPr>
-            <w:hyperlink w:history="1" r:id="rIdz7c5mh5buw4xwenwet_6v">
+            <w:hyperlink w:history="1" r:id="rIdgmrnwmbgulckvdqt99ewd">
               <w:r>
                 <w:rPr>
                   <w:rFonts w:ascii="Arial" w:cs="Arial" w:eastAsia="Arial" w:hAnsi="Arial"/>
@@ -10659,7 +10659,7 @@
             <w:pPr>
               <w:spacing w:after="20" w:before="0"/>
             </w:pPr>
-            <w:hyperlink w:history="1" r:id="rIdkesjieecq4vmxwv562phd">
+            <w:hyperlink w:history="1" r:id="rIdw3wfso-0wppcvyzzj1kto">
               <w:r>
                 <w:rPr>
                   <w:rFonts w:ascii="Arial" w:cs="Arial" w:eastAsia="Arial" w:hAnsi="Arial"/>
@@ -10692,7 +10692,7 @@
               <w:spacing w:after="10" w:before="0"/>
               <w:ind w:left="120"/>
             </w:pPr>
-            <w:hyperlink w:history="1" r:id="rIdcpq6jlt9hjprn9wgk0w3r">
+            <w:hyperlink w:history="1" r:id="rIdfo65xqdozq-yxfg0cgdk4">
               <w:r>
                 <w:rPr>
                   <w:rFonts w:ascii="Arial" w:cs="Arial" w:eastAsia="Arial" w:hAnsi="Arial"/>
@@ -10892,7 +10892,7 @@
             <w:pPr>
               <w:spacing w:after="20" w:before="0"/>
             </w:pPr>
-            <w:hyperlink w:history="1" r:id="rId9qb6yez9y4ozmrnioztvf">
+            <w:hyperlink w:history="1" r:id="rIda43czdv1sk74phtu39ehd">
               <w:r>
                 <w:rPr>
                   <w:rFonts w:ascii="Arial" w:cs="Arial" w:eastAsia="Arial" w:hAnsi="Arial"/>
@@ -10925,7 +10925,7 @@
               <w:spacing w:after="10" w:before="0"/>
               <w:ind w:left="120"/>
             </w:pPr>
-            <w:hyperlink w:history="1" r:id="rIdlvjsh6vobvfedjdqx0v3-">
+            <w:hyperlink w:history="1" r:id="rIdoxzep_a0baz8stcbfb5oc">
               <w:r>
                 <w:rPr>
                   <w:rFonts w:ascii="Arial" w:cs="Arial" w:eastAsia="Arial" w:hAnsi="Arial"/>
@@ -10970,7 +10970,7 @@
             <w:pPr>
               <w:spacing w:after="20" w:before="0"/>
             </w:pPr>
-            <w:hyperlink w:history="1" r:id="rIdegkerrxrvorqwn5mplsv_">
+            <w:hyperlink w:history="1" r:id="rIdizwsevepn2_fcetdmpxda">
               <w:r>
                 <w:rPr>
                   <w:rFonts w:ascii="Arial" w:cs="Arial" w:eastAsia="Arial" w:hAnsi="Arial"/>
@@ -11003,7 +11003,7 @@
               <w:spacing w:after="10" w:before="0"/>
               <w:ind w:left="120"/>
             </w:pPr>
-            <w:hyperlink w:history="1" r:id="rId0g6i8smcbx-znvi9m-soc">
+            <w:hyperlink w:history="1" r:id="rIdh4ridqbshhuheuarvbulh">
               <w:r>
                 <w:rPr>
                   <w:rFonts w:ascii="Arial" w:cs="Arial" w:eastAsia="Arial" w:hAnsi="Arial"/>
@@ -11048,7 +11048,7 @@
               </w:rPr>
               <w:t xml:space="preserve">Activity 1 (12 minutes): Each group has a coin or bottle top (the coin is fair), and a die or a set of number cards 1-6. Station A: one coin. Learners toss 10 times and record each result, then list every different outcome seen: {H, T}. Station B: two coins (one coin in each hand, or a 5-shilling coin and a 1-shilling coin to tell them apart</w:t>
             </w:r>
-            <w:ins w:id="9110" w:author="Claude (AI) - proposed" w:date="2026-10-15T12:58:38Z">
+            <w:ins w:id="9110" w:author="Claude (AI) - proposed" w:date="2026-10-18T00:31:47Z">
               <w:r>
                 <w:rPr>
                   <w:rFonts w:ascii="Arial" w:cs="Arial" w:eastAsia="Arial" w:hAnsi="Arial"/>
@@ -11109,7 +11109,7 @@
               </w:rPr>
               <w:t xml:space="preserve">Introduce the words: 'A random experiment is an action where we cannot be sure of the result. Each possible result is an outcome.' Model with one coin on the board. Say: 'Tails or heads: what other outcome is possible? If none, our list is complete.' For station B, ask: 'Are HT and TH the same? How could you tell the two coins apart?' Hold up two different coins. Prompt groups: 'How do you know you have not missed an outcome?' and 'Show me a systematic way: fix the first coin, then vary the second.' WAIT TIME 10 seconds after each question. For Station D say: 'Captain Otieno worries about storms. Is a storm the same as ordinary rain here? Why does KMD list it separately?' Cold-call 3 groups to read their lists aloud. Circulate to check that listing uses curly brackets and commas. </w:t>
             </w:r>
-            <w:ins w:id="9111" w:author="Claude (AI) - proposed" w:date="2026-10-15T12:58:38Z">
+            <w:ins w:id="9111" w:author="Claude (AI) - proposed" w:date="2026-10-18T00:31:47Z">
               <w:r>
                 <w:rPr>
                   <w:rFonts w:ascii="Arial" w:cs="Arial" w:eastAsia="Arial" w:hAnsi="Arial"/>
@@ -11259,7 +11259,7 @@
             <w:pPr>
               <w:spacing w:after="20" w:before="0"/>
             </w:pPr>
-            <w:hyperlink w:history="1" r:id="rIddgpqq8qr6s7afkve-emxs">
+            <w:hyperlink w:history="1" r:id="rIdnlpe2ijpu-kidap1hutzt">
               <w:r>
                 <w:rPr>
                   <w:rFonts w:ascii="Arial" w:cs="Arial" w:eastAsia="Arial" w:hAnsi="Arial"/>
@@ -11292,7 +11292,7 @@
               <w:spacing w:after="10" w:before="0"/>
               <w:ind w:left="120"/>
             </w:pPr>
-            <w:hyperlink w:history="1" r:id="rIdnbtszwgnbd-kaiv3bptgq">
+            <w:hyperlink w:history="1" r:id="rIdr-uqsgp5ksuugpblmyq-o">
               <w:r>
                 <w:rPr>
                   <w:rFonts w:ascii="Arial" w:cs="Arial" w:eastAsia="Arial" w:hAnsi="Arial"/>
@@ -11337,7 +11337,7 @@
             <w:pPr>
               <w:spacing w:after="20" w:before="0"/>
             </w:pPr>
-            <w:hyperlink w:history="1" r:id="rId8l2hmsbmook2uyagtskbf">
+            <w:hyperlink w:history="1" r:id="rIdwsj1zqlui5xbavzj2ucww">
               <w:r>
                 <w:rPr>
                   <w:rFonts w:ascii="Arial" w:cs="Arial" w:eastAsia="Arial" w:hAnsi="Arial"/>
@@ -11386,7 +11386,7 @@
               <w:spacing w:after="10" w:before="0"/>
               <w:ind w:left="120"/>
             </w:pPr>
-            <w:hyperlink w:history="1" r:id="rIdv4iou2odlhixpyanlnl36">
+            <w:hyperlink w:history="1" r:id="rIdnsfnfqelwe6huz5qaehj6">
               <w:r>
                 <w:rPr>
                   <w:rFonts w:ascii="Arial" w:cs="Arial" w:eastAsia="Arial" w:hAnsi="Arial"/>
@@ -11431,7 +11431,7 @@
               </w:rPr>
               <w:t xml:space="preserve">Activity 2 (10 minutes): Learners compare their Observe Phase lists with their Predict Phase predictions and revise. In groups they then answer: (a) What is the sample space S for each experiment? (b) How many outcomes are in each? (c) Define an event as a subset: write the event A = 'even number' on a die as A = {2, 4, 6}; write the event 'at least one head' with two coins as {HH, HT, TH}; write the event 'rain, as Wanjiru sees it' as {rain, storm}; write the event 'storm for Captain Otieno' as {storm}. (d) Explain in 2-3 sentences: 'Why must KMD list every possible day state before saying 70%?' Learners also link to Lessons 1-2: in the coin tosses each toss was a trial that gave one outcome from S; the Kericho record of 14 rainy days and 6 days without rain were outcomes of the days observed. They complete a Claim-Evidence-Reasoning (CER) statement: Claim: 'An event is a part of the sample space.' Evidence: from their lists. Reasoning: why {2, 4, 6} is a subset of {1, 2, 3, 4, 5, 6}.</w:t>
             </w:r>
-            <w:ins w:id="9112" w:author="Claude (AI) - proposed" w:date="2026-10-15T12:58:38Z">
+            <w:ins w:id="9112" w:author="Claude (AI) - proposed" w:date="2026-10-18T00:31:47Z">
               <w:r>
                 <w:rPr>
                   <w:rFonts w:ascii="Arial" w:cs="Arial" w:eastAsia="Arial" w:hAnsi="Arial"/>
@@ -11601,7 +11601,7 @@
             <w:pPr>
               <w:spacing w:after="20" w:before="0"/>
             </w:pPr>
-            <w:hyperlink w:history="1" r:id="rId4u4hksmkskewc89apjp3s">
+            <w:hyperlink w:history="1" r:id="rIdrxdzh89oab1cb_7gqjn6n">
               <w:r>
                 <w:rPr>
                   <w:rFonts w:ascii="Arial" w:cs="Arial" w:eastAsia="Arial" w:hAnsi="Arial"/>
@@ -11634,7 +11634,7 @@
               <w:spacing w:after="10" w:before="0"/>
               <w:ind w:left="120"/>
             </w:pPr>
-            <w:hyperlink w:history="1" r:id="rIdvkqcibpfk3mgmsofenjp7">
+            <w:hyperlink w:history="1" r:id="rIdwr-73ejjpokg0ednsnlow">
               <w:r>
                 <w:rPr>
                   <w:rFonts w:ascii="Arial" w:cs="Arial" w:eastAsia="Arial" w:hAnsi="Arial"/>
@@ -11679,7 +11679,7 @@
             <w:pPr>
               <w:spacing w:after="20" w:before="0"/>
             </w:pPr>
-            <w:hyperlink w:history="1" r:id="rIdsfzncgpy0wdmrtjxb-fbc">
+            <w:hyperlink w:history="1" r:id="rIdesccxirqqgwojftstnhss">
               <w:r>
                 <w:rPr>
                   <w:rFonts w:ascii="Arial" w:cs="Arial" w:eastAsia="Arial" w:hAnsi="Arial"/>
@@ -11728,7 +11728,7 @@
               <w:spacing w:after="10" w:before="0"/>
               <w:ind w:left="120"/>
             </w:pPr>
-            <w:hyperlink w:history="1" r:id="rIdvrqewp1m9lofxo_dc1fqx">
+            <w:hyperlink w:history="1" r:id="rIdq47a6eldgdbvbpvfktilt">
               <w:r>
                 <w:rPr>
                   <w:rFonts w:ascii="Arial" w:cs="Arial" w:eastAsia="Arial" w:hAnsi="Arial"/>
@@ -11928,7 +11928,7 @@
             <w:pPr>
               <w:spacing w:after="20" w:before="0"/>
             </w:pPr>
-            <w:hyperlink w:history="1" r:id="rIdkjs4vvupsl-0bv-0ijd58">
+            <w:hyperlink w:history="1" r:id="rIdv0j2sbjezpw0ih1rj8s_t">
               <w:r>
                 <w:rPr>
                   <w:rFonts w:ascii="Arial" w:cs="Arial" w:eastAsia="Arial" w:hAnsi="Arial"/>
@@ -11977,7 +11977,7 @@
               <w:spacing w:after="10" w:before="0"/>
               <w:ind w:left="120"/>
             </w:pPr>
-            <w:hyperlink w:history="1" r:id="rIdl3xdwu-jymnrtz4f_u6i0">
+            <w:hyperlink w:history="1" r:id="rIdjir6a_y2zpnyvqgd93d7s">
               <w:r>
                 <w:rPr>
                   <w:rFonts w:ascii="Arial" w:cs="Arial" w:eastAsia="Arial" w:hAnsi="Arial"/>
@@ -12022,7 +12022,7 @@
             <w:pPr>
               <w:spacing w:after="20" w:before="0"/>
             </w:pPr>
-            <w:hyperlink w:history="1" r:id="rId31j9i37j6rfbwk_kckbg1">
+            <w:hyperlink w:history="1" r:id="rIderrzidh9hhwqdtwcaqgnu">
               <w:r>
                 <w:rPr>
                   <w:rFonts w:ascii="Arial" w:cs="Arial" w:eastAsia="Arial" w:hAnsi="Arial"/>
@@ -12071,7 +12071,7 @@
               <w:spacing w:after="10" w:before="0"/>
               <w:ind w:left="120"/>
             </w:pPr>
-            <w:hyperlink w:history="1" r:id="rIdyew_stg3p1bvejk4caxim">
+            <w:hyperlink w:history="1" r:id="rIdp3thdrjindoyn2mvvhasc">
               <w:r>
                 <w:rPr>
                   <w:rFonts w:ascii="Arial" w:cs="Arial" w:eastAsia="Arial" w:hAnsi="Arial"/>
@@ -12149,7 +12149,7 @@
               </w:rPr>
               <w:t xml:space="preserve">Say: 'Add to our model. What is new since Lesson 2?' Hand out chart paper and markers. Prompt: 'Where does Wanjiru's event sit in the box? Where does Captain Otieno's event sit? What is inside both?' Since {storm} is inside {rain, storm}, ask: 'What does this tell you about the two events?' WAIT TIME 10-15 seconds. Cold-call 3 groups for a gallery-walk explanation (30 seconds each). Ask: 'What can our model not yet explain?' Record gaps on the board for Lesson 4. Remind learners not to write </w:t>
             </w:r>
-            <w:del w:id="9113" w:author="Claude (AI) - proposed" w:date="2026-10-15T12:58:38Z">
+            <w:del w:id="9113" w:author="Claude (AI) - proposed" w:date="2026-10-18T00:31:47Z">
               <w:r>
                 <w:rPr>
                   <w:rFonts w:ascii="Arial" w:cs="Arial" w:eastAsia="Arial" w:hAnsi="Arial"/>
@@ -12164,7 +12164,7 @@
                 <w:delText xml:space="preserve">numbers beyond those learned; the established values (0.7, 0.3, 0.1, 0.6) are used in later lessons</w:delText>
               </w:r>
             </w:del>
-            <w:ins w:id="9114" w:author="Claude (AI) - proposed" w:date="2026-10-15T12:58:38Z">
+            <w:ins w:id="9114" w:author="Claude (AI) - proposed" w:date="2026-10-18T00:31:47Z">
               <w:r>
                 <w:rPr>
                   <w:rFonts w:ascii="Arial" w:cs="Arial" w:eastAsia="Arial" w:hAnsi="Arial"/>
@@ -12639,7 +12639,7 @@
         </w:rPr>
         <w:t xml:space="preserve">© 2026 SeaVuria and ARES. Aligned with KICD objectives. Developed by SeaVuria; technical implementation by ARES (with AI assistance from Claude). Licensed under </w:t>
       </w:r>
-      <w:hyperlink w:history="1" r:id="rIdr6bixahaa0vk3idtwqvwd">
+      <w:hyperlink w:history="1" r:id="rId0ozlzb4x1ha-i3rapxsdk">
         <w:r>
           <w:rPr>
             <w:rFonts w:ascii="Arial" w:cs="Arial" w:eastAsia="Arial" w:hAnsi="Arial"/>
@@ -12660,7 +12660,7 @@
         </w:rPr>
         <w:t xml:space="preserve"> (</w:t>
       </w:r>
-      <w:hyperlink w:history="1" r:id="rIdgvff7ooybflrv2esccqxi">
+      <w:hyperlink w:history="1" r:id="rIdorf0waog7g8xjfrf7c-ov">
         <w:r>
           <w:rPr>
             <w:rFonts w:ascii="Arial" w:cs="Arial" w:eastAsia="Arial" w:hAnsi="Arial"/>
@@ -13700,7 +13700,7 @@
             <w:pPr>
               <w:spacing w:after="20" w:before="0"/>
             </w:pPr>
-            <w:hyperlink w:history="1" r:id="rId4gtp5r3p5w4vrlt3cl-ho">
+            <w:hyperlink w:history="1" r:id="rId4tehdpfyrpg4meuubdv4z">
               <w:r>
                 <w:rPr>
                   <w:rFonts w:ascii="Arial" w:cs="Arial" w:eastAsia="Arial" w:hAnsi="Arial"/>
@@ -13733,7 +13733,7 @@
               <w:spacing w:after="10" w:before="0"/>
               <w:ind w:left="120"/>
             </w:pPr>
-            <w:hyperlink w:history="1" r:id="rId4ej91pfazb0a7efjri_th">
+            <w:hyperlink w:history="1" r:id="rIdhgbg1iobflqwctpdtsen8">
               <w:r>
                 <w:rPr>
                   <w:rFonts w:ascii="Arial" w:cs="Arial" w:eastAsia="Arial" w:hAnsi="Arial"/>
@@ -13778,7 +13778,7 @@
             <w:pPr>
               <w:spacing w:after="20" w:before="0"/>
             </w:pPr>
-            <w:hyperlink w:history="1" r:id="rIdfzmnasa8r699xn7gsi0h_">
+            <w:hyperlink w:history="1" r:id="rIdoh5sxwzlk4wul0gr1caph">
               <w:r>
                 <w:rPr>
                   <w:rFonts w:ascii="Arial" w:cs="Arial" w:eastAsia="Arial" w:hAnsi="Arial"/>
@@ -13811,7 +13811,7 @@
               <w:spacing w:after="10" w:before="0"/>
               <w:ind w:left="120"/>
             </w:pPr>
-            <w:hyperlink w:history="1" r:id="rIdxzgohqz96mov7m71xtoxo">
+            <w:hyperlink w:history="1" r:id="rIdyram77acppx1y3kl9fron">
               <w:r>
                 <w:rPr>
                   <w:rFonts w:ascii="Arial" w:cs="Arial" w:eastAsia="Arial" w:hAnsi="Arial"/>
@@ -14011,7 +14011,7 @@
             <w:pPr>
               <w:spacing w:after="20" w:before="0"/>
             </w:pPr>
-            <w:hyperlink w:history="1" r:id="rId2iqm2a286hseegpj4c6t6">
+            <w:hyperlink w:history="1" r:id="rId2wq04ww7jjmlajhy_c-o_">
               <w:r>
                 <w:rPr>
                   <w:rFonts w:ascii="Arial" w:cs="Arial" w:eastAsia="Arial" w:hAnsi="Arial"/>
@@ -14044,7 +14044,7 @@
               <w:spacing w:after="10" w:before="0"/>
               <w:ind w:left="120"/>
             </w:pPr>
-            <w:hyperlink w:history="1" r:id="rIdf0kcwcgkdolx4orzk5pfi">
+            <w:hyperlink w:history="1" r:id="rId_qk336m3afue5vaykey_u">
               <w:r>
                 <w:rPr>
                   <w:rFonts w:ascii="Arial" w:cs="Arial" w:eastAsia="Arial" w:hAnsi="Arial"/>
@@ -14089,7 +14089,7 @@
             <w:pPr>
               <w:spacing w:after="20" w:before="0"/>
             </w:pPr>
-            <w:hyperlink w:history="1" r:id="rId3hvvf9wprtro-vkavagph">
+            <w:hyperlink w:history="1" r:id="rIdbuwz1wrbualvt1hrqrbho">
               <w:r>
                 <w:rPr>
                   <w:rFonts w:ascii="Arial" w:cs="Arial" w:eastAsia="Arial" w:hAnsi="Arial"/>
@@ -14122,7 +14122,7 @@
               <w:spacing w:after="10" w:before="0"/>
               <w:ind w:left="120"/>
             </w:pPr>
-            <w:hyperlink w:history="1" r:id="rIdtivctoonptr_ti5ghvh6j">
+            <w:hyperlink w:history="1" r:id="rIdetjj4grrmgts_t4_05lbt">
               <w:r>
                 <w:rPr>
                   <w:rFonts w:ascii="Arial" w:cs="Arial" w:eastAsia="Arial" w:hAnsi="Arial"/>
@@ -14322,7 +14322,7 @@
             <w:pPr>
               <w:spacing w:after="20" w:before="0"/>
             </w:pPr>
-            <w:hyperlink w:history="1" r:id="rIdoeyxa_h-mrpahi_ez1jof">
+            <w:hyperlink w:history="1" r:id="rIda0ak-2_mfhixkux9cww6h">
               <w:r>
                 <w:rPr>
                   <w:rFonts w:ascii="Arial" w:cs="Arial" w:eastAsia="Arial" w:hAnsi="Arial"/>
@@ -14371,7 +14371,7 @@
               <w:spacing w:after="10" w:before="0"/>
               <w:ind w:left="120"/>
             </w:pPr>
-            <w:hyperlink w:history="1" r:id="rId1fx4totjiijy1d7zwzsj6">
+            <w:hyperlink w:history="1" r:id="rIdprlrzjzx24wnrcvrr6s5x">
               <w:r>
                 <w:rPr>
                   <w:rFonts w:ascii="Arial" w:cs="Arial" w:eastAsia="Arial" w:hAnsi="Arial"/>
@@ -14416,7 +14416,7 @@
             <w:pPr>
               <w:spacing w:after="20" w:before="0"/>
             </w:pPr>
-            <w:hyperlink w:history="1" r:id="rIdae9mxmkz2fv0jc9gzfknc">
+            <w:hyperlink w:history="1" r:id="rIdeiecxipq0myhrbqxfbjny">
               <w:r>
                 <w:rPr>
                   <w:rFonts w:ascii="Arial" w:cs="Arial" w:eastAsia="Arial" w:hAnsi="Arial"/>
@@ -14449,7 +14449,7 @@
               <w:spacing w:after="10" w:before="0"/>
               <w:ind w:left="120"/>
             </w:pPr>
-            <w:hyperlink w:history="1" r:id="rIdvxljgdekpezof31eckfiq">
+            <w:hyperlink w:history="1" r:id="rIdu1p8fe9kjnsqbtkkyuq-a">
               <w:r>
                 <w:rPr>
                   <w:rFonts w:ascii="Arial" w:cs="Arial" w:eastAsia="Arial" w:hAnsi="Arial"/>
@@ -14649,7 +14649,7 @@
             <w:pPr>
               <w:spacing w:after="20" w:before="0"/>
             </w:pPr>
-            <w:hyperlink w:history="1" r:id="rIdy36j_lptxowtlxnn0g8ev">
+            <w:hyperlink w:history="1" r:id="rIddwi0vuiee6mkq9t1vt49-">
               <w:r>
                 <w:rPr>
                   <w:rFonts w:ascii="Arial" w:cs="Arial" w:eastAsia="Arial" w:hAnsi="Arial"/>
@@ -14698,7 +14698,7 @@
               <w:spacing w:after="10" w:before="0"/>
               <w:ind w:left="120"/>
             </w:pPr>
-            <w:hyperlink w:history="1" r:id="rIdb48tse1kpqcaymqv3qk7j">
+            <w:hyperlink w:history="1" r:id="rIdj0eilkadcu36yohxy57fp">
               <w:r>
                 <w:rPr>
                   <w:rFonts w:ascii="Arial" w:cs="Arial" w:eastAsia="Arial" w:hAnsi="Arial"/>
@@ -14743,7 +14743,7 @@
             <w:pPr>
               <w:spacing w:after="20" w:before="0"/>
             </w:pPr>
-            <w:hyperlink w:history="1" r:id="rIddxe9r6o14_bcdxsog0mrp">
+            <w:hyperlink w:history="1" r:id="rIdvw8v4ce9bkj6egsnmushg">
               <w:r>
                 <w:rPr>
                   <w:rFonts w:ascii="Arial" w:cs="Arial" w:eastAsia="Arial" w:hAnsi="Arial"/>
@@ -14776,7 +14776,7 @@
               <w:spacing w:after="10" w:before="0"/>
               <w:ind w:left="120"/>
             </w:pPr>
-            <w:hyperlink w:history="1" r:id="rId1vxszd9mp9tcoi431l3wl">
+            <w:hyperlink w:history="1" r:id="rIdpiwmrrrfpwdfmgsd0bya7">
               <w:r>
                 <w:rPr>
                   <w:rFonts w:ascii="Arial" w:cs="Arial" w:eastAsia="Arial" w:hAnsi="Arial"/>
@@ -14976,7 +14976,7 @@
             <w:pPr>
               <w:spacing w:after="20" w:before="0"/>
             </w:pPr>
-            <w:hyperlink w:history="1" r:id="rIdnobdcbp6-zs-dokzyquqg">
+            <w:hyperlink w:history="1" r:id="rIdelcdttgcfzg46wnecu7l4">
               <w:r>
                 <w:rPr>
                   <w:rFonts w:ascii="Arial" w:cs="Arial" w:eastAsia="Arial" w:hAnsi="Arial"/>
@@ -15025,7 +15025,7 @@
               <w:spacing w:after="10" w:before="0"/>
               <w:ind w:left="120"/>
             </w:pPr>
-            <w:hyperlink w:history="1" r:id="rIdz3ulqcd7kumfyw1ohz4lf">
+            <w:hyperlink w:history="1" r:id="rId5ol7azrkceyljvtut3uaz">
               <w:r>
                 <w:rPr>
                   <w:rFonts w:ascii="Arial" w:cs="Arial" w:eastAsia="Arial" w:hAnsi="Arial"/>
@@ -15070,7 +15070,7 @@
             <w:pPr>
               <w:spacing w:after="20" w:before="0"/>
             </w:pPr>
-            <w:hyperlink w:history="1" r:id="rIdr3oljbl-tt-jlfrdgshbj">
+            <w:hyperlink w:history="1" r:id="rId0kdfcqx14p3vosjiakr38">
               <w:r>
                 <w:rPr>
                   <w:rFonts w:ascii="Arial" w:cs="Arial" w:eastAsia="Arial" w:hAnsi="Arial"/>
@@ -15119,7 +15119,7 @@
               <w:spacing w:after="10" w:before="0"/>
               <w:ind w:left="120"/>
             </w:pPr>
-            <w:hyperlink w:history="1" r:id="rId0y5u1h8mz6ifh9ha12q17">
+            <w:hyperlink w:history="1" r:id="rIdsnf6ine45ofgisgg1itoz">
               <w:r>
                 <w:rPr>
                   <w:rFonts w:ascii="Arial" w:cs="Arial" w:eastAsia="Arial" w:hAnsi="Arial"/>
@@ -15644,7 +15644,7 @@
         </w:rPr>
         <w:t xml:space="preserve">© 2026 SeaVuria and ARES. Aligned with KICD objectives. Developed by SeaVuria; technical implementation by ARES (with AI assistance from Claude). Licensed under </w:t>
       </w:r>
-      <w:hyperlink w:history="1" r:id="rId4vdj_6hii5fukysdggcq1">
+      <w:hyperlink w:history="1" r:id="rIdi_hv2zr0tyfg4z2xpp4ba">
         <w:r>
           <w:rPr>
             <w:rFonts w:ascii="Arial" w:cs="Arial" w:eastAsia="Arial" w:hAnsi="Arial"/>
@@ -15665,7 +15665,7 @@
         </w:rPr>
         <w:t xml:space="preserve"> (</w:t>
       </w:r>
-      <w:hyperlink w:history="1" r:id="rIdvphyh-6hzy-2iadcnd7tn">
+      <w:hyperlink w:history="1" r:id="rIdwbyakebuqfxbbn4rslbag">
         <w:r>
           <w:rPr>
             <w:rFonts w:ascii="Arial" w:cs="Arial" w:eastAsia="Arial" w:hAnsi="Arial"/>
@@ -16173,7 +16173,7 @@
               <w:spacing w:after="40" w:before="0"/>
               <w:jc w:val="left"/>
             </w:pPr>
-            <w:del w:id="9115" w:author="Claude (AI) - proposed" w:date="2026-10-15T12:58:38Z">
+            <w:del w:id="9115" w:author="Claude (AI) - proposed" w:date="2026-10-18T00:31:47Z">
               <w:r>
                 <w:rPr>
                   <w:rFonts w:ascii="Arial" w:cs="Arial" w:eastAsia="Arial" w:hAnsi="Arial"/>
@@ -16188,7 +16188,7 @@
                 <w:delText xml:space="preserve">KICD Key Inquiry Question</w:delText>
               </w:r>
             </w:del>
-            <w:ins w:id="9116" w:author="Claude (AI) - proposed" w:date="2026-10-15T12:58:38Z">
+            <w:ins w:id="9116" w:author="Claude (AI) - proposed" w:date="2026-10-18T00:31:47Z">
               <w:r>
                 <w:rPr>
                   <w:rFonts w:ascii="Arial" w:cs="Arial" w:eastAsia="Arial" w:hAnsi="Arial"/>
@@ -16216,7 +16216,7 @@
               </w:rPr>
               <w:t xml:space="preserve"> 1: How do we determine the probability of an event? </w:t>
             </w:r>
-            <w:del w:id="9117" w:author="Claude (AI) - proposed" w:date="2026-10-15T12:58:38Z">
+            <w:del w:id="9117" w:author="Claude (AI) - proposed" w:date="2026-10-18T00:31:47Z">
               <w:r>
                 <w:rPr>
                   <w:rFonts w:ascii="Arial" w:cs="Arial" w:eastAsia="Arial" w:hAnsi="Arial"/>
@@ -16231,7 +16231,7 @@
                 <w:delText xml:space="preserve">KICD Key Inquiry Question</w:delText>
               </w:r>
             </w:del>
-            <w:ins w:id="9118" w:author="Claude (AI) - proposed" w:date="2026-10-15T12:58:38Z">
+            <w:ins w:id="9118" w:author="Claude (AI) - proposed" w:date="2026-10-18T00:31:47Z">
               <w:r>
                 <w:rPr>
                   <w:rFonts w:ascii="Arial" w:cs="Arial" w:eastAsia="Arial" w:hAnsi="Arial"/>
@@ -16259,7 +16259,7 @@
               </w:rPr>
               <w:t xml:space="preserve"> 2: How do we apply probability in real life situations?</w:t>
             </w:r>
-            <w:ins w:id="9119" w:author="Claude (AI) - proposed" w:date="2026-10-15T12:58:38Z">
+            <w:ins w:id="9119" w:author="Claude (AI) - proposed" w:date="2026-10-18T00:31:47Z">
               <w:r>
                 <w:rPr>
                   <w:rFonts w:ascii="Arial" w:cs="Arial" w:eastAsia="Arial" w:hAnsi="Arial"/>
@@ -16806,7 +16806,7 @@
             <w:pPr>
               <w:spacing w:after="20" w:before="0"/>
             </w:pPr>
-            <w:hyperlink w:history="1" r:id="rIdnmtrqahxrby4gu3k1xdbx">
+            <w:hyperlink w:history="1" r:id="rIdtst1-oiw1p2kxrycaduzu">
               <w:r>
                 <w:rPr>
                   <w:rFonts w:ascii="Arial" w:cs="Arial" w:eastAsia="Arial" w:hAnsi="Arial"/>
@@ -16839,7 +16839,7 @@
               <w:spacing w:after="10" w:before="0"/>
               <w:ind w:left="120"/>
             </w:pPr>
-            <w:hyperlink w:history="1" r:id="rIddnpyddd9boudwfv6b6vnz">
+            <w:hyperlink w:history="1" r:id="rId3f6ertfugpvdr1hmh1he1">
               <w:r>
                 <w:rPr>
                   <w:rFonts w:ascii="Arial" w:cs="Arial" w:eastAsia="Arial" w:hAnsi="Arial"/>
@@ -16884,7 +16884,7 @@
             <w:pPr>
               <w:spacing w:after="20" w:before="0"/>
             </w:pPr>
-            <w:hyperlink w:history="1" r:id="rIdopjfkckvengi9wqvd02mh">
+            <w:hyperlink w:history="1" r:id="rIdsg-crvurxrwqon-mserxo">
               <w:r>
                 <w:rPr>
                   <w:rFonts w:ascii="Arial" w:cs="Arial" w:eastAsia="Arial" w:hAnsi="Arial"/>
@@ -16917,7 +16917,7 @@
               <w:spacing w:after="10" w:before="0"/>
               <w:ind w:left="120"/>
             </w:pPr>
-            <w:hyperlink w:history="1" r:id="rIdg8i4ywpw83koydkogiejx">
+            <w:hyperlink w:history="1" r:id="rId_n5i-dvlk5yexhm24yehy">
               <w:r>
                 <w:rPr>
                   <w:rFonts w:ascii="Arial" w:cs="Arial" w:eastAsia="Arial" w:hAnsi="Arial"/>
@@ -16962,7 +16962,7 @@
               </w:rPr>
               <w:t xml:space="preserve">(8 minutes) Learners sit in groups of 5. Mr Kamau displays the forecast: P(rain</w:t>
             </w:r>
-            <w:ins w:id="9120" w:author="Claude (AI) - proposed" w:date="2026-10-15T12:58:38Z">
+            <w:ins w:id="9120" w:author="Claude (AI) - proposed" w:date="2026-10-18T00:31:47Z">
               <w:r>
                 <w:rPr>
                   <w:rFonts w:ascii="Arial" w:cs="Arial" w:eastAsia="Arial" w:hAnsi="Arial"/>
@@ -16990,7 +16990,7 @@
               </w:rPr>
               <w:t xml:space="preserve">) = 0.</w:t>
             </w:r>
-            <w:del w:id="9121" w:author="Claude (AI) - proposed" w:date="2026-10-15T12:58:38Z">
+            <w:del w:id="9121" w:author="Claude (AI) - proposed" w:date="2026-10-18T00:31:47Z">
               <w:r>
                 <w:rPr>
                   <w:rFonts w:ascii="Arial" w:cs="Arial" w:eastAsia="Arial" w:hAnsi="Arial"/>
@@ -17005,7 +17005,7 @@
                 <w:delText xml:space="preserve">7</w:delText>
               </w:r>
             </w:del>
-            <w:ins w:id="9122" w:author="Claude (AI) - proposed" w:date="2026-10-15T12:58:38Z">
+            <w:ins w:id="9122" w:author="Claude (AI) - proposed" w:date="2026-10-18T00:31:47Z">
               <w:r>
                 <w:rPr>
                   <w:rFonts w:ascii="Arial" w:cs="Arial" w:eastAsia="Arial" w:hAnsi="Arial"/>
@@ -17033,7 +17033,7 @@
               </w:rPr>
               <w:t xml:space="preserve">, P(storm) = 0.1, P(dry) = 0.3 for Kericho</w:t>
             </w:r>
-            <w:ins w:id="9123" w:author="Claude (AI) - proposed" w:date="2026-10-15T12:58:38Z">
+            <w:ins w:id="9123" w:author="Claude (AI) - proposed" w:date="2026-10-18T00:31:47Z">
               <w:r>
                 <w:rPr>
                   <w:rFonts w:ascii="Arial" w:cs="Arial" w:eastAsia="Arial" w:hAnsi="Arial"/>
@@ -17216,7 +17216,7 @@
             <w:pPr>
               <w:spacing w:after="20" w:before="0"/>
             </w:pPr>
-            <w:hyperlink w:history="1" r:id="rIdnpehhvkhpwpkzdmndwnz5">
+            <w:hyperlink w:history="1" r:id="rIdwvbin0og9qisk_mcvdjgq">
               <w:r>
                 <w:rPr>
                   <w:rFonts w:ascii="Arial" w:cs="Arial" w:eastAsia="Arial" w:hAnsi="Arial"/>
@@ -17249,7 +17249,7 @@
               <w:spacing w:after="10" w:before="0"/>
               <w:ind w:left="120"/>
             </w:pPr>
-            <w:hyperlink w:history="1" r:id="rIdlfnq841sr8zmjnh62_lc-">
+            <w:hyperlink w:history="1" r:id="rId8_mg6skontjh_hraducwx">
               <w:r>
                 <w:rPr>
                   <w:rFonts w:ascii="Arial" w:cs="Arial" w:eastAsia="Arial" w:hAnsi="Arial"/>
@@ -17294,7 +17294,7 @@
             <w:pPr>
               <w:spacing w:after="20" w:before="0"/>
             </w:pPr>
-            <w:hyperlink w:history="1" r:id="rIdwpufqa434ibzz5xuvzve8">
+            <w:hyperlink w:history="1" r:id="rIdo5qydi5dz6n1aiwjuvzxg">
               <w:r>
                 <w:rPr>
                   <w:rFonts w:ascii="Arial" w:cs="Arial" w:eastAsia="Arial" w:hAnsi="Arial"/>
@@ -17327,7 +17327,7 @@
               <w:spacing w:after="10" w:before="0"/>
               <w:ind w:left="120"/>
             </w:pPr>
-            <w:hyperlink w:history="1" r:id="rIdennfbbdswpy2a1teovmpe">
+            <w:hyperlink w:history="1" r:id="rIdh2mmzck5dt2armtuaw9ja">
               <w:r>
                 <w:rPr>
                   <w:rFonts w:ascii="Arial" w:cs="Arial" w:eastAsia="Arial" w:hAnsi="Arial"/>
@@ -17372,7 +17372,7 @@
               </w:rPr>
               <w:t xml:space="preserve">(14 minutes) Learners gather evidence in three stations rotated by groups (4 minutes each, plus 2 minutes of transition). Station A, One-day weather: using the sample space S = {rain, storm, dry} with P(rain only) = 0.6, P(storm) = 0.1, P(dry) = 0.3, learners list the outcomes in each event for 'rain or storm (rain for the farmer)', 'dry', and 'storm'. They shade or write the subsets and check whether any outcome appears in both rain and dry, and in both rain (rain or storm) and storm. They record: overlap? P(A and B)? Station B, Two days: they use the Kericho record (14 rainy days out of 20, relative frequency 0.7) and the </w:t>
             </w:r>
-            <w:ins w:id="9124" w:author="Claude (AI) - proposed" w:date="2026-10-15T12:58:38Z">
+            <w:ins w:id="9124" w:author="Claude (AI) - proposed" w:date="2026-10-18T00:31:47Z">
               <w:r>
                 <w:rPr>
                   <w:rFonts w:ascii="Arial" w:cs="Arial" w:eastAsia="Arial" w:hAnsi="Arial"/>
@@ -17400,7 +17400,7 @@
               </w:rPr>
               <w:t xml:space="preserve">model that days are independent</w:t>
             </w:r>
-            <w:ins w:id="9125" w:author="Claude (AI) - proposed" w:date="2026-10-15T12:58:38Z">
+            <w:ins w:id="9125" w:author="Claude (AI) - proposed" w:date="2026-10-18T00:31:47Z">
               <w:r>
                 <w:rPr>
                   <w:rFonts w:ascii="Arial" w:cs="Arial" w:eastAsia="Arial" w:hAnsi="Arial"/>
@@ -17461,7 +17461,7 @@
               </w:rPr>
               <w:t xml:space="preserve">Say: "At each station, your evidence must come from the sample space or the data, not from what feels right." Circulate with a checklist. At Station A, ask: "Which outcomes belong to 'rain'? Which belong to 'dry'? Is any outcome in both lists?" WAIT TIME 10-15 seconds. At Station B, ask: "After a Heads on the first toss, how many of your pairs had Heads on the second? After a Tails on the first toss? What do you notice?" Remind learners that 10 pairs is a small sample and numbers will vary</w:t>
             </w:r>
-            <w:ins w:id="9126" w:author="Claude (AI) - proposed" w:date="2026-10-15T12:58:38Z">
+            <w:ins w:id="9126" w:author="Claude (AI) - proposed" w:date="2026-10-18T00:31:47Z">
               <w:r>
                 <w:rPr>
                   <w:rFonts w:ascii="Arial" w:cs="Arial" w:eastAsia="Arial" w:hAnsi="Arial"/>
@@ -17611,7 +17611,7 @@
             <w:pPr>
               <w:spacing w:after="20" w:before="0"/>
             </w:pPr>
-            <w:hyperlink w:history="1" r:id="rIdka9ocarcgps3_1by9udwl">
+            <w:hyperlink w:history="1" r:id="rIdjywh12kxof6d_bcmb9i4l">
               <w:r>
                 <w:rPr>
                   <w:rFonts w:ascii="Arial" w:cs="Arial" w:eastAsia="Arial" w:hAnsi="Arial"/>
@@ -17644,7 +17644,7 @@
               <w:spacing w:after="10" w:before="0"/>
               <w:ind w:left="120"/>
             </w:pPr>
-            <w:hyperlink w:history="1" r:id="rIdxhri0vkyd451ndwhk_zga">
+            <w:hyperlink w:history="1" r:id="rIdhkcrsehypadm00r-pyh_l">
               <w:r>
                 <w:rPr>
                   <w:rFonts w:ascii="Arial" w:cs="Arial" w:eastAsia="Arial" w:hAnsi="Arial"/>
@@ -17689,7 +17689,7 @@
             <w:pPr>
               <w:spacing w:after="20" w:before="0"/>
             </w:pPr>
-            <w:hyperlink w:history="1" r:id="rIdluexnu0hegzxcxukwkre2">
+            <w:hyperlink w:history="1" r:id="rId3ize4om01cxbqajxsc88b">
               <w:r>
                 <w:rPr>
                   <w:rFonts w:ascii="Arial" w:cs="Arial" w:eastAsia="Arial" w:hAnsi="Arial"/>
@@ -17722,7 +17722,7 @@
               <w:spacing w:after="10" w:before="0"/>
               <w:ind w:left="120"/>
             </w:pPr>
-            <w:hyperlink w:history="1" r:id="rIdfhcnfb_qnr8b17mxainkm">
+            <w:hyperlink w:history="1" r:id="rIdpxa3-8yonjyuqwltc8w8r">
               <w:r>
                 <w:rPr>
                   <w:rFonts w:ascii="Arial" w:cs="Arial" w:eastAsia="Arial" w:hAnsi="Arial"/>
@@ -17800,7 +17800,7 @@
               </w:rPr>
               <w:t xml:space="preserve">Say: "Use the two questions every time: Can they happen together? Does one change the chance of the other?" Be explicit that these are separate questions. Warn learners about a common error: "Some people say two events that are mutually exclusive are also independent. Think about rain and dry: if it rains, can it be dry? So does knowing rain change the chance of dry?"</w:t>
             </w:r>
-            <w:ins w:id="9127" w:author="Claude (AI) - proposed" w:date="2026-10-15T12:58:38Z">
+            <w:ins w:id="9127" w:author="Claude (AI) - proposed" w:date="2026-10-18T00:31:47Z">
               <w:r>
                 <w:rPr>
                   <w:rFonts w:ascii="Arial" w:cs="Arial" w:eastAsia="Arial" w:hAnsi="Arial"/>
@@ -17894,7 +17894,7 @@
               </w:rPr>
               <w:t xml:space="preserve">Look for: pairs 1, 3, 5 and 7 classified as mutually exclusive with reason 'no overlap in the sample space'; pairs 2 and 4 classified as independent with reason 'one does not change the chance of the other'; pair 6 classified as neither, with the reason that they can happen together and are linked; pair 8 classified as neither. Learners correct the idea that mutually exclusive events are independent. Exit check: ask each learner to write one pair of events for the farmer, pilot or county office</w:t>
             </w:r>
-            <w:ins w:id="9128" w:author="Claude (AI) - proposed" w:date="2026-10-15T12:58:38Z">
+            <w:ins w:id="9128" w:author="Claude (AI) - proposed" w:date="2026-10-18T00:31:47Z">
               <w:r>
                 <w:rPr>
                   <w:rFonts w:ascii="Arial" w:cs="Arial" w:eastAsia="Arial" w:hAnsi="Arial"/>
@@ -17978,7 +17978,7 @@
             <w:pPr>
               <w:spacing w:after="20" w:before="0"/>
             </w:pPr>
-            <w:hyperlink w:history="1" r:id="rIdc3pt_h3exozm07ckm0fpi">
+            <w:hyperlink w:history="1" r:id="rIdyub87afnan1yvh94ubgqt">
               <w:r>
                 <w:rPr>
                   <w:rFonts w:ascii="Arial" w:cs="Arial" w:eastAsia="Arial" w:hAnsi="Arial"/>
@@ -18011,7 +18011,7 @@
               <w:spacing w:after="10" w:before="0"/>
               <w:ind w:left="120"/>
             </w:pPr>
-            <w:hyperlink w:history="1" r:id="rId70hppnih17cbt0qxodb0g">
+            <w:hyperlink w:history="1" r:id="rIdkov0pwjqbzqpo17ci64k4">
               <w:r>
                 <w:rPr>
                   <w:rFonts w:ascii="Arial" w:cs="Arial" w:eastAsia="Arial" w:hAnsi="Arial"/>
@@ -18056,7 +18056,7 @@
             <w:pPr>
               <w:spacing w:after="20" w:before="0"/>
             </w:pPr>
-            <w:hyperlink w:history="1" r:id="rIdqklp0zqvxt5qnmqgszjf2">
+            <w:hyperlink w:history="1" r:id="rIda_voueoh3mk_t6muqnw2h">
               <w:r>
                 <w:rPr>
                   <w:rFonts w:ascii="Arial" w:cs="Arial" w:eastAsia="Arial" w:hAnsi="Arial"/>
@@ -18089,7 +18089,7 @@
               <w:spacing w:after="10" w:before="0"/>
               <w:ind w:left="120"/>
             </w:pPr>
-            <w:hyperlink w:history="1" r:id="rIdihxfuuyhtdeowezfow2ve">
+            <w:hyperlink w:history="1" r:id="rId6_j58yyup0pyd1akaaopk">
               <w:r>
                 <w:rPr>
                   <w:rFonts w:ascii="Arial" w:cs="Arial" w:eastAsia="Arial" w:hAnsi="Arial"/>
@@ -18289,7 +18289,7 @@
             <w:pPr>
               <w:spacing w:after="20" w:before="0"/>
             </w:pPr>
-            <w:hyperlink w:history="1" r:id="rIdfibzwndf67bcbk7kahliu">
+            <w:hyperlink w:history="1" r:id="rId5ijvfl9qb2vxqnx_yvggi">
               <w:r>
                 <w:rPr>
                   <w:rFonts w:ascii="Arial" w:cs="Arial" w:eastAsia="Arial" w:hAnsi="Arial"/>
@@ -18322,7 +18322,7 @@
               <w:spacing w:after="10" w:before="0"/>
               <w:ind w:left="120"/>
             </w:pPr>
-            <w:hyperlink w:history="1" r:id="rIdk6iawu1klqq_q56kxssj8">
+            <w:hyperlink w:history="1" r:id="rIduudkqvjc9kowbu3mqewol">
               <w:r>
                 <w:rPr>
                   <w:rFonts w:ascii="Arial" w:cs="Arial" w:eastAsia="Arial" w:hAnsi="Arial"/>
@@ -18367,7 +18367,7 @@
             <w:pPr>
               <w:spacing w:after="20" w:before="0"/>
             </w:pPr>
-            <w:hyperlink w:history="1" r:id="rIdj5gnrcqpctag9psx1hcfp">
+            <w:hyperlink w:history="1" r:id="rId3enggxnhaakkbm61xck2p">
               <w:r>
                 <w:rPr>
                   <w:rFonts w:ascii="Arial" w:cs="Arial" w:eastAsia="Arial" w:hAnsi="Arial"/>
@@ -18400,7 +18400,7 @@
               <w:spacing w:after="10" w:before="0"/>
               <w:ind w:left="120"/>
             </w:pPr>
-            <w:hyperlink w:history="1" r:id="rId6a1txuhnntb7h2ge8mqtj">
+            <w:hyperlink w:history="1" r:id="rIdbb2tqh0a8op0gapgs6rmy">
               <w:r>
                 <w:rPr>
                   <w:rFonts w:ascii="Arial" w:cs="Arial" w:eastAsia="Arial" w:hAnsi="Arial"/>
@@ -18756,7 +18756,7 @@
               <w:spacing w:after="40" w:before="0"/>
               <w:jc w:val="left"/>
             </w:pPr>
-            <w:del w:id="9129" w:author="Claude (AI) - proposed" w:date="2026-10-15T12:58:38Z">
+            <w:del w:id="9129" w:author="Claude (AI) - proposed" w:date="2026-10-18T00:31:47Z">
               <w:r>
                 <w:rPr>
                   <w:rFonts w:ascii="Arial" w:cs="Arial" w:eastAsia="Arial" w:hAnsi="Arial"/>
@@ -18771,7 +18771,7 @@
                 <w:delText xml:space="preserve">What did you observe? For rain</w:delText>
               </w:r>
             </w:del>
-            <w:ins w:id="9130" w:author="Claude (AI) - proposed" w:date="2026-10-15T12:58:38Z">
+            <w:ins w:id="9130" w:author="Claude (AI) - proposed" w:date="2026-10-18T00:31:47Z">
               <w:r>
                 <w:rPr>
                   <w:rFonts w:ascii="Arial" w:cs="Arial" w:eastAsia="Arial" w:hAnsi="Arial"/>
@@ -18799,7 +18799,7 @@
               </w:rPr>
               <w:t xml:space="preserve"> and dry on the same day, </w:t>
             </w:r>
-            <w:del w:id="9131" w:author="Claude (AI) - proposed" w:date="2026-10-15T12:58:38Z">
+            <w:del w:id="9131" w:author="Claude (AI) - proposed" w:date="2026-10-18T00:31:47Z">
               <w:r>
                 <w:rPr>
                   <w:rFonts w:ascii="Arial" w:cs="Arial" w:eastAsia="Arial" w:hAnsi="Arial"/>
@@ -18814,7 +18814,7 @@
                 <w:delText xml:space="preserve">did any outcome appear</w:delText>
               </w:r>
             </w:del>
-            <w:ins w:id="9132" w:author="Claude (AI) - proposed" w:date="2026-10-15T12:58:38Z">
+            <w:ins w:id="9132" w:author="Claude (AI) - proposed" w:date="2026-10-18T00:31:47Z">
               <w:r>
                 <w:rPr>
                   <w:rFonts w:ascii="Arial" w:cs="Arial" w:eastAsia="Arial" w:hAnsi="Arial"/>
@@ -18842,7 +18842,7 @@
               </w:rPr>
               <w:t xml:space="preserve"> in both events</w:t>
             </w:r>
-            <w:del w:id="9133" w:author="Claude (AI) - proposed" w:date="2026-10-15T12:58:38Z">
+            <w:del w:id="9133" w:author="Claude (AI) - proposed" w:date="2026-10-18T00:31:47Z">
               <w:r>
                 <w:rPr>
                   <w:rFonts w:ascii="Arial" w:cs="Arial" w:eastAsia="Arial" w:hAnsi="Arial"/>
@@ -18857,7 +18857,7 @@
                 <w:delText xml:space="preserve">?</w:delText>
               </w:r>
             </w:del>
-            <w:ins w:id="9134" w:author="Claude (AI) - proposed" w:date="2026-10-15T12:58:38Z">
+            <w:ins w:id="9134" w:author="Claude (AI) - proposed" w:date="2026-10-18T00:31:47Z">
               <w:r>
                 <w:rPr>
                   <w:rFonts w:ascii="Arial" w:cs="Arial" w:eastAsia="Arial" w:hAnsi="Arial"/>
@@ -18885,7 +18885,7 @@
               </w:rPr>
               <w:t xml:space="preserve"> For rain on Monday and rain on Tuesday</w:t>
             </w:r>
-            <w:del w:id="9135" w:author="Claude (AI) - proposed" w:date="2026-10-15T12:58:38Z">
+            <w:del w:id="9135" w:author="Claude (AI) - proposed" w:date="2026-10-18T00:31:47Z">
               <w:r>
                 <w:rPr>
                   <w:rFonts w:ascii="Arial" w:cs="Arial" w:eastAsia="Arial" w:hAnsi="Arial"/>
@@ -18900,7 +18900,7 @@
                 <w:delText xml:space="preserve"> (</w:delText>
               </w:r>
             </w:del>
-            <w:ins w:id="9136" w:author="Claude (AI) - proposed" w:date="2026-10-15T12:58:38Z">
+            <w:ins w:id="9136" w:author="Claude (AI) - proposed" w:date="2026-10-18T00:31:47Z">
               <w:r>
                 <w:rPr>
                   <w:rFonts w:ascii="Arial" w:cs="Arial" w:eastAsia="Arial" w:hAnsi="Arial"/>
@@ -18928,7 +18928,7 @@
               </w:rPr>
               <w:t xml:space="preserve">and for the first and second coin toss</w:t>
             </w:r>
-            <w:del w:id="9137" w:author="Claude (AI) - proposed" w:date="2026-10-15T12:58:38Z">
+            <w:del w:id="9137" w:author="Claude (AI) - proposed" w:date="2026-10-18T00:31:47Z">
               <w:r>
                 <w:rPr>
                   <w:rFonts w:ascii="Arial" w:cs="Arial" w:eastAsia="Arial" w:hAnsi="Arial"/>
@@ -18943,7 +18943,7 @@
                 <w:delText xml:space="preserve">), did</w:delText>
               </w:r>
             </w:del>
-            <w:ins w:id="9138" w:author="Claude (AI) - proposed" w:date="2026-10-15T12:58:38Z">
+            <w:ins w:id="9138" w:author="Claude (AI) - proposed" w:date="2026-10-18T00:31:47Z">
               <w:r>
                 <w:rPr>
                   <w:rFonts w:ascii="Arial" w:cs="Arial" w:eastAsia="Arial" w:hAnsi="Arial"/>
@@ -18971,7 +18971,7 @@
               </w:rPr>
               <w:t xml:space="preserve"> the chance of the second </w:t>
             </w:r>
-            <w:ins w:id="9139" w:author="Claude (AI) - proposed" w:date="2026-10-15T12:58:38Z">
+            <w:ins w:id="9139" w:author="Claude (AI) - proposed" w:date="2026-10-18T00:31:47Z">
               <w:r>
                 <w:rPr>
                   <w:rFonts w:ascii="Arial" w:cs="Arial" w:eastAsia="Arial" w:hAnsi="Arial"/>
@@ -18999,7 +18999,7 @@
               </w:rPr>
               <w:t xml:space="preserve">change after the first</w:t>
             </w:r>
-            <w:del w:id="9140" w:author="Claude (AI) - proposed" w:date="2026-10-15T12:58:38Z">
+            <w:del w:id="9140" w:author="Claude (AI) - proposed" w:date="2026-10-18T00:31:47Z">
               <w:r>
                 <w:rPr>
                   <w:rFonts w:ascii="Arial" w:cs="Arial" w:eastAsia="Arial" w:hAnsi="Arial"/>
@@ -19014,7 +19014,7 @@
                 <w:delText xml:space="preserve">?</w:delText>
               </w:r>
             </w:del>
-            <w:ins w:id="9141" w:author="Claude (AI) - proposed" w:date="2026-10-15T12:58:38Z">
+            <w:ins w:id="9141" w:author="Claude (AI) - proposed" w:date="2026-10-18T00:31:47Z">
               <w:r>
                 <w:rPr>
                   <w:rFonts w:ascii="Arial" w:cs="Arial" w:eastAsia="Arial" w:hAnsi="Arial"/>
@@ -19042,7 +19042,7 @@
               </w:rPr>
               <w:t xml:space="preserve"> For die even and coin Heads, </w:t>
             </w:r>
-            <w:del w:id="9142" w:author="Claude (AI) - proposed" w:date="2026-10-15T12:58:38Z">
+            <w:del w:id="9142" w:author="Claude (AI) - proposed" w:date="2026-10-18T00:31:47Z">
               <w:r>
                 <w:rPr>
                   <w:rFonts w:ascii="Arial" w:cs="Arial" w:eastAsia="Arial" w:hAnsi="Arial"/>
@@ -19057,7 +19057,7 @@
                 <w:delText xml:space="preserve">and for</w:delText>
               </w:r>
             </w:del>
-            <w:ins w:id="9143" w:author="Claude (AI) - proposed" w:date="2026-10-15T12:58:38Z">
+            <w:ins w:id="9143" w:author="Claude (AI) - proposed" w:date="2026-10-18T00:31:47Z">
               <w:r>
                 <w:rPr>
                   <w:rFonts w:ascii="Arial" w:cs="Arial" w:eastAsia="Arial" w:hAnsi="Arial"/>
@@ -19085,7 +19085,7 @@
               </w:rPr>
               <w:t xml:space="preserve"> die even and die shows 2, </w:t>
             </w:r>
-            <w:del w:id="9144" w:author="Claude (AI) - proposed" w:date="2026-10-15T12:58:38Z">
+            <w:del w:id="9144" w:author="Claude (AI) - proposed" w:date="2026-10-18T00:31:47Z">
               <w:r>
                 <w:rPr>
                   <w:rFonts w:ascii="Arial" w:cs="Arial" w:eastAsia="Arial" w:hAnsi="Arial"/>
@@ -19100,7 +19100,7 @@
                 <w:delText xml:space="preserve">what did you find?</w:delText>
               </w:r>
             </w:del>
-            <w:ins w:id="9145" w:author="Claude (AI) - proposed" w:date="2026-10-15T12:58:38Z">
+            <w:ins w:id="9145" w:author="Claude (AI) - proposed" w:date="2026-10-18T00:31:47Z">
               <w:r>
                 <w:rPr>
                   <w:rFonts w:ascii="Arial" w:cs="Arial" w:eastAsia="Arial" w:hAnsi="Arial"/>
@@ -19183,7 +19183,7 @@
               </w:rPr>
               <w:t xml:space="preserve">What did you learn? Mutually exclusive events cannot happen together, so P(A and B) = 0. Independent events do not change each other's chance. Some pairs are neither. </w:t>
             </w:r>
-            <w:ins w:id="9146" w:author="Claude (AI) - proposed" w:date="2026-10-15T12:58:38Z">
+            <w:ins w:id="9146" w:author="Claude (AI) - proposed" w:date="2026-10-18T00:31:47Z">
               <w:r>
                 <w:rPr>
                   <w:rFonts w:ascii="Arial" w:cs="Arial" w:eastAsia="Arial" w:hAnsi="Arial"/>
@@ -19299,7 +19299,7 @@
         </w:rPr>
         <w:t xml:space="preserve">© 2026 SeaVuria and ARES. Aligned with KICD objectives. Developed by SeaVuria; technical implementation by ARES (with AI assistance from Claude). Licensed under </w:t>
       </w:r>
-      <w:hyperlink w:history="1" r:id="rIdbpply1eurdiw3j2nlvj2q">
+      <w:hyperlink w:history="1" r:id="rIdktithwrzzpgsg1h8_o-cd">
         <w:r>
           <w:rPr>
             <w:rFonts w:ascii="Arial" w:cs="Arial" w:eastAsia="Arial" w:hAnsi="Arial"/>
@@ -19320,7 +19320,7 @@
         </w:rPr>
         <w:t xml:space="preserve"> (</w:t>
       </w:r>
-      <w:hyperlink w:history="1" r:id="rId-f7diizzezm5iwhclrfg_">
+      <w:hyperlink w:history="1" r:id="rIdxauo9hcha87vjqoonsf9s">
         <w:r>
           <w:rPr>
             <w:rFonts w:ascii="Arial" w:cs="Arial" w:eastAsia="Arial" w:hAnsi="Arial"/>
@@ -19397,7 +19397,7 @@
               </w:rPr>
               <w:t xml:space="preserve">LESSON 6 (</w:t>
             </w:r>
-            <w:del w:id="9147" w:author="Claude (AI) - proposed" w:date="2026-10-15T12:58:38Z">
+            <w:del w:id="9147" w:author="Claude (AI) - proposed" w:date="2026-10-18T00:31:47Z">
               <w:r>
                 <w:rPr>
                   <w:rFonts w:ascii="Arial" w:cs="Arial" w:eastAsia="Arial" w:hAnsi="Arial"/>
@@ -19412,7 +19412,7 @@
                 <w:delText xml:space="preserve">40 minutes (one double or two single periods may be used; adjust to timetable</w:delText>
               </w:r>
             </w:del>
-            <w:ins w:id="9148" w:author="Claude (AI) - proposed" w:date="2026-10-15T12:58:38Z">
+            <w:ins w:id="9148" w:author="Claude (AI) - proposed" w:date="2026-10-18T00:31:47Z">
               <w:r>
                 <w:rPr>
                   <w:rFonts w:ascii="Arial" w:cs="Arial" w:eastAsia="Arial" w:hAnsi="Arial"/>
@@ -20403,7 +20403,7 @@
             <w:pPr>
               <w:spacing w:after="20" w:before="0"/>
             </w:pPr>
-            <w:hyperlink w:history="1" r:id="rIdnhoe2inaq-wiuox0ym52z">
+            <w:hyperlink w:history="1" r:id="rIdxkormojct8poqw4xpundo">
               <w:r>
                 <w:rPr>
                   <w:rFonts w:ascii="Arial" w:cs="Arial" w:eastAsia="Arial" w:hAnsi="Arial"/>
@@ -20436,7 +20436,7 @@
               <w:spacing w:after="10" w:before="0"/>
               <w:ind w:left="120"/>
             </w:pPr>
-            <w:hyperlink w:history="1" r:id="rIdnecxqaqkt2ggrsxy5za6d">
+            <w:hyperlink w:history="1" r:id="rId5pws1jy6wxqjdyvh17cvr">
               <w:r>
                 <w:rPr>
                   <w:rFonts w:ascii="Arial" w:cs="Arial" w:eastAsia="Arial" w:hAnsi="Arial"/>
@@ -20481,7 +20481,7 @@
             <w:pPr>
               <w:spacing w:after="20" w:before="0"/>
             </w:pPr>
-            <w:hyperlink w:history="1" r:id="rIdm-p1-oeobodm4p2t5yjhh">
+            <w:hyperlink w:history="1" r:id="rId4fkuveek2wl0ldw6cr9oe">
               <w:r>
                 <w:rPr>
                   <w:rFonts w:ascii="Arial" w:cs="Arial" w:eastAsia="Arial" w:hAnsi="Arial"/>
@@ -20514,7 +20514,7 @@
               <w:spacing w:after="10" w:before="0"/>
               <w:ind w:left="120"/>
             </w:pPr>
-            <w:hyperlink w:history="1" r:id="rIdwjtijeecxh_uoap5eqldg">
+            <w:hyperlink w:history="1" r:id="rIdrqgreg8fguwb_zfjusgux">
               <w:r>
                 <w:rPr>
                   <w:rFonts w:ascii="Arial" w:cs="Arial" w:eastAsia="Arial" w:hAnsi="Arial"/>
@@ -20714,7 +20714,7 @@
             <w:pPr>
               <w:spacing w:after="20" w:before="0"/>
             </w:pPr>
-            <w:hyperlink w:history="1" r:id="rIdcjs57xtzlmr8ilznczi4x">
+            <w:hyperlink w:history="1" r:id="rIdchijlslt9zsvasjs4zmxd">
               <w:r>
                 <w:rPr>
                   <w:rFonts w:ascii="Arial" w:cs="Arial" w:eastAsia="Arial" w:hAnsi="Arial"/>
@@ -20747,7 +20747,7 @@
               <w:spacing w:after="10" w:before="0"/>
               <w:ind w:left="120"/>
             </w:pPr>
-            <w:hyperlink w:history="1" r:id="rIdqlramccqougojpr6js4e7">
+            <w:hyperlink w:history="1" r:id="rIdaj2uhnvsngjqcg4bbvjzo">
               <w:r>
                 <w:rPr>
                   <w:rFonts w:ascii="Arial" w:cs="Arial" w:eastAsia="Arial" w:hAnsi="Arial"/>
@@ -20792,7 +20792,7 @@
             <w:pPr>
               <w:spacing w:after="20" w:before="0"/>
             </w:pPr>
-            <w:hyperlink w:history="1" r:id="rIdy3kvczijdaxplpbhik8yk">
+            <w:hyperlink w:history="1" r:id="rIdz-tlrm7xzgslbiitczbfw">
               <w:r>
                 <w:rPr>
                   <w:rFonts w:ascii="Arial" w:cs="Arial" w:eastAsia="Arial" w:hAnsi="Arial"/>
@@ -20825,7 +20825,7 @@
               <w:spacing w:after="10" w:before="0"/>
               <w:ind w:left="120"/>
             </w:pPr>
-            <w:hyperlink w:history="1" r:id="rIdtueknbjqifgogt4jji4em">
+            <w:hyperlink w:history="1" r:id="rId53vzeaykxntpa6mk8rjpi">
               <w:r>
                 <w:rPr>
                   <w:rFonts w:ascii="Arial" w:cs="Arial" w:eastAsia="Arial" w:hAnsi="Arial"/>
@@ -21025,7 +21025,7 @@
             <w:pPr>
               <w:spacing w:after="20" w:before="0"/>
             </w:pPr>
-            <w:hyperlink w:history="1" r:id="rId9kbqjzdmkemtbg8ewzets">
+            <w:hyperlink w:history="1" r:id="rId3ecpqu2kmb0ddnkrwfrca">
               <w:r>
                 <w:rPr>
                   <w:rFonts w:ascii="Arial" w:cs="Arial" w:eastAsia="Arial" w:hAnsi="Arial"/>
@@ -21058,7 +21058,7 @@
               <w:spacing w:after="10" w:before="0"/>
               <w:ind w:left="120"/>
             </w:pPr>
-            <w:hyperlink w:history="1" r:id="rIdqoujmgjnk1dytwjjoxhmx">
+            <w:hyperlink w:history="1" r:id="rId-qq1ognl9y6hh8-nm2ylb">
               <w:r>
                 <w:rPr>
                   <w:rFonts w:ascii="Arial" w:cs="Arial" w:eastAsia="Arial" w:hAnsi="Arial"/>
@@ -21103,7 +21103,7 @@
             <w:pPr>
               <w:spacing w:after="20" w:before="0"/>
             </w:pPr>
-            <w:hyperlink w:history="1" r:id="rId6p0qiqcqqj88pazmbosam">
+            <w:hyperlink w:history="1" r:id="rIdlkudaf-encvflpllnvmlc">
               <w:r>
                 <w:rPr>
                   <w:rFonts w:ascii="Arial" w:cs="Arial" w:eastAsia="Arial" w:hAnsi="Arial"/>
@@ -21136,7 +21136,7 @@
               <w:spacing w:after="10" w:before="0"/>
               <w:ind w:left="120"/>
             </w:pPr>
-            <w:hyperlink w:history="1" r:id="rIdf7ykp-hmhwq4ghd17nkgy">
+            <w:hyperlink w:history="1" r:id="rId5jiqg7zf2k7f3hxi_ujgw">
               <w:r>
                 <w:rPr>
                   <w:rFonts w:ascii="Arial" w:cs="Arial" w:eastAsia="Arial" w:hAnsi="Arial"/>
@@ -21336,7 +21336,7 @@
             <w:pPr>
               <w:spacing w:after="20" w:before="0"/>
             </w:pPr>
-            <w:hyperlink w:history="1" r:id="rIdbeamw0gv68vtvbihrrpdc">
+            <w:hyperlink w:history="1" r:id="rIde5k34c7yw2tsktax6-78y">
               <w:r>
                 <w:rPr>
                   <w:rFonts w:ascii="Arial" w:cs="Arial" w:eastAsia="Arial" w:hAnsi="Arial"/>
@@ -21369,7 +21369,7 @@
               <w:spacing w:after="10" w:before="0"/>
               <w:ind w:left="120"/>
             </w:pPr>
-            <w:hyperlink w:history="1" r:id="rId4k00o1rdjldfmdkjbstkn">
+            <w:hyperlink w:history="1" r:id="rId6tyebafsgvt1bf0062dd6">
               <w:r>
                 <w:rPr>
                   <w:rFonts w:ascii="Arial" w:cs="Arial" w:eastAsia="Arial" w:hAnsi="Arial"/>
@@ -21414,7 +21414,7 @@
             <w:pPr>
               <w:spacing w:after="20" w:before="0"/>
             </w:pPr>
-            <w:hyperlink w:history="1" r:id="rIdu6ohviqzg2rb-qx0mxljn">
+            <w:hyperlink w:history="1" r:id="rId1rh4ko8crv6byiyznhlt-">
               <w:r>
                 <w:rPr>
                   <w:rFonts w:ascii="Arial" w:cs="Arial" w:eastAsia="Arial" w:hAnsi="Arial"/>
@@ -21447,7 +21447,7 @@
               <w:spacing w:after="10" w:before="0"/>
               <w:ind w:left="120"/>
             </w:pPr>
-            <w:hyperlink w:history="1" r:id="rIdkb7jy9fraw7d-vrqo1y9a">
+            <w:hyperlink w:history="1" r:id="rIdpicy3wu0ryucjobi9h3kz">
               <w:r>
                 <w:rPr>
                   <w:rFonts w:ascii="Arial" w:cs="Arial" w:eastAsia="Arial" w:hAnsi="Arial"/>
@@ -21647,7 +21647,7 @@
             <w:pPr>
               <w:spacing w:after="20" w:before="0"/>
             </w:pPr>
-            <w:hyperlink w:history="1" r:id="rIdea6-y4ebqqa5immgamomk">
+            <w:hyperlink w:history="1" r:id="rId3r6oi-4wyoz8vnponjiu5">
               <w:r>
                 <w:rPr>
                   <w:rFonts w:ascii="Arial" w:cs="Arial" w:eastAsia="Arial" w:hAnsi="Arial"/>
@@ -21680,7 +21680,7 @@
               <w:spacing w:after="10" w:before="0"/>
               <w:ind w:left="120"/>
             </w:pPr>
-            <w:hyperlink w:history="1" r:id="rIdebruds79ivmh-wrhk7grk">
+            <w:hyperlink w:history="1" r:id="rIddhlvjwtjqzpb9ga1vqhj5">
               <w:r>
                 <w:rPr>
                   <w:rFonts w:ascii="Arial" w:cs="Arial" w:eastAsia="Arial" w:hAnsi="Arial"/>
@@ -21725,7 +21725,7 @@
             <w:pPr>
               <w:spacing w:after="20" w:before="0"/>
             </w:pPr>
-            <w:hyperlink w:history="1" r:id="rIdqkp9-ugkkk-hndmrtshwz">
+            <w:hyperlink w:history="1" r:id="rIdyfhp4fceqwf_uixfinvi8">
               <w:r>
                 <w:rPr>
                   <w:rFonts w:ascii="Arial" w:cs="Arial" w:eastAsia="Arial" w:hAnsi="Arial"/>
@@ -21758,7 +21758,7 @@
               <w:spacing w:after="10" w:before="0"/>
               <w:ind w:left="120"/>
             </w:pPr>
-            <w:hyperlink w:history="1" r:id="rIdxfjzkkmkkmphxzrdks5zh">
+            <w:hyperlink w:history="1" r:id="rId4baeovne-bu4w6adizzvu">
               <w:r>
                 <w:rPr>
                   <w:rFonts w:ascii="Arial" w:cs="Arial" w:eastAsia="Arial" w:hAnsi="Arial"/>
@@ -22283,7 +22283,7 @@
         </w:rPr>
         <w:t xml:space="preserve">© 2026 SeaVuria and ARES. Aligned with KICD objectives. Developed by SeaVuria; technical implementation by ARES (with AI assistance from Claude). Licensed under </w:t>
       </w:r>
-      <w:hyperlink w:history="1" r:id="rIddmy3nemv4bfr9xisz06t5">
+      <w:hyperlink w:history="1" r:id="rIdwdif91ueaurgyet1-h6wh">
         <w:r>
           <w:rPr>
             <w:rFonts w:ascii="Arial" w:cs="Arial" w:eastAsia="Arial" w:hAnsi="Arial"/>
@@ -22304,7 +22304,7 @@
         </w:rPr>
         <w:t xml:space="preserve"> (</w:t>
       </w:r>
-      <w:hyperlink w:history="1" r:id="rIdfta1ixxrpgdhrxrqacsvu">
+      <w:hyperlink w:history="1" r:id="rIdport_siad_xxibof9bl7x">
         <w:r>
           <w:rPr>
             <w:rFonts w:ascii="Arial" w:cs="Arial" w:eastAsia="Arial" w:hAnsi="Arial"/>
@@ -22381,7 +22381,7 @@
               </w:rPr>
               <w:t xml:space="preserve">LESSON 7 (</w:t>
             </w:r>
-            <w:del w:id="9149" w:author="Claude (AI) - proposed" w:date="2026-10-15T12:58:38Z">
+            <w:del w:id="9149" w:author="Claude (AI) - proposed" w:date="2026-10-18T00:31:47Z">
               <w:r>
                 <w:rPr>
                   <w:rFonts w:ascii="Arial" w:cs="Arial" w:eastAsia="Arial" w:hAnsi="Arial"/>
@@ -22396,7 +22396,7 @@
                 <w:delText xml:space="preserve">40 minutes (one double lesson of 80 minutes may be used if available</w:delText>
               </w:r>
             </w:del>
-            <w:ins w:id="9150" w:author="Claude (AI) - proposed" w:date="2026-10-15T12:58:38Z">
+            <w:ins w:id="9150" w:author="Claude (AI) - proposed" w:date="2026-10-18T00:31:47Z">
               <w:r>
                 <w:rPr>
                   <w:rFonts w:ascii="Arial" w:cs="Arial" w:eastAsia="Arial" w:hAnsi="Arial"/>
@@ -23387,7 +23387,7 @@
             <w:pPr>
               <w:spacing w:after="20" w:before="0"/>
             </w:pPr>
-            <w:hyperlink w:history="1" r:id="rId5vhj-z9jhhcrdscfl9sa5">
+            <w:hyperlink w:history="1" r:id="rIdvplugaror-xr9uvkyfo8c">
               <w:r>
                 <w:rPr>
                   <w:rFonts w:ascii="Arial" w:cs="Arial" w:eastAsia="Arial" w:hAnsi="Arial"/>
@@ -23420,7 +23420,7 @@
               <w:spacing w:after="10" w:before="0"/>
               <w:ind w:left="120"/>
             </w:pPr>
-            <w:hyperlink w:history="1" r:id="rIdddb5io-s_mpsysppa2yyg">
+            <w:hyperlink w:history="1" r:id="rIdlxwikydec4dmesfr7mq0g">
               <w:r>
                 <w:rPr>
                   <w:rFonts w:ascii="Arial" w:cs="Arial" w:eastAsia="Arial" w:hAnsi="Arial"/>
@@ -23465,7 +23465,7 @@
             <w:pPr>
               <w:spacing w:after="20" w:before="0"/>
             </w:pPr>
-            <w:hyperlink w:history="1" r:id="rIdsida99nzdblbdzgjbpyw7">
+            <w:hyperlink w:history="1" r:id="rIdo01uowma1tasdbgc-px5q">
               <w:r>
                 <w:rPr>
                   <w:rFonts w:ascii="Arial" w:cs="Arial" w:eastAsia="Arial" w:hAnsi="Arial"/>
@@ -23498,7 +23498,7 @@
               <w:spacing w:after="10" w:before="0"/>
               <w:ind w:left="120"/>
             </w:pPr>
-            <w:hyperlink w:history="1" r:id="rIdr65vur_fe6ttr2nz27ldi">
+            <w:hyperlink w:history="1" r:id="rIdvkwqjo8ocpwf9cbsxruwi">
               <w:r>
                 <w:rPr>
                   <w:rFonts w:ascii="Arial" w:cs="Arial" w:eastAsia="Arial" w:hAnsi="Arial"/>
@@ -23698,7 +23698,7 @@
             <w:pPr>
               <w:spacing w:after="20" w:before="0"/>
             </w:pPr>
-            <w:hyperlink w:history="1" r:id="rId-mofcrjcy_soplfljx0dt">
+            <w:hyperlink w:history="1" r:id="rIdpzughkbbvbv6izyat_w49">
               <w:r>
                 <w:rPr>
                   <w:rFonts w:ascii="Arial" w:cs="Arial" w:eastAsia="Arial" w:hAnsi="Arial"/>
@@ -23731,7 +23731,7 @@
               <w:spacing w:after="10" w:before="0"/>
               <w:ind w:left="120"/>
             </w:pPr>
-            <w:hyperlink w:history="1" r:id="rIdfxrzzfgayxpfrrjzafrxj">
+            <w:hyperlink w:history="1" r:id="rIdwxhbz7w1ln8wia1smfgou">
               <w:r>
                 <w:rPr>
                   <w:rFonts w:ascii="Arial" w:cs="Arial" w:eastAsia="Arial" w:hAnsi="Arial"/>
@@ -23776,7 +23776,7 @@
             <w:pPr>
               <w:spacing w:after="20" w:before="0"/>
             </w:pPr>
-            <w:hyperlink w:history="1" r:id="rIdfa41lsgbxnt4rcheusl7b">
+            <w:hyperlink w:history="1" r:id="rId7d-imwh0muk22m-_pe6ik">
               <w:r>
                 <w:rPr>
                   <w:rFonts w:ascii="Arial" w:cs="Arial" w:eastAsia="Arial" w:hAnsi="Arial"/>
@@ -23809,7 +23809,7 @@
               <w:spacing w:after="10" w:before="0"/>
               <w:ind w:left="120"/>
             </w:pPr>
-            <w:hyperlink w:history="1" r:id="rIdthsrgs5qw5s3qjy1lovb5">
+            <w:hyperlink w:history="1" r:id="rIdrghgvcy12tssxcu1b3pfd">
               <w:r>
                 <w:rPr>
                   <w:rFonts w:ascii="Arial" w:cs="Arial" w:eastAsia="Arial" w:hAnsi="Arial"/>
@@ -23854,7 +23854,7 @@
               </w:rPr>
               <w:t xml:space="preserve">Activity 1 (coin and die, about 12 minutes): In their groups, learners test whether multiplication works for independent events. Each group tosses a coin and rolls a die together 30 times (or splits 6 trials per learner), recording whether the coin shows Heads and the die shows </w:t>
             </w:r>
-            <w:del w:id="9151" w:author="Claude (AI) - proposed" w:date="2026-10-15T12:58:38Z">
+            <w:del w:id="9151" w:author="Claude (AI) - proposed" w:date="2026-10-18T00:31:47Z">
               <w:r>
                 <w:rPr>
                   <w:rFonts w:ascii="Arial" w:cs="Arial" w:eastAsia="Arial" w:hAnsi="Arial"/>
@@ -23882,7 +23882,7 @@
               </w:rPr>
               <w:t xml:space="preserve">an even number</w:t>
             </w:r>
-            <w:del w:id="9152" w:author="Claude (AI) - proposed" w:date="2026-10-15T12:58:38Z">
+            <w:del w:id="9152" w:author="Claude (AI) - proposed" w:date="2026-10-18T00:31:47Z">
               <w:r>
                 <w:rPr>
                   <w:rFonts w:ascii="Arial" w:cs="Arial" w:eastAsia="Arial" w:hAnsi="Arial"/>
@@ -23943,7 +23943,7 @@
               </w:rPr>
               <w:t xml:space="preserve">Distribute one coin, one die</w:t>
             </w:r>
-            <w:ins w:id="9153" w:author="Claude (AI) - proposed" w:date="2026-10-15T12:58:38Z">
+            <w:ins w:id="9153" w:author="Claude (AI) - proposed" w:date="2026-10-18T00:31:47Z">
               <w:r>
                 <w:rPr>
                   <w:rFonts w:ascii="Arial" w:cs="Arial" w:eastAsia="Arial" w:hAnsi="Arial"/>
@@ -24093,7 +24093,7 @@
             <w:pPr>
               <w:spacing w:after="20" w:before="0"/>
             </w:pPr>
-            <w:hyperlink w:history="1" r:id="rIdr33xzjtrbfmjneljq6wwf">
+            <w:hyperlink w:history="1" r:id="rIdgptuayruzklgjlmrabaf4">
               <w:r>
                 <w:rPr>
                   <w:rFonts w:ascii="Arial" w:cs="Arial" w:eastAsia="Arial" w:hAnsi="Arial"/>
@@ -24126,7 +24126,7 @@
               <w:spacing w:after="10" w:before="0"/>
               <w:ind w:left="120"/>
             </w:pPr>
-            <w:hyperlink w:history="1" r:id="rIdszbok-5dfzmmbskl-arrh">
+            <w:hyperlink w:history="1" r:id="rIdcvtum1tej7xonbz3lc7uf">
               <w:r>
                 <w:rPr>
                   <w:rFonts w:ascii="Arial" w:cs="Arial" w:eastAsia="Arial" w:hAnsi="Arial"/>
@@ -24171,7 +24171,7 @@
             <w:pPr>
               <w:spacing w:after="20" w:before="0"/>
             </w:pPr>
-            <w:hyperlink w:history="1" r:id="rIdhsd2bamwlzndxndew3p0a">
+            <w:hyperlink w:history="1" r:id="rIdd59hsnaomuupecoh8dgru">
               <w:r>
                 <w:rPr>
                   <w:rFonts w:ascii="Arial" w:cs="Arial" w:eastAsia="Arial" w:hAnsi="Arial"/>
@@ -24204,7 +24204,7 @@
               <w:spacing w:after="10" w:before="0"/>
               <w:ind w:left="120"/>
             </w:pPr>
-            <w:hyperlink w:history="1" r:id="rIdg1chpsiwriu6_hcaejfxl">
+            <w:hyperlink w:history="1" r:id="rIdvgjficu-bzty6gkyp7eyc">
               <w:r>
                 <w:rPr>
                   <w:rFonts w:ascii="Arial" w:cs="Arial" w:eastAsia="Arial" w:hAnsi="Arial"/>
@@ -24404,7 +24404,7 @@
             <w:pPr>
               <w:spacing w:after="20" w:before="0"/>
             </w:pPr>
-            <w:hyperlink w:history="1" r:id="rIdf79ca8h757tsh8ggc8qve">
+            <w:hyperlink w:history="1" r:id="rId6bpevxd-nzrelxzy8mwne">
               <w:r>
                 <w:rPr>
                   <w:rFonts w:ascii="Arial" w:cs="Arial" w:eastAsia="Arial" w:hAnsi="Arial"/>
@@ -24437,7 +24437,7 @@
               <w:spacing w:after="10" w:before="0"/>
               <w:ind w:left="120"/>
             </w:pPr>
-            <w:hyperlink w:history="1" r:id="rIdy9ps17puixze4whxywn-3">
+            <w:hyperlink w:history="1" r:id="rIdusuqhzgusdethgvsgk45t">
               <w:r>
                 <w:rPr>
                   <w:rFonts w:ascii="Arial" w:cs="Arial" w:eastAsia="Arial" w:hAnsi="Arial"/>
@@ -24482,7 +24482,7 @@
             <w:pPr>
               <w:spacing w:after="20" w:before="0"/>
             </w:pPr>
-            <w:hyperlink w:history="1" r:id="rIdkjh1okuzuwdtwytpzwjra">
+            <w:hyperlink w:history="1" r:id="rIdh9nfp9ridrsfzzjxawq_e">
               <w:r>
                 <w:rPr>
                   <w:rFonts w:ascii="Arial" w:cs="Arial" w:eastAsia="Arial" w:hAnsi="Arial"/>
@@ -24515,7 +24515,7 @@
               <w:spacing w:after="10" w:before="0"/>
               <w:ind w:left="120"/>
             </w:pPr>
-            <w:hyperlink w:history="1" r:id="rIdjxr4mvlyhkwm-mxkotdrp">
+            <w:hyperlink w:history="1" r:id="rIdliyiufj-cm28gul0rr8bq">
               <w:r>
                 <w:rPr>
                   <w:rFonts w:ascii="Arial" w:cs="Arial" w:eastAsia="Arial" w:hAnsi="Arial"/>
@@ -24715,7 +24715,7 @@
             <w:pPr>
               <w:spacing w:after="20" w:before="0"/>
             </w:pPr>
-            <w:hyperlink w:history="1" r:id="rIdu4f1q4h3pfv4xtoi5wl0e">
+            <w:hyperlink w:history="1" r:id="rIdoln9o89qmfr_pbex4ddat">
               <w:r>
                 <w:rPr>
                   <w:rFonts w:ascii="Arial" w:cs="Arial" w:eastAsia="Arial" w:hAnsi="Arial"/>
@@ -24748,7 +24748,7 @@
               <w:spacing w:after="10" w:before="0"/>
               <w:ind w:left="120"/>
             </w:pPr>
-            <w:hyperlink w:history="1" r:id="rIdvvkew-lw_3dztyfsqd2hp">
+            <w:hyperlink w:history="1" r:id="rIdvmjaohxtostyh3asosiaf">
               <w:r>
                 <w:rPr>
                   <w:rFonts w:ascii="Arial" w:cs="Arial" w:eastAsia="Arial" w:hAnsi="Arial"/>
@@ -24793,7 +24793,7 @@
             <w:pPr>
               <w:spacing w:after="20" w:before="0"/>
             </w:pPr>
-            <w:hyperlink w:history="1" r:id="rId9hdlzvl5-pwytnyxpyymt">
+            <w:hyperlink w:history="1" r:id="rIdjkwtbsicfen1tfhth4sgv">
               <w:r>
                 <w:rPr>
                   <w:rFonts w:ascii="Arial" w:cs="Arial" w:eastAsia="Arial" w:hAnsi="Arial"/>
@@ -24826,7 +24826,7 @@
               <w:spacing w:after="10" w:before="0"/>
               <w:ind w:left="120"/>
             </w:pPr>
-            <w:hyperlink w:history="1" r:id="rIdg4mdayv4x56fugfclcx9r">
+            <w:hyperlink w:history="1" r:id="rId0xmxb0l-ijciebugglxe0">
               <w:r>
                 <w:rPr>
                   <w:rFonts w:ascii="Arial" w:cs="Arial" w:eastAsia="Arial" w:hAnsi="Arial"/>
@@ -25351,7 +25351,7 @@
         </w:rPr>
         <w:t xml:space="preserve">© 2026 SeaVuria and ARES. Aligned with KICD objectives. Developed by SeaVuria; technical implementation by ARES (with AI assistance from Claude). Licensed under </w:t>
       </w:r>
-      <w:hyperlink w:history="1" r:id="rIdyk_ejlu7mj0kwgeypxo7s">
+      <w:hyperlink w:history="1" r:id="rIdygngvlfioab38nynri8uj">
         <w:r>
           <w:rPr>
             <w:rFonts w:ascii="Arial" w:cs="Arial" w:eastAsia="Arial" w:hAnsi="Arial"/>
@@ -25372,7 +25372,7 @@
         </w:rPr>
         <w:t xml:space="preserve"> (</w:t>
       </w:r>
-      <w:hyperlink w:history="1" r:id="rId4gvmwkp2pc7zzqqkvpmmq">
+      <w:hyperlink w:history="1" r:id="rIdnxkv5zfuepp0fousx2rvk">
         <w:r>
           <w:rPr>
             <w:rFonts w:ascii="Arial" w:cs="Arial" w:eastAsia="Arial" w:hAnsi="Arial"/>
@@ -26412,7 +26412,7 @@
             <w:pPr>
               <w:spacing w:after="20" w:before="0"/>
             </w:pPr>
-            <w:hyperlink w:history="1" r:id="rIdrixv-1kuosiagfip07sn3">
+            <w:hyperlink w:history="1" r:id="rId3zjjmj6hahjlk60wkyfud">
               <w:r>
                 <w:rPr>
                   <w:rFonts w:ascii="Arial" w:cs="Arial" w:eastAsia="Arial" w:hAnsi="Arial"/>
@@ -26445,7 +26445,7 @@
               <w:spacing w:after="10" w:before="0"/>
               <w:ind w:left="120"/>
             </w:pPr>
-            <w:hyperlink w:history="1" r:id="rId2dbrpfr_y25yesef08jg4">
+            <w:hyperlink w:history="1" r:id="rIdiad98lqt1dcf8zhee8e2g">
               <w:r>
                 <w:rPr>
                   <w:rFonts w:ascii="Arial" w:cs="Arial" w:eastAsia="Arial" w:hAnsi="Arial"/>
@@ -26490,7 +26490,7 @@
             <w:pPr>
               <w:spacing w:after="20" w:before="0"/>
             </w:pPr>
-            <w:hyperlink w:history="1" r:id="rId8mibxttuizjcx-e6uyjgp">
+            <w:hyperlink w:history="1" r:id="rId8gpkrpyrhn_zdu9o8k24s">
               <w:r>
                 <w:rPr>
                   <w:rFonts w:ascii="Arial" w:cs="Arial" w:eastAsia="Arial" w:hAnsi="Arial"/>
@@ -26523,7 +26523,7 @@
               <w:spacing w:after="10" w:before="0"/>
               <w:ind w:left="120"/>
             </w:pPr>
-            <w:hyperlink w:history="1" r:id="rId6c2tpqomt0wnbxsg_fhty">
+            <w:hyperlink w:history="1" r:id="rId2o9ojhcezoqdvzid7hj-n">
               <w:r>
                 <w:rPr>
                   <w:rFonts w:ascii="Arial" w:cs="Arial" w:eastAsia="Arial" w:hAnsi="Arial"/>
@@ -26723,7 +26723,7 @@
             <w:pPr>
               <w:spacing w:after="20" w:before="0"/>
             </w:pPr>
-            <w:hyperlink w:history="1" r:id="rIdjpcbjvzazvpce65rxl5c5">
+            <w:hyperlink w:history="1" r:id="rIdx_syixjyzwdewg1cq8hog">
               <w:r>
                 <w:rPr>
                   <w:rFonts w:ascii="Arial" w:cs="Arial" w:eastAsia="Arial" w:hAnsi="Arial"/>
@@ -26756,7 +26756,7 @@
               <w:spacing w:after="10" w:before="0"/>
               <w:ind w:left="120"/>
             </w:pPr>
-            <w:hyperlink w:history="1" r:id="rIdtiksl_coj1_jdprjxmjel">
+            <w:hyperlink w:history="1" r:id="rIdxitd3fy95ek4omgzpsjv9">
               <w:r>
                 <w:rPr>
                   <w:rFonts w:ascii="Arial" w:cs="Arial" w:eastAsia="Arial" w:hAnsi="Arial"/>
@@ -26801,7 +26801,7 @@
             <w:pPr>
               <w:spacing w:after="20" w:before="0"/>
             </w:pPr>
-            <w:hyperlink w:history="1" r:id="rIdhdbpvv-lcx6yvl9whp5av">
+            <w:hyperlink w:history="1" r:id="rIdvf7sna18wch2cm0fpjr9n">
               <w:r>
                 <w:rPr>
                   <w:rFonts w:ascii="Arial" w:cs="Arial" w:eastAsia="Arial" w:hAnsi="Arial"/>
@@ -26834,7 +26834,7 @@
               <w:spacing w:after="10" w:before="0"/>
               <w:ind w:left="120"/>
             </w:pPr>
-            <w:hyperlink w:history="1" r:id="rIdhq2zeakoctq1t2dg4-l6_">
+            <w:hyperlink w:history="1" r:id="rIdgjsiw9aomxt8-eu6z64wz">
               <w:r>
                 <w:rPr>
                   <w:rFonts w:ascii="Arial" w:cs="Arial" w:eastAsia="Arial" w:hAnsi="Arial"/>
@@ -26879,7 +26879,7 @@
               </w:rPr>
               <w:t xml:space="preserve">Learners build the tree diagram as a guided activity. Step 1: Each group draws Day 1 with two branches from a starting point: R (0.7) and N (0.3), checking that 0.7 + 0.3 = 1. Step 2: From the end of EACH Day 1 branch, they draw two Day 2 branches, R (0.7) and N (0.3), explaining why the Day 2 numbers are the same whatever happened on Day 1 (days are independent). Step 3: They write the four final outcomes RR, RN, NR, NN at the ends of the paths. Step 4: They multiply along each path using the multiplication law and write the results: RR = 0.7 x 0.7 = 0.49; RN = 0.7 x 0.3 = 0.21; NR = 0.3 x 0.7 = 0.21; NN = 0.3 x 0.3 = 0.09. Step 5: They add the four outcomes and confirm that the total is 0.49 + 0.21 + 0.21 + 0.09 = 1.00. Step 6 (</w:t>
             </w:r>
-            <w:ins w:id="9154" w:author="Claude (AI) - proposed" w:date="2026-10-15T12:58:38Z">
+            <w:ins w:id="9154" w:author="Claude (AI) - proposed" w:date="2026-10-18T00:31:47Z">
               <w:r>
                 <w:rPr>
                   <w:rFonts w:ascii="Arial" w:cs="Arial" w:eastAsia="Arial" w:hAnsi="Arial"/>
@@ -27062,7 +27062,7 @@
             <w:pPr>
               <w:spacing w:after="20" w:before="0"/>
             </w:pPr>
-            <w:hyperlink w:history="1" r:id="rIdxuggymzp1-mghainy_vaj">
+            <w:hyperlink w:history="1" r:id="rIdzhk0ag7v4ounkchjbvwrk">
               <w:r>
                 <w:rPr>
                   <w:rFonts w:ascii="Arial" w:cs="Arial" w:eastAsia="Arial" w:hAnsi="Arial"/>
@@ -27111,7 +27111,7 @@
               <w:spacing w:after="10" w:before="0"/>
               <w:ind w:left="120"/>
             </w:pPr>
-            <w:hyperlink w:history="1" r:id="rIduwdgyrjfbvlheflgqdk4f">
+            <w:hyperlink w:history="1" r:id="rIdl2kdsjhw-f3zuyfvap9qk">
               <w:r>
                 <w:rPr>
                   <w:rFonts w:ascii="Arial" w:cs="Arial" w:eastAsia="Arial" w:hAnsi="Arial"/>
@@ -27156,7 +27156,7 @@
             <w:pPr>
               <w:spacing w:after="20" w:before="0"/>
             </w:pPr>
-            <w:hyperlink w:history="1" r:id="rIdk8lrima_xcbojdi6fohdw">
+            <w:hyperlink w:history="1" r:id="rIdgwaeigdio1chu8jy6clt2">
               <w:r>
                 <w:rPr>
                   <w:rFonts w:ascii="Arial" w:cs="Arial" w:eastAsia="Arial" w:hAnsi="Arial"/>
@@ -27205,7 +27205,7 @@
               <w:spacing w:after="10" w:before="0"/>
               <w:ind w:left="120"/>
             </w:pPr>
-            <w:hyperlink w:history="1" r:id="rIdxlelwhbu3ah5h3qcymz7x">
+            <w:hyperlink w:history="1" r:id="rIdgojm3ovrg1wwr7-vdzxx0">
               <w:r>
                 <w:rPr>
                   <w:rFonts w:ascii="Arial" w:cs="Arial" w:eastAsia="Arial" w:hAnsi="Arial"/>
@@ -27405,7 +27405,7 @@
             <w:pPr>
               <w:spacing w:after="20" w:before="0"/>
             </w:pPr>
-            <w:hyperlink w:history="1" r:id="rIdjxxkktyfokdgawmnz2lbz">
+            <w:hyperlink w:history="1" r:id="rId6eux_vs9tijjqzwqgv3b7">
               <w:r>
                 <w:rPr>
                   <w:rFonts w:ascii="Arial" w:cs="Arial" w:eastAsia="Arial" w:hAnsi="Arial"/>
@@ -27454,7 +27454,7 @@
               <w:spacing w:after="10" w:before="0"/>
               <w:ind w:left="120"/>
             </w:pPr>
-            <w:hyperlink w:history="1" r:id="rId8iwxgjdlz_nglhnbemglr">
+            <w:hyperlink w:history="1" r:id="rIdv4br2s0hy-btpagftasbw">
               <w:r>
                 <w:rPr>
                   <w:rFonts w:ascii="Arial" w:cs="Arial" w:eastAsia="Arial" w:hAnsi="Arial"/>
@@ -27499,7 +27499,7 @@
             <w:pPr>
               <w:spacing w:after="20" w:before="0"/>
             </w:pPr>
-            <w:hyperlink w:history="1" r:id="rIdgzfhf35fyehmx_f_jvp3_">
+            <w:hyperlink w:history="1" r:id="rId3xzvxtocfyuhtum3jn3td">
               <w:r>
                 <w:rPr>
                   <w:rFonts w:ascii="Arial" w:cs="Arial" w:eastAsia="Arial" w:hAnsi="Arial"/>
@@ -27548,7 +27548,7 @@
               <w:spacing w:after="10" w:before="0"/>
               <w:ind w:left="120"/>
             </w:pPr>
-            <w:hyperlink w:history="1" r:id="rIdcnmvdtijsugdjbpkdzwry">
+            <w:hyperlink w:history="1" r:id="rIduecvxkyk8rpbzudjw5zhy">
               <w:r>
                 <w:rPr>
                   <w:rFonts w:ascii="Arial" w:cs="Arial" w:eastAsia="Arial" w:hAnsi="Arial"/>
@@ -27748,7 +27748,7 @@
             <w:pPr>
               <w:spacing w:after="20" w:before="0"/>
             </w:pPr>
-            <w:hyperlink w:history="1" r:id="rIdgy7ahart6vpf0jfz10t5y">
+            <w:hyperlink w:history="1" r:id="rIdxohcmtmd5qyjpuodhfh-z">
               <w:r>
                 <w:rPr>
                   <w:rFonts w:ascii="Arial" w:cs="Arial" w:eastAsia="Arial" w:hAnsi="Arial"/>
@@ -27797,7 +27797,7 @@
               <w:spacing w:after="10" w:before="0"/>
               <w:ind w:left="120"/>
             </w:pPr>
-            <w:hyperlink w:history="1" r:id="rIdrbgzmjpbzj5lnfb9hbzyo">
+            <w:hyperlink w:history="1" r:id="rId7lhiq_fhldtqbbh51tll7">
               <w:r>
                 <w:rPr>
                   <w:rFonts w:ascii="Arial" w:cs="Arial" w:eastAsia="Arial" w:hAnsi="Arial"/>
@@ -27842,7 +27842,7 @@
             <w:pPr>
               <w:spacing w:after="20" w:before="0"/>
             </w:pPr>
-            <w:hyperlink w:history="1" r:id="rIdukzlz9acjbujbvz-b762p">
+            <w:hyperlink w:history="1" r:id="rIdggqlpwegxsg9jjhnp9vl3">
               <w:r>
                 <w:rPr>
                   <w:rFonts w:ascii="Arial" w:cs="Arial" w:eastAsia="Arial" w:hAnsi="Arial"/>
@@ -27891,7 +27891,7 @@
               <w:spacing w:after="10" w:before="0"/>
               <w:ind w:left="120"/>
             </w:pPr>
-            <w:hyperlink w:history="1" r:id="rIdjyenzkaxr91frhxc1-vkl">
+            <w:hyperlink w:history="1" r:id="rIdcjdo_md3cdh6nmglu2rl1">
               <w:r>
                 <w:rPr>
                   <w:rFonts w:ascii="Arial" w:cs="Arial" w:eastAsia="Arial" w:hAnsi="Arial"/>
@@ -27936,7 +27936,7 @@
               </w:rPr>
               <w:t xml:space="preserve">Learners revise the class model of the forecast phenomenon. Individually, each learner updates their own model page with: (1) the one-day model (S = {rain, storm, dry}</w:t>
             </w:r>
-            <w:del w:id="9155" w:author="Claude (AI) - proposed" w:date="2026-10-15T12:58:38Z">
+            <w:del w:id="9155" w:author="Claude (AI) - proposed" w:date="2026-10-18T00:31:47Z">
               <w:r>
                 <w:rPr>
                   <w:rFonts w:ascii="Arial" w:cs="Arial" w:eastAsia="Arial" w:hAnsi="Arial"/>
@@ -27951,7 +27951,7 @@
                 <w:delText xml:space="preserve">; P(rain) =</w:delText>
               </w:r>
             </w:del>
-            <w:ins w:id="9156" w:author="Claude (AI) - proposed" w:date="2026-10-15T12:58:38Z">
+            <w:ins w:id="9156" w:author="Claude (AI) - proposed" w:date="2026-10-18T00:31:47Z">
               <w:r>
                 <w:rPr>
                   <w:rFonts w:ascii="Arial" w:cs="Arial" w:eastAsia="Arial" w:hAnsi="Arial"/>
@@ -27979,7 +27979,7 @@
               </w:rPr>
               <w:t xml:space="preserve"> 0.7</w:t>
             </w:r>
-            <w:del w:id="9157" w:author="Claude (AI) - proposed" w:date="2026-10-15T12:58:38Z">
+            <w:del w:id="9157" w:author="Claude (AI) - proposed" w:date="2026-10-18T00:31:47Z">
               <w:r>
                 <w:rPr>
                   <w:rFonts w:ascii="Arial" w:cs="Arial" w:eastAsia="Arial" w:hAnsi="Arial"/>
@@ -27994,7 +27994,7 @@
                 <w:delText xml:space="preserve">, P(no rain) =</w:delText>
               </w:r>
             </w:del>
-            <w:ins w:id="9158" w:author="Claude (AI) - proposed" w:date="2026-10-15T12:58:38Z">
+            <w:ins w:id="9158" w:author="Claude (AI) - proposed" w:date="2026-10-18T00:31:47Z">
               <w:r>
                 <w:rPr>
                   <w:rFonts w:ascii="Arial" w:cs="Arial" w:eastAsia="Arial" w:hAnsi="Arial"/>
@@ -28022,7 +28022,7 @@
               </w:rPr>
               <w:t xml:space="preserve"> 0.3</w:t>
             </w:r>
-            <w:ins w:id="9159" w:author="Claude (AI) - proposed" w:date="2026-10-15T12:58:38Z">
+            <w:ins w:id="9159" w:author="Claude (AI) - proposed" w:date="2026-10-18T00:31:47Z">
               <w:r>
                 <w:rPr>
                   <w:rFonts w:ascii="Arial" w:cs="Arial" w:eastAsia="Arial" w:hAnsi="Arial"/>
@@ -28083,7 +28083,7 @@
               </w:rPr>
               <w:t xml:space="preserve">Say: 'Our model has to explain what happens over two days, not just one. Add the tree to your model and show how it connects to Wanjiru's decision.' Give </w:t>
             </w:r>
-            <w:del w:id="9160" w:author="Claude (AI) - proposed" w:date="2026-10-15T12:58:38Z">
+            <w:del w:id="9160" w:author="Claude (AI) - proposed" w:date="2026-10-18T00:31:47Z">
               <w:r>
                 <w:rPr>
                   <w:rFonts w:ascii="Arial" w:cs="Arial" w:eastAsia="Arial" w:hAnsi="Arial"/>
@@ -28098,7 +28098,7 @@
                 <w:delText xml:space="preserve">8</w:delText>
               </w:r>
             </w:del>
-            <w:ins w:id="9161" w:author="Claude (AI) - proposed" w:date="2026-10-15T12:58:38Z">
+            <w:ins w:id="9161" w:author="Claude (AI) - proposed" w:date="2026-10-18T00:31:47Z">
               <w:r>
                 <w:rPr>
                   <w:rFonts w:ascii="Arial" w:cs="Arial" w:eastAsia="Arial" w:hAnsi="Arial"/>
@@ -28126,7 +28126,7 @@
               </w:rPr>
               <w:t xml:space="preserve"> minutes for individual updating and </w:t>
             </w:r>
-            <w:del w:id="9162" w:author="Claude (AI) - proposed" w:date="2026-10-15T12:58:38Z">
+            <w:del w:id="9162" w:author="Claude (AI) - proposed" w:date="2026-10-18T00:31:47Z">
               <w:r>
                 <w:rPr>
                   <w:rFonts w:ascii="Arial" w:cs="Arial" w:eastAsia="Arial" w:hAnsi="Arial"/>
@@ -28141,7 +28141,7 @@
                 <w:delText xml:space="preserve">5</w:delText>
               </w:r>
             </w:del>
-            <w:ins w:id="9163" w:author="Claude (AI) - proposed" w:date="2026-10-15T12:58:38Z">
+            <w:ins w:id="9163" w:author="Claude (AI) - proposed" w:date="2026-10-18T00:31:47Z">
               <w:r>
                 <w:rPr>
                   <w:rFonts w:ascii="Arial" w:cs="Arial" w:eastAsia="Arial" w:hAnsi="Arial"/>
@@ -28616,7 +28616,7 @@
         </w:rPr>
         <w:t xml:space="preserve">© 2026 SeaVuria and ARES. Aligned with KICD objectives. Developed by SeaVuria; technical implementation by ARES (with AI assistance from Claude). Licensed under </w:t>
       </w:r>
-      <w:hyperlink w:history="1" r:id="rId7ijefxnmncl75992czwix">
+      <w:hyperlink w:history="1" r:id="rIdji5w1u0nnxrwogv3pd_fr">
         <w:r>
           <w:rPr>
             <w:rFonts w:ascii="Arial" w:cs="Arial" w:eastAsia="Arial" w:hAnsi="Arial"/>
@@ -28637,7 +28637,7 @@
         </w:rPr>
         <w:t xml:space="preserve"> (</w:t>
       </w:r>
-      <w:hyperlink w:history="1" r:id="rIdife0mwydah_um6ngxj13m">
+      <w:hyperlink w:history="1" r:id="rIdhpfvz5vt3jmt9bxciwq08">
         <w:r>
           <w:rPr>
             <w:rFonts w:ascii="Arial" w:cs="Arial" w:eastAsia="Arial" w:hAnsi="Arial"/>
@@ -28954,7 +28954,7 @@
               </w:rPr>
               <w:t xml:space="preserve">Learners will explain that a forecast of 70% rain is a long-run measure of likelihood. It comes from past records (Kericho 14/20 = 0.7) and models. It does not guarantee the outcome on one day. They will use P(rain</w:t>
             </w:r>
-            <w:ins w:id="9164" w:author="Claude (AI) - proposed" w:date="2026-10-15T12:58:38Z">
+            <w:ins w:id="9164" w:author="Claude (AI) - proposed" w:date="2026-10-18T00:31:47Z">
               <w:r>
                 <w:rPr>
                   <w:rFonts w:ascii="Arial" w:cs="Arial" w:eastAsia="Arial" w:hAnsi="Arial"/>
@@ -28982,7 +28982,7 @@
               </w:rPr>
               <w:t xml:space="preserve">) = 0.7</w:t>
             </w:r>
-            <w:ins w:id="9165" w:author="Claude (AI) - proposed" w:date="2026-10-15T12:58:38Z">
+            <w:ins w:id="9165" w:author="Claude (AI) - proposed" w:date="2026-10-18T00:31:47Z">
               <w:r>
                 <w:rPr>
                   <w:rFonts w:ascii="Arial" w:cs="Arial" w:eastAsia="Arial" w:hAnsi="Arial"/>
@@ -29010,7 +29010,7 @@
               </w:rPr>
               <w:t xml:space="preserve">, P(storm) = 0.1, the day-state space S = {rain</w:t>
             </w:r>
-            <w:ins w:id="9166" w:author="Claude (AI) - proposed" w:date="2026-10-15T12:58:38Z">
+            <w:ins w:id="9166" w:author="Claude (AI) - proposed" w:date="2026-10-18T00:31:47Z">
               <w:r>
                 <w:rPr>
                   <w:rFonts w:ascii="Arial" w:cs="Arial" w:eastAsia="Arial" w:hAnsi="Arial"/>
@@ -29761,7 +29761,7 @@
             <w:pPr>
               <w:spacing w:after="20" w:before="0"/>
             </w:pPr>
-            <w:hyperlink w:history="1" r:id="rId2rkacpqgxpohilfqibycw">
+            <w:hyperlink w:history="1" r:id="rId_ttvuzxfs2aqzocdykaib">
               <w:r>
                 <w:rPr>
                   <w:rFonts w:ascii="Arial" w:cs="Arial" w:eastAsia="Arial" w:hAnsi="Arial"/>
@@ -29794,7 +29794,7 @@
               <w:spacing w:after="10" w:before="0"/>
               <w:ind w:left="120"/>
             </w:pPr>
-            <w:hyperlink w:history="1" r:id="rIdhh4rnt_xepntm_itsa9pq">
+            <w:hyperlink w:history="1" r:id="rIdf8o24ujpftztt0nrwaag9">
               <w:r>
                 <w:rPr>
                   <w:rFonts w:ascii="Arial" w:cs="Arial" w:eastAsia="Arial" w:hAnsi="Arial"/>
@@ -29839,7 +29839,7 @@
             <w:pPr>
               <w:spacing w:after="20" w:before="0"/>
             </w:pPr>
-            <w:hyperlink w:history="1" r:id="rIdgmxl2djp-o4pvsaxnon-w">
+            <w:hyperlink w:history="1" r:id="rIdn403cxcdg-v-d6sukgywu">
               <w:r>
                 <w:rPr>
                   <w:rFonts w:ascii="Arial" w:cs="Arial" w:eastAsia="Arial" w:hAnsi="Arial"/>
@@ -29888,7 +29888,7 @@
               <w:spacing w:after="10" w:before="0"/>
               <w:ind w:left="120"/>
             </w:pPr>
-            <w:hyperlink w:history="1" r:id="rIdbxakn0cgmdv4ptbj0rxhr">
+            <w:hyperlink w:history="1" r:id="rIdhskk3ds5rg8wzd5aaal7k">
               <w:r>
                 <w:rPr>
                   <w:rFonts w:ascii="Arial" w:cs="Arial" w:eastAsia="Arial" w:hAnsi="Arial"/>
@@ -30088,7 +30088,7 @@
             <w:pPr>
               <w:spacing w:after="20" w:before="0"/>
             </w:pPr>
-            <w:hyperlink w:history="1" r:id="rId_uefy4mugq5iluslprm0s">
+            <w:hyperlink w:history="1" r:id="rId_mmrdunygwzqhyofjfn2g">
               <w:r>
                 <w:rPr>
                   <w:rFonts w:ascii="Arial" w:cs="Arial" w:eastAsia="Arial" w:hAnsi="Arial"/>
@@ -30121,7 +30121,7 @@
               <w:spacing w:after="10" w:before="0"/>
               <w:ind w:left="120"/>
             </w:pPr>
-            <w:hyperlink w:history="1" r:id="rIdvt3uc7_myhaqqu9rfdcav">
+            <w:hyperlink w:history="1" r:id="rIdlvyfnetjddr-s26jfrjuv">
               <w:r>
                 <w:rPr>
                   <w:rFonts w:ascii="Arial" w:cs="Arial" w:eastAsia="Arial" w:hAnsi="Arial"/>
@@ -30166,7 +30166,7 @@
             <w:pPr>
               <w:spacing w:after="20" w:before="0"/>
             </w:pPr>
-            <w:hyperlink w:history="1" r:id="rIdilykok979yzkj-0yhv8ru">
+            <w:hyperlink w:history="1" r:id="rIdwju9kdf_aevrfvpptoxgu">
               <w:r>
                 <w:rPr>
                   <w:rFonts w:ascii="Arial" w:cs="Arial" w:eastAsia="Arial" w:hAnsi="Arial"/>
@@ -30215,7 +30215,7 @@
               <w:spacing w:after="10" w:before="0"/>
               <w:ind w:left="120"/>
             </w:pPr>
-            <w:hyperlink w:history="1" r:id="rIdfruxoglv-mmyjxy3xa9ax">
+            <w:hyperlink w:history="1" r:id="rIdrf_njlq0xouuxvex8kvtg">
               <w:r>
                 <w:rPr>
                   <w:rFonts w:ascii="Arial" w:cs="Arial" w:eastAsia="Arial" w:hAnsi="Arial"/>
@@ -30260,7 +30260,7 @@
               </w:rPr>
               <w:t xml:space="preserve">In groups of 5, learners work through three decision cards, with roles of reader, calculator, tree-drawer, checker and reporter, rotating every card. Card 1, Wanjiru near Eldoret: they redraw the two-day tree (R 0.7, N 0.3) and read off P(RR) = 0.49, P(at least one rainy day) = 1 - 0.09 = 0.91 and P(exactly one) = 0.42. They compare with the class rule: </w:t>
             </w:r>
-            <w:ins w:id="9167" w:author="Claude (AI) - proposed" w:date="2026-10-15T12:58:38Z">
+            <w:ins w:id="9167" w:author="Claude (AI) - proposed" w:date="2026-10-18T00:31:47Z">
               <w:r>
                 <w:rPr>
                   <w:rFonts w:ascii="Arial" w:cs="Arial" w:eastAsia="Arial" w:hAnsi="Arial"/>
@@ -30288,7 +30288,7 @@
               </w:rPr>
               <w:t xml:space="preserve">plant if P(rain on </w:t>
             </w:r>
-            <w:del w:id="9168" w:author="Claude (AI) - proposed" w:date="2026-10-15T12:58:38Z">
+            <w:del w:id="9168" w:author="Claude (AI) - proposed" w:date="2026-10-18T00:31:47Z">
               <w:r>
                 <w:rPr>
                   <w:rFonts w:ascii="Arial" w:cs="Arial" w:eastAsia="Arial" w:hAnsi="Arial"/>
@@ -30303,7 +30303,7 @@
                 <w:delText xml:space="preserve">each</w:delText>
               </w:r>
             </w:del>
-            <w:ins w:id="9169" w:author="Claude (AI) - proposed" w:date="2026-10-15T12:58:38Z">
+            <w:ins w:id="9169" w:author="Claude (AI) - proposed" w:date="2026-10-18T00:31:47Z">
               <w:r>
                 <w:rPr>
                   <w:rFonts w:ascii="Arial" w:cs="Arial" w:eastAsia="Arial" w:hAnsi="Arial"/>
@@ -30331,7 +30331,7 @@
               </w:rPr>
               <w:t xml:space="preserve"> of the next two days) &gt;= 0.49</w:t>
             </w:r>
-            <w:del w:id="9170" w:author="Claude (AI) - proposed" w:date="2026-10-15T12:58:38Z">
+            <w:del w:id="9170" w:author="Claude (AI) - proposed" w:date="2026-10-18T00:31:47Z">
               <w:r>
                 <w:rPr>
                   <w:rFonts w:ascii="Arial" w:cs="Arial" w:eastAsia="Arial" w:hAnsi="Arial"/>
@@ -30392,7 +30392,7 @@
               </w:rPr>
               <w:t xml:space="preserve">Hand out the cards and state: 'These thresholds are classroom decision rules for our practice, not real KMD rules.' Circulate and ask each group: 'Which law did you use, and how do you know the events are independent or mutually exclusive?' (backs Lessons 5-7). If groups struggle with the tree, say: 'Remind me, what do we do along a branch? What do we do across outcomes?' Prompt on Card 1: 'Why is 0.91 a better reason to plant than 0.49?' Prompt on Card 2: 'The probability is exactly equal to the threshold. What does that mean for the pilot?' Prompt on Card 3: 'Which of the two conditions is met? Both?' Give groups </w:t>
             </w:r>
-            <w:del w:id="9171" w:author="Claude (AI) - proposed" w:date="2026-10-15T12:58:38Z">
+            <w:del w:id="9171" w:author="Claude (AI) - proposed" w:date="2026-10-18T00:31:47Z">
               <w:r>
                 <w:rPr>
                   <w:rFonts w:ascii="Arial" w:cs="Arial" w:eastAsia="Arial" w:hAnsi="Arial"/>
@@ -30407,7 +30407,7 @@
                 <w:delText xml:space="preserve">20</w:delText>
               </w:r>
             </w:del>
-            <w:ins w:id="9172" w:author="Claude (AI) - proposed" w:date="2026-10-15T12:58:38Z">
+            <w:ins w:id="9172" w:author="Claude (AI) - proposed" w:date="2026-10-18T00:31:47Z">
               <w:r>
                 <w:rPr>
                   <w:rFonts w:ascii="Arial" w:cs="Arial" w:eastAsia="Arial" w:hAnsi="Arial"/>
@@ -30501,7 +30501,7 @@
               </w:rPr>
               <w:t xml:space="preserve">Check that groups: (1) reach P(RR) = 0.49, P(at least one) = 0.91, P(exactly one) = 0.42; (2) add 0.6 + 0.1 = 0.7 and recognise that rain for the farmer includes storm; (3) correctly say 0.1 meets the pilot threshold</w:t>
             </w:r>
-            <w:ins w:id="9173" w:author="Claude (AI) - proposed" w:date="2026-10-15T12:58:38Z">
+            <w:ins w:id="9173" w:author="Claude (AI) - proposed" w:date="2026-10-18T00:31:47Z">
               <w:r>
                 <w:rPr>
                   <w:rFonts w:ascii="Arial" w:cs="Arial" w:eastAsia="Arial" w:hAnsi="Arial"/>
@@ -30585,7 +30585,7 @@
             <w:pPr>
               <w:spacing w:after="20" w:before="0"/>
             </w:pPr>
-            <w:hyperlink w:history="1" r:id="rIdvhk1wju9tjgdfq0qxu9yk">
+            <w:hyperlink w:history="1" r:id="rId3okk0m3d_cfpcti7ju64p">
               <w:r>
                 <w:rPr>
                   <w:rFonts w:ascii="Arial" w:cs="Arial" w:eastAsia="Arial" w:hAnsi="Arial"/>
@@ -30618,7 +30618,7 @@
               <w:spacing w:after="10" w:before="0"/>
               <w:ind w:left="120"/>
             </w:pPr>
-            <w:hyperlink w:history="1" r:id="rIdtq74efheg_z-re4zrorgt">
+            <w:hyperlink w:history="1" r:id="rIdoz8txw96uz5un_vthnf6g">
               <w:r>
                 <w:rPr>
                   <w:rFonts w:ascii="Arial" w:cs="Arial" w:eastAsia="Arial" w:hAnsi="Arial"/>
@@ -30663,7 +30663,7 @@
             <w:pPr>
               <w:spacing w:after="20" w:before="0"/>
             </w:pPr>
-            <w:hyperlink w:history="1" r:id="rIdnl0bhqhacuus5ft28hlxz">
+            <w:hyperlink w:history="1" r:id="rIdnglpzv46nzwimceomohrk">
               <w:r>
                 <w:rPr>
                   <w:rFonts w:ascii="Arial" w:cs="Arial" w:eastAsia="Arial" w:hAnsi="Arial"/>
@@ -30712,7 +30712,7 @@
               <w:spacing w:after="10" w:before="0"/>
               <w:ind w:left="120"/>
             </w:pPr>
-            <w:hyperlink w:history="1" r:id="rIdacuidqqavvne3pnbhexhr">
+            <w:hyperlink w:history="1" r:id="rIdq4sebtdurnlcmjmkxo5mo">
               <w:r>
                 <w:rPr>
                   <w:rFonts w:ascii="Arial" w:cs="Arial" w:eastAsia="Arial" w:hAnsi="Arial"/>
@@ -30757,7 +30757,7 @@
               </w:rPr>
               <w:t xml:space="preserve">Individually, learners write a Final Explanation of 8-10 lines using Claim-Evidence-Reasoning that answers: 'Why do Wanjiru, Captain Otieno and the county office act on a 70% forecast even though it does not guarantee rain?' Sentence starters: 'My claim is...', 'The evidence is... (Kericho 14/20 = 0.7; tree 0.49 and 0.91; P(storm) = 0.1; 0.6 + 0.1 = 0.7)', 'This means...'. They must include: (1) where 0.7 comes from (past records and models, relative frequency); (2) that it means about 7 in every 10 similar days in the long run; (3) how laws and the tree combine probabilities for two days; (4) why a decision can be good and still be unlucky on one day. They swap with a partner and use a checklist to give one star and one suggestion. They then discuss in the whole class: 'If Wanjiru plants and the next two days are dry, was her decision bad?'</w:t>
             </w:r>
-            <w:ins w:id="9174" w:author="Claude (AI) - proposed" w:date="2026-10-15T12:58:38Z">
+            <w:ins w:id="9174" w:author="Claude (AI) - proposed" w:date="2026-10-18T00:31:47Z">
               <w:r>
                 <w:rPr>
                   <w:rFonts w:ascii="Arial" w:cs="Arial" w:eastAsia="Arial" w:hAnsi="Arial"/>
@@ -30805,7 +30805,7 @@
               </w:rPr>
               <w:t xml:space="preserve">Say: 'You are now the experts. Your job is to explain to a neighbour who thinks forecasts are useless.' Share the CER checklist on the board. Give </w:t>
             </w:r>
-            <w:del w:id="9175" w:author="Claude (AI) - proposed" w:date="2026-10-15T12:58:38Z">
+            <w:del w:id="9175" w:author="Claude (AI) - proposed" w:date="2026-10-18T00:31:47Z">
               <w:r>
                 <w:rPr>
                   <w:rFonts w:ascii="Arial" w:cs="Arial" w:eastAsia="Arial" w:hAnsi="Arial"/>
@@ -30820,7 +30820,7 @@
                 <w:delText xml:space="preserve">10</w:delText>
               </w:r>
             </w:del>
-            <w:ins w:id="9176" w:author="Claude (AI) - proposed" w:date="2026-10-15T12:58:38Z">
+            <w:ins w:id="9176" w:author="Claude (AI) - proposed" w:date="2026-10-18T00:31:47Z">
               <w:r>
                 <w:rPr>
                   <w:rFonts w:ascii="Arial" w:cs="Arial" w:eastAsia="Arial" w:hAnsi="Arial"/>
@@ -30970,7 +30970,7 @@
             <w:pPr>
               <w:spacing w:after="20" w:before="0"/>
             </w:pPr>
-            <w:hyperlink w:history="1" r:id="rIdoaudocw5tiapypq784goq">
+            <w:hyperlink w:history="1" r:id="rIdyvx0vnfa6ly7ci4zatbp_">
               <w:r>
                 <w:rPr>
                   <w:rFonts w:ascii="Arial" w:cs="Arial" w:eastAsia="Arial" w:hAnsi="Arial"/>
@@ -31003,7 +31003,7 @@
               <w:spacing w:after="10" w:before="0"/>
               <w:ind w:left="120"/>
             </w:pPr>
-            <w:hyperlink w:history="1" r:id="rIdrvjuvwnmd5cpr1mbpqwdx">
+            <w:hyperlink w:history="1" r:id="rIdkovhaxsbrl5zzhndlrkqz">
               <w:r>
                 <w:rPr>
                   <w:rFonts w:ascii="Arial" w:cs="Arial" w:eastAsia="Arial" w:hAnsi="Arial"/>
@@ -31048,7 +31048,7 @@
             <w:pPr>
               <w:spacing w:after="20" w:before="0"/>
             </w:pPr>
-            <w:hyperlink w:history="1" r:id="rIda143itoeemytxno1w4vs2">
+            <w:hyperlink w:history="1" r:id="rIdsalk3nmd5hkd2ys44ldof">
               <w:r>
                 <w:rPr>
                   <w:rFonts w:ascii="Arial" w:cs="Arial" w:eastAsia="Arial" w:hAnsi="Arial"/>
@@ -31097,7 +31097,7 @@
               <w:spacing w:after="10" w:before="0"/>
               <w:ind w:left="120"/>
             </w:pPr>
-            <w:hyperlink w:history="1" r:id="rId5e2ri0xbg8hg1tsnpcx_n">
+            <w:hyperlink w:history="1" r:id="rIdke7osf5w2wxc-ba4h7d-q">
               <w:r>
                 <w:rPr>
                   <w:rFonts w:ascii="Arial" w:cs="Arial" w:eastAsia="Arial" w:hAnsi="Arial"/>
@@ -31175,7 +31175,7 @@
               </w:rPr>
               <w:t xml:space="preserve">Open the DQB and say: 'Look at the questions we asked on Day 1. Which can you answer now? Show me the evidence.' Give groups 8 minutes for sorting. Ask: 'Which lesson helped you answer this one?' Then facilitate a 4-minute whole-class synthesis. Cold-call 4 learners, one per zone or question type. WAIT TIME 10-15 seconds. Model a strong answer: 'Probability is applied by measuring how likely events are from past records and rules, then comparing those probabilities with the cost of being wrong to decide.' Accept genuine open questions and explain that they are a sign of good science. Link back to </w:t>
             </w:r>
-            <w:del w:id="9177" w:author="Claude (AI) - proposed" w:date="2026-10-15T12:58:38Z">
+            <w:del w:id="9177" w:author="Claude (AI) - proposed" w:date="2026-10-18T00:31:47Z">
               <w:r>
                 <w:rPr>
                   <w:rFonts w:ascii="Arial" w:cs="Arial" w:eastAsia="Arial" w:hAnsi="Arial"/>
@@ -31190,7 +31190,7 @@
                 <w:delText xml:space="preserve">KICD key inquiries</w:delText>
               </w:r>
             </w:del>
-            <w:ins w:id="9178" w:author="Claude (AI) - proposed" w:date="2026-10-15T12:58:38Z">
+            <w:ins w:id="9178" w:author="Claude (AI) - proposed" w:date="2026-10-18T00:31:47Z">
               <w:r>
                 <w:rPr>
                   <w:rFonts w:ascii="Arial" w:cs="Arial" w:eastAsia="Arial" w:hAnsi="Arial"/>
@@ -31340,7 +31340,7 @@
             <w:pPr>
               <w:spacing w:after="20" w:before="0"/>
             </w:pPr>
-            <w:hyperlink w:history="1" r:id="rIdlra4fthed_bo5gqcsxxu8">
+            <w:hyperlink w:history="1" r:id="rIdozcgfp8d0dopjo_m7zz3-">
               <w:r>
                 <w:rPr>
                   <w:rFonts w:ascii="Arial" w:cs="Arial" w:eastAsia="Arial" w:hAnsi="Arial"/>
@@ -31389,7 +31389,7 @@
               <w:spacing w:after="10" w:before="0"/>
               <w:ind w:left="120"/>
             </w:pPr>
-            <w:hyperlink w:history="1" r:id="rIdxthpnwgkg2-7q-eyoqlao">
+            <w:hyperlink w:history="1" r:id="rIdtnpaflkplm88ouo_rfo-a">
               <w:r>
                 <w:rPr>
                   <w:rFonts w:ascii="Arial" w:cs="Arial" w:eastAsia="Arial" w:hAnsi="Arial"/>
@@ -31434,7 +31434,7 @@
             <w:pPr>
               <w:spacing w:after="20" w:before="0"/>
             </w:pPr>
-            <w:hyperlink w:history="1" r:id="rIdars9mjyvi3f7rxaqbsshm">
+            <w:hyperlink w:history="1" r:id="rId-eozv7o4sreg0cjptdsvd">
               <w:r>
                 <w:rPr>
                   <w:rFonts w:ascii="Arial" w:cs="Arial" w:eastAsia="Arial" w:hAnsi="Arial"/>
@@ -31483,7 +31483,7 @@
               <w:spacing w:after="10" w:before="0"/>
               <w:ind w:left="120"/>
             </w:pPr>
-            <w:hyperlink w:history="1" r:id="rId3q1ax5ekldaznvbkln670">
+            <w:hyperlink w:history="1" r:id="rIdwg4bumc-u6f4zpm1cl4c5">
               <w:r>
                 <w:rPr>
                   <w:rFonts w:ascii="Arial" w:cs="Arial" w:eastAsia="Arial" w:hAnsi="Arial"/>
@@ -31561,7 +31561,7 @@
               </w:rPr>
               <w:t xml:space="preserve">Say: 'Place your first model next to your new one. What is the biggest change?' Give </w:t>
             </w:r>
-            <w:del w:id="9179" w:author="Claude (AI) - proposed" w:date="2026-10-15T12:58:38Z">
+            <w:del w:id="9179" w:author="Claude (AI) - proposed" w:date="2026-10-18T00:31:47Z">
               <w:r>
                 <w:rPr>
                   <w:rFonts w:ascii="Arial" w:cs="Arial" w:eastAsia="Arial" w:hAnsi="Arial"/>
@@ -31576,7 +31576,7 @@
                 <w:delText xml:space="preserve">12</w:delText>
               </w:r>
             </w:del>
-            <w:ins w:id="9180" w:author="Claude (AI) - proposed" w:date="2026-10-15T12:58:38Z">
+            <w:ins w:id="9180" w:author="Claude (AI) - proposed" w:date="2026-10-18T00:31:47Z">
               <w:r>
                 <w:rPr>
                   <w:rFonts w:ascii="Arial" w:cs="Arial" w:eastAsia="Arial" w:hAnsi="Arial"/>
@@ -32031,7 +32031,7 @@
               </w:rPr>
               <w:t xml:space="preserve">A forecast of 70% chance of rain does not guarantee rain. It means that in a long run of similar days about 7 out of every 10 have rain, worked out from past records and models. Because these numbers come from many past trials, Wanjiru can prepare to plant and keep irrigation as backup, Captain Otieno </w:t>
             </w:r>
-            <w:del w:id="9181" w:author="Claude (AI) - proposed" w:date="2026-10-15T12:58:38Z">
+            <w:del w:id="9181" w:author="Claude (AI) - proposed" w:date="2026-10-18T00:31:47Z">
               <w:r>
                 <w:rPr>
                   <w:rFonts w:ascii="Arial" w:cs="Arial" w:eastAsia="Arial" w:hAnsi="Arial"/>
@@ -32046,7 +32046,7 @@
                 <w:delText xml:space="preserve">can plan for a possible 10% storm and check again</w:delText>
               </w:r>
             </w:del>
-            <w:ins w:id="9182" w:author="Claude (AI) - proposed" w:date="2026-10-15T12:58:38Z">
+            <w:ins w:id="9182" w:author="Claude (AI) - proposed" w:date="2026-10-18T00:31:47Z">
               <w:r>
                 <w:rPr>
                   <w:rFonts w:ascii="Arial" w:cs="Arial" w:eastAsia="Arial" w:hAnsi="Arial"/>
@@ -32094,7 +32094,7 @@
         </w:rPr>
         <w:t xml:space="preserve">© 2026 SeaVuria and ARES. Aligned with KICD objectives. Developed by SeaVuria; technical implementation by ARES (with AI assistance from Claude). Licensed under </w:t>
       </w:r>
-      <w:hyperlink w:history="1" r:id="rIdynozddrlna6ap1xrniwfj">
+      <w:hyperlink w:history="1" r:id="rIdtbqwrb2idk1v6rzfhcux9">
         <w:r>
           <w:rPr>
             <w:rFonts w:ascii="Arial" w:cs="Arial" w:eastAsia="Arial" w:hAnsi="Arial"/>
@@ -32115,7 +32115,7 @@
         </w:rPr>
         <w:t xml:space="preserve"> (</w:t>
       </w:r>
-      <w:hyperlink w:history="1" r:id="rId4arfn217khsw9dow7fd8r">
+      <w:hyperlink w:history="1" r:id="rIddblgtmbfjoezn21w51l7f">
         <w:r>
           <w:rPr>
             <w:rFonts w:ascii="Arial" w:cs="Arial" w:eastAsia="Arial" w:hAnsi="Arial"/>
